--- a/文档/轨迹优化/最小SNAP融合最小JERK研究.docx
+++ b/文档/轨迹优化/最小SNAP融合最小JERK研究.docx
@@ -209,10 +209,10 @@
             <v:path o:extrusionok="f" gradientshapeok="t" o:connecttype="rect"/>
             <o:lock v:ext="edit" aspectratio="t"/>
           </v:shapetype>
-          <v:shape id="_x0000_i1025" type="#_x0000_t75" style="width:12.65pt;height:18.45pt" o:ole="">
+          <v:shape id="_x0000_i1025" type="#_x0000_t75" style="width:12.5pt;height:18.15pt" o:ole="">
             <v:imagedata r:id="rId5" o:title=""/>
           </v:shape>
-          <o:OLEObject Type="Embed" ProgID="Equation.DSMT4" ShapeID="_x0000_i1025" DrawAspect="Content" ObjectID="_1848762491" r:id="rId6"/>
+          <o:OLEObject Type="Embed" ProgID="Equation.DSMT4" ShapeID="_x0000_i1025" DrawAspect="Content" ObjectID="_1848816274" r:id="rId6"/>
         </w:object>
       </w:r>
       <w:r>
@@ -226,10 +226,10 @@
           <w:position w:val="-12"/>
         </w:rPr>
         <w:object w:dxaOrig="240" w:dyaOrig="360" w14:anchorId="196FDD3D">
-          <v:shape id="_x0000_i1026" type="#_x0000_t75" style="width:12.1pt;height:18.45pt" o:ole="">
+          <v:shape id="_x0000_i1026" type="#_x0000_t75" style="width:11.9pt;height:18.15pt" o:ole="">
             <v:imagedata r:id="rId7" o:title=""/>
           </v:shape>
-          <o:OLEObject Type="Embed" ProgID="Equation.DSMT4" ShapeID="_x0000_i1026" DrawAspect="Content" ObjectID="_1848762492" r:id="rId8"/>
+          <o:OLEObject Type="Embed" ProgID="Equation.DSMT4" ShapeID="_x0000_i1026" DrawAspect="Content" ObjectID="_1848816275" r:id="rId8"/>
         </w:object>
       </w:r>
       <w:r>
@@ -243,10 +243,10 @@
           <w:position w:val="-12"/>
         </w:rPr>
         <w:object w:dxaOrig="260" w:dyaOrig="360" w14:anchorId="72E7205F">
-          <v:shape id="_x0000_i1027" type="#_x0000_t75" style="width:12.65pt;height:18.45pt" o:ole="">
+          <v:shape id="_x0000_i1027" type="#_x0000_t75" style="width:12.5pt;height:18.15pt" o:ole="">
             <v:imagedata r:id="rId9" o:title=""/>
           </v:shape>
-          <o:OLEObject Type="Embed" ProgID="Equation.DSMT4" ShapeID="_x0000_i1027" DrawAspect="Content" ObjectID="_1848762493" r:id="rId10"/>
+          <o:OLEObject Type="Embed" ProgID="Equation.DSMT4" ShapeID="_x0000_i1027" DrawAspect="Content" ObjectID="_1848816276" r:id="rId10"/>
         </w:object>
       </w:r>
       <w:r>
@@ -269,10 +269,10 @@
           <w:position w:val="-12"/>
         </w:rPr>
         <w:object w:dxaOrig="260" w:dyaOrig="360" w14:anchorId="2C3D9D43">
-          <v:shape id="_x0000_i1028" type="#_x0000_t75" style="width:12.65pt;height:18.45pt" o:ole="">
+          <v:shape id="_x0000_i1028" type="#_x0000_t75" style="width:12.5pt;height:18.15pt" o:ole="">
             <v:imagedata r:id="rId11" o:title=""/>
           </v:shape>
-          <o:OLEObject Type="Embed" ProgID="Equation.DSMT4" ShapeID="_x0000_i1028" DrawAspect="Content" ObjectID="_1848762494" r:id="rId12"/>
+          <o:OLEObject Type="Embed" ProgID="Equation.DSMT4" ShapeID="_x0000_i1028" DrawAspect="Content" ObjectID="_1848816277" r:id="rId12"/>
         </w:object>
       </w:r>
       <w:r>
@@ -286,10 +286,10 @@
           <w:position w:val="-6"/>
         </w:rPr>
         <w:object w:dxaOrig="480" w:dyaOrig="279" w14:anchorId="4B1B43BD">
-          <v:shape id="_x0000_i1029" type="#_x0000_t75" style="width:23.6pt;height:14.4pt" o:ole="">
+          <v:shape id="_x0000_i1029" type="#_x0000_t75" style="width:23.8pt;height:14.4pt" o:ole="">
             <v:imagedata r:id="rId13" o:title=""/>
           </v:shape>
-          <o:OLEObject Type="Embed" ProgID="Equation.DSMT4" ShapeID="_x0000_i1029" DrawAspect="Content" ObjectID="_1848762495" r:id="rId14"/>
+          <o:OLEObject Type="Embed" ProgID="Equation.DSMT4" ShapeID="_x0000_i1029" DrawAspect="Content" ObjectID="_1848816278" r:id="rId14"/>
         </w:object>
       </w:r>
       <w:proofErr w:type="gramStart"/>
@@ -311,10 +311,10 @@
           <w:position w:val="-6"/>
         </w:rPr>
         <w:object w:dxaOrig="200" w:dyaOrig="279" w14:anchorId="7007C0FA">
-          <v:shape id="_x0000_i1030" type="#_x0000_t75" style="width:10.35pt;height:14.4pt" o:ole="">
+          <v:shape id="_x0000_i1030" type="#_x0000_t75" style="width:10.65pt;height:14.4pt" o:ole="">
             <v:imagedata r:id="rId15" o:title=""/>
           </v:shape>
-          <o:OLEObject Type="Embed" ProgID="Equation.DSMT4" ShapeID="_x0000_i1030" DrawAspect="Content" ObjectID="_1848762496" r:id="rId16"/>
+          <o:OLEObject Type="Embed" ProgID="Equation.DSMT4" ShapeID="_x0000_i1030" DrawAspect="Content" ObjectID="_1848816279" r:id="rId16"/>
         </w:object>
       </w:r>
       <w:r>
@@ -345,10 +345,10 @@
           <w:position w:val="-72"/>
         </w:rPr>
         <w:object w:dxaOrig="4280" w:dyaOrig="1560" w14:anchorId="20F37106">
-          <v:shape id="_x0000_i1031" type="#_x0000_t75" style="width:214.25pt;height:78.35pt" o:ole="">
+          <v:shape id="_x0000_i1031" type="#_x0000_t75" style="width:214.1pt;height:78.25pt" o:ole="">
             <v:imagedata r:id="rId17" o:title=""/>
           </v:shape>
-          <o:OLEObject Type="Embed" ProgID="Equation.DSMT4" ShapeID="_x0000_i1031" DrawAspect="Content" ObjectID="_1848762497" r:id="rId18"/>
+          <o:OLEObject Type="Embed" ProgID="Equation.DSMT4" ShapeID="_x0000_i1031" DrawAspect="Content" ObjectID="_1848816280" r:id="rId18"/>
         </w:object>
       </w:r>
     </w:p>
@@ -368,10 +368,10 @@
           <w:position w:val="-14"/>
         </w:rPr>
         <w:object w:dxaOrig="740" w:dyaOrig="380" w14:anchorId="4DCADCC5">
-          <v:shape id="_x0000_i1032" type="#_x0000_t75" style="width:36.85pt;height:19pt" o:ole="">
+          <v:shape id="_x0000_i1032" type="#_x0000_t75" style="width:36.95pt;height:18.8pt" o:ole="">
             <v:imagedata r:id="rId19" o:title=""/>
           </v:shape>
-          <o:OLEObject Type="Embed" ProgID="Equation.DSMT4" ShapeID="_x0000_i1032" DrawAspect="Content" ObjectID="_1848762498" r:id="rId20"/>
+          <o:OLEObject Type="Embed" ProgID="Equation.DSMT4" ShapeID="_x0000_i1032" DrawAspect="Content" ObjectID="_1848816281" r:id="rId20"/>
         </w:object>
       </w:r>
       <w:bookmarkEnd w:id="0"/>
@@ -386,10 +386,10 @@
           <w:position w:val="-6"/>
         </w:rPr>
         <w:object w:dxaOrig="139" w:dyaOrig="260" w14:anchorId="4FBED279">
-          <v:shape id="_x0000_i1033" type="#_x0000_t75" style="width:6.9pt;height:12.65pt" o:ole="">
+          <v:shape id="_x0000_i1033" type="#_x0000_t75" style="width:6.9pt;height:12.5pt" o:ole="">
             <v:imagedata r:id="rId21" o:title=""/>
           </v:shape>
-          <o:OLEObject Type="Embed" ProgID="Equation.DSMT4" ShapeID="_x0000_i1033" DrawAspect="Content" ObjectID="_1848762499" r:id="rId22"/>
+          <o:OLEObject Type="Embed" ProgID="Equation.DSMT4" ShapeID="_x0000_i1033" DrawAspect="Content" ObjectID="_1848816282" r:id="rId22"/>
         </w:object>
       </w:r>
       <w:proofErr w:type="gramStart"/>
@@ -405,10 +405,10 @@
           <w:position w:val="-6"/>
         </w:rPr>
         <w:object w:dxaOrig="200" w:dyaOrig="279" w14:anchorId="3E3F373E">
-          <v:shape id="_x0000_i1034" type="#_x0000_t75" style="width:10.35pt;height:14.4pt" o:ole="">
+          <v:shape id="_x0000_i1034" type="#_x0000_t75" style="width:10.65pt;height:14.4pt" o:ole="">
             <v:imagedata r:id="rId23" o:title=""/>
           </v:shape>
-          <o:OLEObject Type="Embed" ProgID="Equation.DSMT4" ShapeID="_x0000_i1034" DrawAspect="Content" ObjectID="_1848762500" r:id="rId24"/>
+          <o:OLEObject Type="Embed" ProgID="Equation.DSMT4" ShapeID="_x0000_i1034" DrawAspect="Content" ObjectID="_1848816283" r:id="rId24"/>
         </w:object>
       </w:r>
       <w:r>
@@ -434,10 +434,10 @@
           <w:position w:val="-12"/>
         </w:rPr>
         <w:object w:dxaOrig="240" w:dyaOrig="360" w14:anchorId="4C9073DE">
-          <v:shape id="_x0000_i1035" type="#_x0000_t75" style="width:12.1pt;height:18.45pt" o:ole="">
+          <v:shape id="_x0000_i1035" type="#_x0000_t75" style="width:11.9pt;height:18.15pt" o:ole="">
             <v:imagedata r:id="rId25" o:title=""/>
           </v:shape>
-          <o:OLEObject Type="Embed" ProgID="Equation.DSMT4" ShapeID="_x0000_i1035" DrawAspect="Content" ObjectID="_1848762501" r:id="rId26"/>
+          <o:OLEObject Type="Embed" ProgID="Equation.DSMT4" ShapeID="_x0000_i1035" DrawAspect="Content" ObjectID="_1848816284" r:id="rId26"/>
         </w:object>
       </w:r>
       <w:r>
@@ -451,10 +451,10 @@
           <w:position w:val="-6"/>
         </w:rPr>
         <w:object w:dxaOrig="200" w:dyaOrig="220" w14:anchorId="3C7CBA98">
-          <v:shape id="_x0000_i1036" type="#_x0000_t75" style="width:10.35pt;height:10.95pt" o:ole="">
+          <v:shape id="_x0000_i1036" type="#_x0000_t75" style="width:10.65pt;height:10.65pt" o:ole="">
             <v:imagedata r:id="rId27" o:title=""/>
           </v:shape>
-          <o:OLEObject Type="Embed" ProgID="Equation.DSMT4" ShapeID="_x0000_i1036" DrawAspect="Content" ObjectID="_1848762502" r:id="rId28"/>
+          <o:OLEObject Type="Embed" ProgID="Equation.DSMT4" ShapeID="_x0000_i1036" DrawAspect="Content" ObjectID="_1848816285" r:id="rId28"/>
         </w:object>
       </w:r>
       <w:r>
@@ -468,10 +468,10 @@
           <w:position w:val="-14"/>
         </w:rPr>
         <w:object w:dxaOrig="740" w:dyaOrig="380" w14:anchorId="1EC24ED0">
-          <v:shape id="_x0000_i1037" type="#_x0000_t75" style="width:36.85pt;height:19pt" o:ole="">
+          <v:shape id="_x0000_i1037" type="#_x0000_t75" style="width:36.95pt;height:18.8pt" o:ole="">
             <v:imagedata r:id="rId19" o:title=""/>
           </v:shape>
-          <o:OLEObject Type="Embed" ProgID="Equation.DSMT4" ShapeID="_x0000_i1037" DrawAspect="Content" ObjectID="_1848762503" r:id="rId29"/>
+          <o:OLEObject Type="Embed" ProgID="Equation.DSMT4" ShapeID="_x0000_i1037" DrawAspect="Content" ObjectID="_1848816286" r:id="rId29"/>
         </w:object>
       </w:r>
       <w:r>
@@ -514,10 +514,10 @@
           <w:position w:val="-70"/>
         </w:rPr>
         <w:object w:dxaOrig="5660" w:dyaOrig="1520" w14:anchorId="547ECA51">
-          <v:shape id="_x0000_i1038" type="#_x0000_t75" style="width:283.4pt;height:76.05pt" o:ole="">
+          <v:shape id="_x0000_i1038" type="#_x0000_t75" style="width:283pt;height:76.4pt" o:ole="">
             <v:imagedata r:id="rId30" o:title=""/>
           </v:shape>
-          <o:OLEObject Type="Embed" ProgID="Equation.DSMT4" ShapeID="_x0000_i1038" DrawAspect="Content" ObjectID="_1848762504" r:id="rId31"/>
+          <o:OLEObject Type="Embed" ProgID="Equation.DSMT4" ShapeID="_x0000_i1038" DrawAspect="Content" ObjectID="_1848816287" r:id="rId31"/>
         </w:object>
       </w:r>
     </w:p>
@@ -620,9 +620,6 @@
     <w:p>
       <w:pPr>
         <w:pStyle w:val="a4"/>
-        <w:rPr>
-          <w:rFonts w:hint="eastAsia"/>
-        </w:rPr>
       </w:pPr>
       <w:r>
         <w:rPr>
@@ -664,6 +661,15 @@
       </w:r>
       <w:r>
         <w:t>NAP</w:t>
+      </w:r>
+      <w:r>
+        <w:rPr>
+          <w:rFonts w:hint="eastAsia"/>
+        </w:rPr>
+        <w:t>融合最小</w:t>
+      </w:r>
+      <w:r>
+        <w:t>JERK</w:t>
       </w:r>
       <w:r>
         <w:rPr>
@@ -844,10 +850,10 @@
           <w:position w:val="-6"/>
         </w:rPr>
         <w:object w:dxaOrig="260" w:dyaOrig="220" w14:anchorId="7533F850">
-          <v:shape id="_x0000_i1039" type="#_x0000_t75" style="width:12.65pt;height:10.95pt" o:ole="">
+          <v:shape id="_x0000_i1039" type="#_x0000_t75" style="width:12.5pt;height:10.65pt" o:ole="">
             <v:imagedata r:id="rId34" o:title=""/>
           </v:shape>
-          <o:OLEObject Type="Embed" ProgID="Equation.DSMT4" ShapeID="_x0000_i1039" DrawAspect="Content" ObjectID="_1848762505" r:id="rId35"/>
+          <o:OLEObject Type="Embed" ProgID="Equation.DSMT4" ShapeID="_x0000_i1039" DrawAspect="Content" ObjectID="_1848816288" r:id="rId35"/>
         </w:object>
       </w:r>
       <w:r>
@@ -866,10 +872,10 @@
           <w:position w:val="-90"/>
         </w:rPr>
         <w:object w:dxaOrig="3320" w:dyaOrig="1920" w14:anchorId="45FC5463">
-          <v:shape id="_x0000_i1137" type="#_x0000_t75" style="width:165.9pt;height:95.6pt" o:ole="">
+          <v:shape id="_x0000_i1040" type="#_x0000_t75" style="width:165.9pt;height:95.8pt" o:ole="">
             <v:imagedata r:id="rId36" o:title=""/>
           </v:shape>
-          <o:OLEObject Type="Embed" ProgID="Equation.DSMT4" ShapeID="_x0000_i1137" DrawAspect="Content" ObjectID="_1848762506" r:id="rId37"/>
+          <o:OLEObject Type="Embed" ProgID="Equation.DSMT4" ShapeID="_x0000_i1040" DrawAspect="Content" ObjectID="_1848816289" r:id="rId37"/>
         </w:object>
       </w:r>
     </w:p>
@@ -888,10 +894,10 @@
           <w:position w:val="-6"/>
         </w:rPr>
         <w:object w:dxaOrig="560" w:dyaOrig="279" w14:anchorId="63C28275">
-          <v:shape id="_x0000_i1041" type="#_x0000_t75" style="width:27.65pt;height:14.4pt" o:ole="">
+          <v:shape id="_x0000_i1041" type="#_x0000_t75" style="width:27.55pt;height:14.4pt" o:ole="">
             <v:imagedata r:id="rId38" o:title=""/>
           </v:shape>
-          <o:OLEObject Type="Embed" ProgID="Equation.DSMT4" ShapeID="_x0000_i1041" DrawAspect="Content" ObjectID="_1848762507" r:id="rId39"/>
+          <o:OLEObject Type="Embed" ProgID="Equation.DSMT4" ShapeID="_x0000_i1041" DrawAspect="Content" ObjectID="_1848816290" r:id="rId39"/>
         </w:object>
       </w:r>
       <w:proofErr w:type="gramStart"/>
@@ -918,10 +924,10 @@
           <w:position w:val="-66"/>
         </w:rPr>
         <w:object w:dxaOrig="3860" w:dyaOrig="1440" w14:anchorId="3885FB5C">
-          <v:shape id="_x0000_i1135" type="#_x0000_t75" style="width:192.95pt;height:1in" o:ole="">
+          <v:shape id="_x0000_i1042" type="#_x0000_t75" style="width:192.85pt;height:1in" o:ole="">
             <v:imagedata r:id="rId40" o:title=""/>
           </v:shape>
-          <o:OLEObject Type="Embed" ProgID="Equation.DSMT4" ShapeID="_x0000_i1135" DrawAspect="Content" ObjectID="_1848762508" r:id="rId41"/>
+          <o:OLEObject Type="Embed" ProgID="Equation.DSMT4" ShapeID="_x0000_i1042" DrawAspect="Content" ObjectID="_1848816291" r:id="rId41"/>
         </w:object>
       </w:r>
     </w:p>
@@ -945,10 +951,10 @@
           <w:position w:val="-84"/>
         </w:rPr>
         <w:object w:dxaOrig="4660" w:dyaOrig="1800" w14:anchorId="654EE0B4">
-          <v:shape id="_x0000_i1133" type="#_x0000_t75" style="width:233.3pt;height:90.45pt" o:ole="">
+          <v:shape id="_x0000_i1043" type="#_x0000_t75" style="width:233.55pt;height:90.15pt" o:ole="">
             <v:imagedata r:id="rId42" o:title=""/>
           </v:shape>
-          <o:OLEObject Type="Embed" ProgID="Equation.DSMT4" ShapeID="_x0000_i1133" DrawAspect="Content" ObjectID="_1848762509" r:id="rId43"/>
+          <o:OLEObject Type="Embed" ProgID="Equation.DSMT4" ShapeID="_x0000_i1043" DrawAspect="Content" ObjectID="_1848816292" r:id="rId43"/>
         </w:object>
       </w:r>
     </w:p>
@@ -987,10 +993,10 @@
           <w:position w:val="-102"/>
         </w:rPr>
         <w:object w:dxaOrig="5319" w:dyaOrig="2160" w14:anchorId="1D8D79C0">
-          <v:shape id="_x0000_i1131" type="#_x0000_t75" style="width:266.1pt;height:108.3pt" o:ole="">
+          <v:shape id="_x0000_i1044" type="#_x0000_t75" style="width:266.1pt;height:108.3pt" o:ole="">
             <v:imagedata r:id="rId44" o:title=""/>
           </v:shape>
-          <o:OLEObject Type="Embed" ProgID="Equation.DSMT4" ShapeID="_x0000_i1131" DrawAspect="Content" ObjectID="_1848762510" r:id="rId45"/>
+          <o:OLEObject Type="Embed" ProgID="Equation.DSMT4" ShapeID="_x0000_i1044" DrawAspect="Content" ObjectID="_1848816293" r:id="rId45"/>
         </w:object>
       </w:r>
     </w:p>
@@ -1023,10 +1029,10 @@
           <w:position w:val="-120"/>
         </w:rPr>
         <w:object w:dxaOrig="6000" w:dyaOrig="2520" w14:anchorId="6231D891">
-          <v:shape id="_x0000_i1129" type="#_x0000_t75" style="width:300.1pt;height:126.15pt" o:ole="">
+          <v:shape id="_x0000_i1045" type="#_x0000_t75" style="width:299.9pt;height:125.85pt" o:ole="">
             <v:imagedata r:id="rId46" o:title=""/>
           </v:shape>
-          <o:OLEObject Type="Embed" ProgID="Equation.DSMT4" ShapeID="_x0000_i1129" DrawAspect="Content" ObjectID="_1848762511" r:id="rId47"/>
+          <o:OLEObject Type="Embed" ProgID="Equation.DSMT4" ShapeID="_x0000_i1045" DrawAspect="Content" ObjectID="_1848816294" r:id="rId47"/>
         </w:object>
       </w:r>
     </w:p>
@@ -1123,10 +1129,10 @@
           <w:position w:val="-34"/>
         </w:rPr>
         <w:object w:dxaOrig="1800" w:dyaOrig="780" w14:anchorId="2FB5B43E">
-          <v:shape id="_x0000_i1046" type="#_x0000_t75" style="width:90.45pt;height:38.6pt" o:ole="">
+          <v:shape id="_x0000_i1046" type="#_x0000_t75" style="width:90.15pt;height:38.8pt" o:ole="">
             <v:imagedata r:id="rId48" o:title=""/>
           </v:shape>
-          <o:OLEObject Type="Embed" ProgID="Equation.DSMT4" ShapeID="_x0000_i1046" DrawAspect="Content" ObjectID="_1848762512" r:id="rId49"/>
+          <o:OLEObject Type="Embed" ProgID="Equation.DSMT4" ShapeID="_x0000_i1046" DrawAspect="Content" ObjectID="_1848816295" r:id="rId49"/>
         </w:object>
       </w:r>
     </w:p>
@@ -1165,10 +1171,10 @@
           <w:position w:val="-122"/>
         </w:rPr>
         <w:object w:dxaOrig="8000" w:dyaOrig="2620" w14:anchorId="038540B5">
-          <v:shape id="_x0000_i1127" type="#_x0000_t75" style="width:399.75pt;height:131.35pt" o:ole="">
+          <v:shape id="_x0000_i1047" type="#_x0000_t75" style="width:399.45pt;height:131.5pt" o:ole="">
             <v:imagedata r:id="rId50" o:title=""/>
           </v:shape>
-          <o:OLEObject Type="Embed" ProgID="Equation.DSMT4" ShapeID="_x0000_i1127" DrawAspect="Content" ObjectID="_1848762513" r:id="rId51"/>
+          <o:OLEObject Type="Embed" ProgID="Equation.DSMT4" ShapeID="_x0000_i1047" DrawAspect="Content" ObjectID="_1848816296" r:id="rId51"/>
         </w:object>
       </w:r>
     </w:p>
@@ -1192,10 +1198,10 @@
           <w:position w:val="-86"/>
         </w:rPr>
         <w:object w:dxaOrig="13660" w:dyaOrig="1840" w14:anchorId="358D4DC3">
-          <v:shape id="_x0000_i1125" type="#_x0000_t75" style="width:408.4pt;height:55.3pt" o:ole="">
+          <v:shape id="_x0000_i1048" type="#_x0000_t75" style="width:408.2pt;height:55.1pt" o:ole="">
             <v:imagedata r:id="rId52" o:title=""/>
           </v:shape>
-          <o:OLEObject Type="Embed" ProgID="Equation.DSMT4" ShapeID="_x0000_i1125" DrawAspect="Content" ObjectID="_1848762514" r:id="rId53"/>
+          <o:OLEObject Type="Embed" ProgID="Equation.DSMT4" ShapeID="_x0000_i1048" DrawAspect="Content" ObjectID="_1848816297" r:id="rId53"/>
         </w:object>
       </w:r>
     </w:p>
@@ -1233,10 +1239,10 @@
           <w:position w:val="-116"/>
         </w:rPr>
         <w:object w:dxaOrig="13740" w:dyaOrig="2439" w14:anchorId="1049E048">
-          <v:shape id="_x0000_i1123" type="#_x0000_t75" style="width:408.95pt;height:72.6pt" o:ole="">
+          <v:shape id="_x0000_i1049" type="#_x0000_t75" style="width:408.85pt;height:72.65pt" o:ole="">
             <v:imagedata r:id="rId54" o:title=""/>
           </v:shape>
-          <o:OLEObject Type="Embed" ProgID="Equation.DSMT4" ShapeID="_x0000_i1123" DrawAspect="Content" ObjectID="_1848762515" r:id="rId55"/>
+          <o:OLEObject Type="Embed" ProgID="Equation.DSMT4" ShapeID="_x0000_i1049" DrawAspect="Content" ObjectID="_1848816298" r:id="rId55"/>
         </w:object>
       </w:r>
     </w:p>
@@ -1274,10 +1280,10 @@
           <w:position w:val="-12"/>
         </w:rPr>
         <w:object w:dxaOrig="1460" w:dyaOrig="380" w14:anchorId="5FC39E92">
-          <v:shape id="_x0000_i1105" type="#_x0000_t75" style="width:73.15pt;height:19pt" o:ole="">
+          <v:shape id="_x0000_i1050" type="#_x0000_t75" style="width:73.25pt;height:18.8pt" o:ole="">
             <v:imagedata r:id="rId56" o:title=""/>
           </v:shape>
-          <o:OLEObject Type="Embed" ProgID="Equation.DSMT4" ShapeID="_x0000_i1105" DrawAspect="Content" ObjectID="_1848762516" r:id="rId57"/>
+          <o:OLEObject Type="Embed" ProgID="Equation.DSMT4" ShapeID="_x0000_i1050" DrawAspect="Content" ObjectID="_1848816299" r:id="rId57"/>
         </w:object>
       </w:r>
     </w:p>
@@ -1296,10 +1302,10 @@
           <w:position w:val="-6"/>
         </w:rPr>
         <w:object w:dxaOrig="260" w:dyaOrig="220" w14:anchorId="3521C627">
-          <v:shape id="_x0000_i1056" type="#_x0000_t75" style="width:13.25pt;height:10.95pt" o:ole="">
+          <v:shape id="_x0000_i1051" type="#_x0000_t75" style="width:13.15pt;height:10.65pt" o:ole="">
             <v:imagedata r:id="rId58" o:title=""/>
           </v:shape>
-          <o:OLEObject Type="Embed" ProgID="Equation.DSMT4" ShapeID="_x0000_i1056" DrawAspect="Content" ObjectID="_1848762517" r:id="rId59"/>
+          <o:OLEObject Type="Embed" ProgID="Equation.DSMT4" ShapeID="_x0000_i1051" DrawAspect="Content" ObjectID="_1848816300" r:id="rId59"/>
         </w:object>
       </w:r>
       <w:r>
@@ -1373,19 +1379,16 @@
     <w:p>
       <w:pPr>
         <w:pStyle w:val="a6"/>
-        <w:rPr>
-          <w:rFonts w:hint="eastAsia"/>
-        </w:rPr>
       </w:pPr>
       <w:r>
         <w:rPr>
           <w:position w:val="-12"/>
         </w:rPr>
         <w:object w:dxaOrig="2820" w:dyaOrig="360" w14:anchorId="1FCCE31F">
-          <v:shape id="_x0000_i1064" type="#_x0000_t75" style="width:141.1pt;height:17.85pt" o:ole="">
+          <v:shape id="_x0000_i1052" type="#_x0000_t75" style="width:140.85pt;height:18.15pt" o:ole="">
             <v:imagedata r:id="rId60" o:title=""/>
           </v:shape>
-          <o:OLEObject Type="Embed" ProgID="Equation.DSMT4" ShapeID="_x0000_i1064" DrawAspect="Content" ObjectID="_1848762518" r:id="rId61"/>
+          <o:OLEObject Type="Embed" ProgID="Equation.DSMT4" ShapeID="_x0000_i1052" DrawAspect="Content" ObjectID="_1848816301" r:id="rId61"/>
         </w:object>
       </w:r>
     </w:p>
@@ -1398,10 +1401,10 @@
           <w:position w:val="-68"/>
         </w:rPr>
         <w:object w:dxaOrig="5060" w:dyaOrig="1520" w14:anchorId="1A4AAB79">
-          <v:shape id="_x0000_i1139" type="#_x0000_t75" style="width:252.85pt;height:76.05pt" o:ole="">
+          <v:shape id="_x0000_i1053" type="#_x0000_t75" style="width:252.95pt;height:76.4pt" o:ole="">
             <v:imagedata r:id="rId62" o:title=""/>
           </v:shape>
-          <o:OLEObject Type="Embed" ProgID="Equation.DSMT4" ShapeID="_x0000_i1139" DrawAspect="Content" ObjectID="_1848762519" r:id="rId63"/>
+          <o:OLEObject Type="Embed" ProgID="Equation.DSMT4" ShapeID="_x0000_i1053" DrawAspect="Content" ObjectID="_1848816302" r:id="rId63"/>
         </w:object>
       </w:r>
     </w:p>
@@ -1464,26 +1467,1349 @@
         <w:rPr>
           <w:rFonts w:hint="eastAsia"/>
         </w:rPr>
-        <w:t>只能平滑的运动，前后状态一定是要连续的，因此</w:t>
+        <w:t>只能平滑的运动，前后状态一定是要连续的，因此需要加一些额外的约束去限制连续性。</w:t>
+      </w:r>
+    </w:p>
+    <w:p>
+      <w:pPr>
+        <w:pStyle w:val="3"/>
+      </w:pPr>
+      <w:r>
+        <w:rPr>
+          <w:rFonts w:hint="eastAsia"/>
+        </w:rPr>
+        <w:t>最小</w:t>
+      </w:r>
+      <w:r>
+        <w:rPr>
+          <w:rFonts w:hint="eastAsia"/>
+        </w:rPr>
+        <w:t>S</w:t>
+      </w:r>
+      <w:r>
+        <w:t>NAP</w:t>
+      </w:r>
+      <w:r>
+        <w:rPr>
+          <w:rFonts w:hint="eastAsia"/>
+        </w:rPr>
+        <w:t>连续性</w:t>
+      </w:r>
+      <w:r>
+        <w:rPr>
+          <w:rFonts w:hint="eastAsia"/>
+        </w:rPr>
+        <w:t>和微分</w:t>
+      </w:r>
+      <w:r>
+        <w:rPr>
+          <w:rFonts w:hint="eastAsia"/>
+        </w:rPr>
+        <w:t>约束</w:t>
+      </w:r>
+    </w:p>
+    <w:p>
+      <w:pPr>
+        <w:ind w:firstLine="480"/>
+      </w:pPr>
+      <w:r>
+        <w:rPr>
+          <w:rFonts w:hint="eastAsia"/>
+        </w:rPr>
+        <w:t>需要限制中间的航迹点在两段轨迹的接合处是左右两边状态要连续。由于要最小化的目标是</w:t>
+      </w:r>
+      <w:r>
+        <w:t>SNAP</w:t>
+      </w:r>
+      <w:r>
+        <w:rPr>
+          <w:rFonts w:hint="eastAsia"/>
+        </w:rPr>
+        <w:t>，那么必须保证接合处四阶导数是连续的。因为要对</w:t>
+      </w:r>
+      <w:r>
+        <w:t>SNAP</w:t>
+      </w:r>
+      <w:r>
+        <w:rPr>
+          <w:rFonts w:hint="eastAsia"/>
+        </w:rPr>
+        <w:t>进行积分，那么多项式在求导</w:t>
+      </w:r>
+      <w:r>
+        <w:t>4</w:t>
+      </w:r>
+      <w:r>
+        <w:rPr>
+          <w:rFonts w:hint="eastAsia"/>
+        </w:rPr>
+        <w:t>次之后必须要连续，所以要确保</w:t>
+      </w:r>
+      <w:r>
+        <w:rPr>
+          <w:rFonts w:hint="eastAsia"/>
+        </w:rPr>
+        <w:t>0</w:t>
+      </w:r>
+      <w:r>
+        <w:rPr>
+          <w:rFonts w:hint="eastAsia"/>
+        </w:rPr>
+        <w:t>阶、</w:t>
+      </w:r>
+      <w:r>
+        <w:rPr>
+          <w:rFonts w:hint="eastAsia"/>
+        </w:rPr>
+        <w:t>1</w:t>
+      </w:r>
+      <w:r>
+        <w:rPr>
+          <w:rFonts w:hint="eastAsia"/>
+        </w:rPr>
+        <w:t>阶、</w:t>
+      </w:r>
+      <w:r>
+        <w:rPr>
+          <w:rFonts w:hint="eastAsia"/>
+        </w:rPr>
+        <w:t>2</w:t>
+      </w:r>
+      <w:proofErr w:type="gramStart"/>
+      <w:r>
+        <w:rPr>
+          <w:rFonts w:hint="eastAsia"/>
+        </w:rPr>
+        <w:t>阶和</w:t>
+      </w:r>
+      <w:proofErr w:type="gramEnd"/>
+      <w:r>
+        <w:rPr>
+          <w:rFonts w:hint="eastAsia"/>
+        </w:rPr>
+        <w:t>3</w:t>
+      </w:r>
+      <w:r>
+        <w:rPr>
+          <w:rFonts w:hint="eastAsia"/>
+        </w:rPr>
+        <w:t>阶导数都是光滑的，也就是保证求导到加速度函数依然是光滑的，这一点就体现了多项式轨迹的优势，它天然就是一个高阶光滑的函数。</w:t>
+      </w:r>
+    </w:p>
+    <w:p>
+      <w:pPr>
+        <w:ind w:firstLine="480"/>
+      </w:pPr>
+      <w:r>
+        <w:rPr>
+          <w:rFonts w:hint="eastAsia"/>
+        </w:rPr>
+        <w:t>将每处控制点连续性用数学表达式表示：</w:t>
+      </w:r>
+    </w:p>
+    <w:p>
+      <w:pPr>
+        <w:pStyle w:val="a6"/>
+      </w:pPr>
+      <w:r>
+        <w:rPr>
+          <w:position w:val="-12"/>
+        </w:rPr>
+        <w:object w:dxaOrig="1880" w:dyaOrig="380" w14:anchorId="7BB4109C">
+          <v:shape id="_x0000_i1054" type="#_x0000_t75" style="width:93.9pt;height:18.8pt" o:ole="">
+            <v:imagedata r:id="rId64" o:title=""/>
+          </v:shape>
+          <o:OLEObject Type="Embed" ProgID="Equation.DSMT4" ShapeID="_x0000_i1054" DrawAspect="Content" ObjectID="_1848816303" r:id="rId65"/>
+        </w:object>
+      </w:r>
+    </w:p>
+    <w:p>
+      <w:pPr>
+        <w:ind w:firstLine="480"/>
+      </w:pPr>
+      <w:r>
+        <w:rPr>
+          <w:rFonts w:hint="eastAsia"/>
+        </w:rPr>
+        <w:t>将整个路径中所有控制点的连续性约束统一到一个等式：</w:t>
+      </w:r>
+    </w:p>
+    <w:p>
+      <w:pPr>
+        <w:pStyle w:val="a6"/>
+      </w:pPr>
+      <w:r>
+        <w:rPr>
+          <w:position w:val="-32"/>
+        </w:rPr>
+        <w:object w:dxaOrig="6220" w:dyaOrig="760" w14:anchorId="48785E44">
+          <v:shape id="_x0000_i1055" type="#_x0000_t75" style="width:311.15pt;height:38.2pt" o:ole="">
+            <v:imagedata r:id="rId66" o:title=""/>
+          </v:shape>
+          <o:OLEObject Type="Embed" ProgID="Equation.DSMT4" ShapeID="_x0000_i1055" DrawAspect="Content" ObjectID="_1848816304" r:id="rId67"/>
+        </w:object>
+      </w:r>
+    </w:p>
+    <w:p>
+      <w:pPr>
+        <w:ind w:firstLine="480"/>
+      </w:pPr>
+      <w:r>
+        <w:rPr>
+          <w:rFonts w:hint="eastAsia"/>
+        </w:rPr>
+        <w:t>连续性约束保证了轨迹的光滑性，但是并没有限制轨迹必须通过路径参考点，或者以一个确定的状态通过某一些中间的航迹点，所以还需要给中间的</w:t>
+      </w:r>
+      <w:proofErr w:type="gramStart"/>
+      <w:r>
+        <w:rPr>
+          <w:rFonts w:hint="eastAsia"/>
+        </w:rPr>
+        <w:t>航迹点加一些</w:t>
+      </w:r>
+      <w:proofErr w:type="gramEnd"/>
+      <w:r>
+        <w:rPr>
+          <w:rFonts w:hint="eastAsia"/>
+        </w:rPr>
+        <w:t>限制。包括位置、速度、加速度、</w:t>
+      </w:r>
+      <w:r>
+        <w:rPr>
+          <w:rFonts w:hint="eastAsia"/>
+        </w:rPr>
+        <w:t>Jerk</w:t>
+      </w:r>
+      <w:r>
+        <w:rPr>
+          <w:rFonts w:hint="eastAsia"/>
+        </w:rPr>
+        <w:t>、</w:t>
+      </w:r>
+      <w:r>
+        <w:rPr>
+          <w:rFonts w:hint="eastAsia"/>
+        </w:rPr>
+        <w:t>Snap</w:t>
+      </w:r>
+      <w:r>
+        <w:rPr>
+          <w:rFonts w:hint="eastAsia"/>
+        </w:rPr>
+        <w:t>等等的限制。</w:t>
+      </w:r>
+    </w:p>
+    <w:p>
+      <w:pPr>
+        <w:ind w:firstLine="480"/>
+      </w:pPr>
+      <w:r>
+        <w:rPr>
+          <w:rFonts w:hint="eastAsia"/>
+        </w:rPr>
+        <w:t>首先我们考虑很实际的问题，路径的起点和终点已知，并且无人机以什么样的速度或者加速度开始也是已知的，无人机的终点速度和加速度也是可以事先给定的。无人机中间航迹点的位置也是需要事先给定的，但是机器人中间点的速度和加速度等信息无法约束，因为很难去确定无人机到达某一个点的速度或者加速度，所以对于中间点的速度和加速度，或者更高阶的</w:t>
+      </w:r>
+      <w:r>
+        <w:rPr>
+          <w:rFonts w:hint="eastAsia"/>
+        </w:rPr>
+        <w:t>Jerk</w:t>
+      </w:r>
+      <w:r>
+        <w:rPr>
+          <w:rFonts w:hint="eastAsia"/>
+        </w:rPr>
+        <w:t>甚至</w:t>
+      </w:r>
+      <w:r>
+        <w:rPr>
+          <w:rFonts w:hint="eastAsia"/>
+        </w:rPr>
+        <w:t>Snap</w:t>
+      </w:r>
+      <w:r>
+        <w:rPr>
+          <w:rFonts w:hint="eastAsia"/>
+        </w:rPr>
+        <w:t>等，不对其</w:t>
+      </w:r>
+      <w:r>
+        <w:rPr>
+          <w:rFonts w:hint="eastAsia"/>
+        </w:rPr>
+        <w:lastRenderedPageBreak/>
+        <w:t>进行微分限制，让它们只具有连续性约束，然后让优化器给它们分配最优的状态。</w:t>
+      </w:r>
+    </w:p>
+    <w:p>
+      <w:pPr>
+        <w:ind w:firstLine="480"/>
+      </w:pPr>
+      <w:r>
+        <w:rPr>
+          <w:rFonts w:hint="eastAsia"/>
+        </w:rPr>
+        <w:t>于是对于起点和终点而言：</w:t>
+      </w:r>
+    </w:p>
+    <w:p>
+      <w:pPr>
+        <w:pStyle w:val="a6"/>
+      </w:pPr>
+      <w:r>
+        <w:rPr>
+          <w:position w:val="-102"/>
+        </w:rPr>
+        <w:object w:dxaOrig="1600" w:dyaOrig="2160" w14:anchorId="7BB88417">
+          <v:shape id="_x0000_i1056" type="#_x0000_t75" style="width:80.15pt;height:108.3pt" o:ole="">
+            <v:imagedata r:id="rId68" o:title=""/>
+          </v:shape>
+          <o:OLEObject Type="Embed" ProgID="Equation.DSMT4" ShapeID="_x0000_i1056" DrawAspect="Content" ObjectID="_1848816305" r:id="rId69"/>
+        </w:object>
+      </w:r>
+    </w:p>
+    <w:p>
+      <w:pPr>
+        <w:ind w:firstLine="480"/>
+      </w:pPr>
+      <w:r>
+        <w:rPr>
+          <w:rFonts w:hint="eastAsia"/>
+        </w:rPr>
+        <w:t>对于中间路径点而言</w:t>
+      </w:r>
+      <w:r>
+        <w:rPr>
+          <w:rFonts w:hint="eastAsia"/>
+        </w:rPr>
+        <w:t>，只需要限制位置即可：</w:t>
+      </w:r>
+    </w:p>
+    <w:p>
+      <w:pPr>
+        <w:pStyle w:val="a6"/>
+      </w:pPr>
+      <w:r>
+        <w:rPr>
+          <w:position w:val="-12"/>
+        </w:rPr>
+        <w:object w:dxaOrig="1480" w:dyaOrig="360" w14:anchorId="0D8B65C3">
+          <v:shape id="_x0000_i1057" type="#_x0000_t75" style="width:73.9pt;height:18.15pt" o:ole="">
+            <v:imagedata r:id="rId70" o:title=""/>
+          </v:shape>
+          <o:OLEObject Type="Embed" ProgID="Equation.DSMT4" ShapeID="_x0000_i1057" DrawAspect="Content" ObjectID="_1848816306" r:id="rId71"/>
+        </w:object>
+      </w:r>
+    </w:p>
+    <w:p>
+      <w:pPr>
+        <w:ind w:firstLine="480"/>
+      </w:pPr>
+      <w:r>
+        <w:rPr>
+          <w:rFonts w:hint="eastAsia"/>
+        </w:rPr>
+        <w:t>把上面的过程写成数学等式</w:t>
+      </w:r>
+      <w:r>
+        <w:rPr>
+          <w:rFonts w:hint="eastAsia"/>
+        </w:rPr>
+        <w:t>，</w:t>
+      </w:r>
+      <w:r>
+        <w:rPr>
+          <w:rFonts w:hint="eastAsia"/>
+        </w:rPr>
+        <w:t>一段轨迹的</w:t>
+      </w:r>
+      <w:r>
+        <w:rPr>
+          <w:rFonts w:hint="eastAsia"/>
+        </w:rPr>
+        <w:t>起点</w:t>
+      </w:r>
+      <w:r>
+        <w:rPr>
+          <w:rFonts w:hint="eastAsia"/>
+        </w:rPr>
+        <w:t>和</w:t>
+      </w:r>
+      <w:r>
+        <w:rPr>
+          <w:rFonts w:hint="eastAsia"/>
+        </w:rPr>
+        <w:t>终点微</w:t>
+      </w:r>
+      <w:r>
+        <w:rPr>
+          <w:rFonts w:hint="eastAsia"/>
+        </w:rPr>
+        <w:t>分限制</w:t>
+      </w:r>
+      <w:r>
+        <w:rPr>
+          <w:rFonts w:hint="eastAsia"/>
+        </w:rPr>
+        <w:t>为：</w:t>
+      </w:r>
+    </w:p>
+    <w:p>
+      <w:pPr>
+        <w:pStyle w:val="a6"/>
+      </w:pPr>
+      <w:r>
+        <w:rPr>
+          <w:position w:val="-134"/>
+        </w:rPr>
+        <w:object w:dxaOrig="6100" w:dyaOrig="2799" w14:anchorId="38A8803E">
+          <v:shape id="_x0000_i1058" type="#_x0000_t75" style="width:305.55pt;height:140.25pt" o:ole="">
+            <v:imagedata r:id="rId72" o:title=""/>
+          </v:shape>
+          <o:OLEObject Type="Embed" ProgID="Equation.DSMT4" ShapeID="_x0000_i1058" DrawAspect="Content" ObjectID="_1848816307" r:id="rId73"/>
+        </w:object>
+      </w:r>
+    </w:p>
+    <w:p>
+      <w:pPr>
+        <w:ind w:firstLine="480"/>
+      </w:pPr>
+      <w:r>
+        <w:rPr>
+          <w:rFonts w:hint="eastAsia"/>
+        </w:rPr>
+        <w:t>简化为：</w:t>
+      </w:r>
+    </w:p>
+    <w:p>
+      <w:pPr>
+        <w:pStyle w:val="a6"/>
+      </w:pPr>
+      <w:r>
+        <w:rPr>
+          <w:position w:val="-12"/>
+        </w:rPr>
+        <w:object w:dxaOrig="1080" w:dyaOrig="360" w14:anchorId="201BB63B">
+          <v:shape id="_x0000_i1059" type="#_x0000_t75" style="width:54.45pt;height:18.15pt" o:ole="">
+            <v:imagedata r:id="rId74" o:title=""/>
+          </v:shape>
+          <o:OLEObject Type="Embed" ProgID="Equation.DSMT4" ShapeID="_x0000_i1059" DrawAspect="Content" ObjectID="_1848816308" r:id="rId75"/>
+        </w:object>
+      </w:r>
+    </w:p>
+    <w:p>
+      <w:pPr>
+        <w:ind w:firstLine="480"/>
+      </w:pPr>
+      <w:r>
+        <w:rPr>
+          <w:rFonts w:hint="eastAsia"/>
+        </w:rPr>
+        <w:t>对于整个路径，</w:t>
+      </w:r>
+      <w:r>
+        <w:rPr>
+          <w:rFonts w:hint="eastAsia"/>
+        </w:rPr>
+        <w:t>将连续性约束和微分约束进行合并，则可以得到如下式子：</w:t>
+      </w:r>
+    </w:p>
+    <w:p>
+      <w:pPr>
+        <w:pStyle w:val="a6"/>
+      </w:pPr>
+      <w:r>
+        <w:rPr>
+          <w:position w:val="-104"/>
+        </w:rPr>
+        <w:object w:dxaOrig="4160" w:dyaOrig="2200" w14:anchorId="6CED5743">
+          <v:shape id="_x0000_i1060" type="#_x0000_t75" style="width:207.85pt;height:110.2pt" o:ole="">
+            <v:imagedata r:id="rId76" o:title=""/>
+          </v:shape>
+          <o:OLEObject Type="Embed" ProgID="Equation.DSMT4" ShapeID="_x0000_i1060" DrawAspect="Content" ObjectID="_1848816309" r:id="rId77"/>
+        </w:object>
+      </w:r>
+    </w:p>
+    <w:p>
+      <w:pPr>
+        <w:ind w:firstLine="480"/>
+      </w:pPr>
+      <w:r>
+        <w:rPr>
+          <w:rFonts w:hint="eastAsia"/>
+        </w:rPr>
+        <w:t>最终，构建</w:t>
+      </w:r>
+      <w:r>
+        <w:rPr>
+          <w:rFonts w:hint="eastAsia"/>
+        </w:rPr>
+        <w:t>得到了</w:t>
+      </w:r>
+      <w:r>
+        <w:rPr>
+          <w:rFonts w:hint="eastAsia"/>
+        </w:rPr>
+        <w:t>了一个带约束的</w:t>
+      </w:r>
+      <w:r>
+        <w:rPr>
+          <w:rFonts w:hint="eastAsia"/>
+        </w:rPr>
+        <w:t>QP</w:t>
+      </w:r>
+      <w:r>
+        <w:rPr>
+          <w:rFonts w:hint="eastAsia"/>
+        </w:rPr>
+        <w:t>问题</w:t>
+      </w:r>
+      <w:r>
+        <w:rPr>
+          <w:rFonts w:hint="eastAsia"/>
+        </w:rPr>
+        <w:t>：</w:t>
+      </w:r>
+    </w:p>
+    <w:p>
+      <w:pPr>
+        <w:pStyle w:val="a6"/>
+      </w:pPr>
+      <w:r>
+        <w:rPr>
+          <w:position w:val="-180"/>
+        </w:rPr>
+        <w:object w:dxaOrig="4700" w:dyaOrig="3720" w14:anchorId="0C81328C">
+          <v:shape id="_x0000_i1061" type="#_x0000_t75" style="width:234.8pt;height:185.95pt" o:ole="">
+            <v:imagedata r:id="rId78" o:title=""/>
+          </v:shape>
+          <o:OLEObject Type="Embed" ProgID="Equation.DSMT4" ShapeID="_x0000_i1061" DrawAspect="Content" ObjectID="_1848816310" r:id="rId79"/>
+        </w:object>
+      </w:r>
+    </w:p>
+    <w:p>
+      <w:pPr>
+        <w:pStyle w:val="a4"/>
+      </w:pPr>
+      <w:r>
+        <w:rPr>
+          <w:noProof/>
+        </w:rPr>
+        <w:drawing>
+          <wp:inline distT="0" distB="0" distL="0" distR="0" wp14:anchorId="069DB3B7" wp14:editId="6B042DB3">
+            <wp:extent cx="2745128" cy="2059011"/>
+            <wp:effectExtent l="0" t="0" r="0" b="0"/>
+            <wp:docPr id="12" name="图形 12"/>
+            <wp:cNvGraphicFramePr>
+              <a:graphicFrameLocks xmlns:a="http://schemas.openxmlformats.org/drawingml/2006/main" noChangeAspect="1"/>
+            </wp:cNvGraphicFramePr>
+            <a:graphic xmlns:a="http://schemas.openxmlformats.org/drawingml/2006/main">
+              <a:graphicData uri="http://schemas.openxmlformats.org/drawingml/2006/picture">
+                <pic:pic xmlns:pic="http://schemas.openxmlformats.org/drawingml/2006/picture">
+                  <pic:nvPicPr>
+                    <pic:cNvPr id="12" name="最小SNAP示例.svg"/>
+                    <pic:cNvPicPr/>
+                  </pic:nvPicPr>
+                  <pic:blipFill>
+                    <a:blip r:embed="rId80">
+                      <a:extLst>
+                        <a:ext uri="{28A0092B-C50C-407E-A947-70E740481C1C}">
+                          <a14:useLocalDpi xmlns:a14="http://schemas.microsoft.com/office/drawing/2010/main" val="0"/>
+                        </a:ext>
+                        <a:ext uri="{96DAC541-7B7A-43D3-8B79-37D633B846F1}">
+                          <asvg:svgBlip xmlns:asvg="http://schemas.microsoft.com/office/drawing/2016/SVG/main" r:embed="rId81"/>
+                        </a:ext>
+                      </a:extLst>
+                    </a:blip>
+                    <a:stretch>
+                      <a:fillRect/>
+                    </a:stretch>
+                  </pic:blipFill>
+                  <pic:spPr>
+                    <a:xfrm>
+                      <a:off x="0" y="0"/>
+                      <a:ext cx="2776007" cy="2082172"/>
+                    </a:xfrm>
+                    <a:prstGeom prst="rect">
+                      <a:avLst/>
+                    </a:prstGeom>
+                  </pic:spPr>
+                </pic:pic>
+              </a:graphicData>
+            </a:graphic>
+          </wp:inline>
+        </w:drawing>
+      </w:r>
+    </w:p>
+    <w:p>
+      <w:pPr>
+        <w:pStyle w:val="a4"/>
+        <w:rPr>
+          <w:rFonts w:hint="eastAsia"/>
+        </w:rPr>
+      </w:pPr>
+      <w:r>
+        <w:rPr>
+          <w:rFonts w:hint="eastAsia"/>
+        </w:rPr>
+        <w:t>图</w:t>
+      </w:r>
+      <w:r>
+        <w:rPr>
+          <w:rFonts w:hint="eastAsia"/>
+        </w:rPr>
+        <w:t xml:space="preserve"> </w:t>
+      </w:r>
+      <w:r>
+        <w:rPr>
+          <w:rFonts w:hint="eastAsia"/>
+        </w:rPr>
+        <w:t>最小</w:t>
+      </w:r>
+      <w:r>
+        <w:rPr>
+          <w:rFonts w:hint="eastAsia"/>
+        </w:rPr>
+        <w:t>S</w:t>
+      </w:r>
+      <w:r>
+        <w:t>NAP</w:t>
+      </w:r>
+      <w:r>
+        <w:rPr>
+          <w:rFonts w:hint="eastAsia"/>
+        </w:rPr>
+        <w:t>曲线平滑</w:t>
+      </w:r>
+    </w:p>
+    <w:p>
+      <w:pPr>
+        <w:pStyle w:val="3"/>
+      </w:pPr>
+      <w:r>
+        <w:rPr>
+          <w:rFonts w:hint="eastAsia"/>
+        </w:rPr>
+        <w:t>最小</w:t>
+      </w:r>
+      <w:r>
+        <w:rPr>
+          <w:rFonts w:hint="eastAsia"/>
+        </w:rPr>
+        <w:t>S</w:t>
+      </w:r>
+      <w:r>
+        <w:t>NAP</w:t>
+      </w:r>
+      <w:r>
+        <w:rPr>
+          <w:rFonts w:hint="eastAsia"/>
+        </w:rPr>
+        <w:t>与最小</w:t>
+      </w:r>
+      <w:r>
+        <w:rPr>
+          <w:rFonts w:hint="eastAsia"/>
+        </w:rPr>
+        <w:t>J</w:t>
+      </w:r>
+      <w:r>
+        <w:t>ERK</w:t>
+      </w:r>
+      <w:r>
+        <w:rPr>
+          <w:rFonts w:hint="eastAsia"/>
+        </w:rPr>
+        <w:t>融合</w:t>
+      </w:r>
+    </w:p>
+    <w:p>
+      <w:pPr>
+        <w:ind w:firstLine="480"/>
+      </w:pPr>
+      <w:r>
+        <w:rPr>
+          <w:rFonts w:hint="eastAsia"/>
+        </w:rPr>
+        <w:t>在无人机</w:t>
+      </w:r>
+      <w:r>
+        <w:rPr>
+          <w:rFonts w:hint="eastAsia"/>
+        </w:rPr>
+        <w:t>实际飞行过程，中自身会搭载如激光雷达、深度相机和</w:t>
+      </w:r>
+      <w:r>
+        <w:rPr>
+          <w:rFonts w:hint="eastAsia"/>
+        </w:rPr>
+        <w:t>I</w:t>
+      </w:r>
+      <w:r>
+        <w:t>MU</w:t>
+      </w:r>
+      <w:r>
+        <w:rPr>
+          <w:rFonts w:hint="eastAsia"/>
+        </w:rPr>
+        <w:t>等</w:t>
+      </w:r>
+      <w:r>
+        <w:rPr>
+          <w:rFonts w:hint="eastAsia"/>
+        </w:rPr>
+        <w:t>多种传感器</w:t>
+      </w:r>
+      <w:r>
+        <w:rPr>
+          <w:rFonts w:hint="eastAsia"/>
+        </w:rPr>
+        <w:t>，运动的平稳性对传感器的误差有着直接影响。例如，</w:t>
+      </w:r>
+      <w:r>
+        <w:rPr>
+          <w:rFonts w:hint="eastAsia"/>
+        </w:rPr>
+        <w:t>视觉特征跟踪的质量高度依赖图像清晰度</w:t>
+      </w:r>
+      <w:r>
+        <w:rPr>
+          <w:rFonts w:hint="eastAsia"/>
+        </w:rPr>
+        <w:t>，</w:t>
+      </w:r>
+      <w:r>
+        <w:rPr>
+          <w:rFonts w:hint="eastAsia"/>
+        </w:rPr>
+        <w:t>图像</w:t>
+      </w:r>
+      <w:proofErr w:type="gramStart"/>
+      <w:r>
+        <w:rPr>
+          <w:rFonts w:hint="eastAsia"/>
+        </w:rPr>
+        <w:t>模糊由</w:t>
+      </w:r>
+      <w:proofErr w:type="gramEnd"/>
+      <w:r>
+        <w:rPr>
+          <w:rFonts w:hint="eastAsia"/>
+        </w:rPr>
+        <w:t>相机运动轨迹的积分决定</w:t>
+      </w:r>
+      <w:r>
+        <w:rPr>
+          <w:rFonts w:hint="eastAsia"/>
+        </w:rPr>
+        <w:t>，</w:t>
+      </w:r>
+      <w:r>
+        <w:rPr>
+          <w:rFonts w:hint="eastAsia"/>
+        </w:rPr>
+        <w:t>如果速度恒定或变化缓慢（低</w:t>
+      </w:r>
+      <w:r>
+        <w:rPr>
+          <w:rFonts w:hint="eastAsia"/>
+        </w:rPr>
+        <w:t>jerk</w:t>
+      </w:r>
+      <w:r>
+        <w:rPr>
+          <w:rFonts w:hint="eastAsia"/>
+        </w:rPr>
+        <w:t>），模糊核近似为线性运动模糊，这种模糊在图像处理中相对容易估计和补偿，特征点边缘保持较好。反之，高</w:t>
+      </w:r>
+      <w:r>
+        <w:rPr>
+          <w:rFonts w:hint="eastAsia"/>
+        </w:rPr>
+        <w:t>jerk</w:t>
+      </w:r>
+      <w:r>
+        <w:rPr>
+          <w:rFonts w:hint="eastAsia"/>
+        </w:rPr>
+        <w:t>意味着在曝光期间加速度剧烈变化，速度轨迹弯曲，产生的模糊核是非线性的、空间变化的，极难通过去模糊算法恢复，导致特征点检测数量减少、定位精度下降。</w:t>
+      </w:r>
+    </w:p>
+    <w:p>
+      <w:pPr>
+        <w:ind w:firstLine="480"/>
+      </w:pPr>
+      <w:r>
+        <w:rPr>
+          <w:rFonts w:hint="eastAsia"/>
+        </w:rPr>
+        <w:t>因此</w:t>
+      </w:r>
+      <w:r>
+        <w:rPr>
+          <w:rFonts w:hint="eastAsia"/>
+        </w:rPr>
+        <w:t>融合最小</w:t>
+      </w:r>
+      <w:r>
+        <w:rPr>
+          <w:rFonts w:hint="eastAsia"/>
+        </w:rPr>
+        <w:t>jerk</w:t>
+      </w:r>
+      <w:r>
+        <w:rPr>
+          <w:rFonts w:hint="eastAsia"/>
+        </w:rPr>
+        <w:t>惩罚从源头抑制了加速度的高频变化，使</w:t>
+      </w:r>
+      <w:r>
+        <w:rPr>
+          <w:rFonts w:hint="eastAsia"/>
+        </w:rPr>
+        <w:t>IMU</w:t>
+      </w:r>
+      <w:r>
+        <w:rPr>
+          <w:rFonts w:hint="eastAsia"/>
+        </w:rPr>
+        <w:t>测量更符合线性模型、相机成像更清晰、特征跟踪更稳定。这一系列改善共同作用，显著提升了视觉惯性状态估计系统的精度、鲁棒性和收敛速度，特别是在高动态飞行或弱纹理、快速运动场景下效果尤为明显。</w:t>
+      </w:r>
+    </w:p>
+    <w:p>
+      <w:pPr>
+        <w:ind w:firstLine="480"/>
+      </w:pPr>
+      <w:r>
+        <w:rPr>
+          <w:rFonts w:hint="eastAsia"/>
+        </w:rPr>
+        <w:t>最小</w:t>
+      </w:r>
+      <w:r>
+        <w:rPr>
+          <w:rFonts w:hint="eastAsia"/>
+        </w:rPr>
+        <w:t>J</w:t>
+      </w:r>
+      <w:r>
+        <w:t>ERK</w:t>
+      </w:r>
+      <w:r>
+        <w:rPr>
+          <w:rFonts w:hint="eastAsia"/>
+        </w:rPr>
+        <w:t>的推导过程与最小</w:t>
+      </w:r>
+      <w:r>
+        <w:rPr>
+          <w:rFonts w:hint="eastAsia"/>
+        </w:rPr>
+        <w:t>S</w:t>
+      </w:r>
+      <w:r>
+        <w:t>NAP</w:t>
+      </w:r>
+      <w:r>
+        <w:rPr>
+          <w:rFonts w:hint="eastAsia"/>
+        </w:rPr>
+        <w:t>的推导过程相同，仅仅是</w:t>
+      </w:r>
+      <w:r>
+        <w:rPr>
+          <w:rFonts w:hint="eastAsia"/>
+        </w:rPr>
+        <w:t>减少一阶导</w:t>
+      </w:r>
+      <w:r>
+        <w:rPr>
+          <w:rFonts w:hint="eastAsia"/>
+        </w:rPr>
+        <w:lastRenderedPageBreak/>
+        <w:t>数，因此不再赘述，最小</w:t>
+      </w:r>
+      <w:r>
+        <w:rPr>
+          <w:rFonts w:hint="eastAsia"/>
+        </w:rPr>
+        <w:t>J</w:t>
+      </w:r>
+      <w:r>
+        <w:t>ERK</w:t>
+      </w:r>
+      <w:r>
+        <w:rPr>
+          <w:rFonts w:hint="eastAsia"/>
+        </w:rPr>
+        <w:t>可以表示为：</w:t>
+      </w:r>
+    </w:p>
+    <w:p>
+      <w:pPr>
+        <w:pStyle w:val="a6"/>
+      </w:pPr>
+      <w:r>
+        <w:rPr>
+          <w:position w:val="-28"/>
+        </w:rPr>
+        <w:object w:dxaOrig="1640" w:dyaOrig="680" w14:anchorId="1802130D">
+          <v:shape id="_x0000_i1132" type="#_x0000_t75" style="width:82pt;height:33.8pt" o:ole="">
+            <v:imagedata r:id="rId82" o:title=""/>
+          </v:shape>
+          <o:OLEObject Type="Embed" ProgID="Equation.DSMT4" ShapeID="_x0000_i1132" DrawAspect="Content" ObjectID="_1848816311" r:id="rId83"/>
+        </w:object>
+      </w:r>
+    </w:p>
+    <w:p>
+      <w:pPr>
+        <w:ind w:firstLine="480"/>
+      </w:pPr>
+      <w:r>
+        <w:rPr>
+          <w:rFonts w:hint="eastAsia"/>
+        </w:rPr>
+        <w:t>将最小</w:t>
+      </w:r>
+      <w:r>
+        <w:rPr>
+          <w:rFonts w:hint="eastAsia"/>
+        </w:rPr>
+        <w:t>S</w:t>
+      </w:r>
+      <w:r>
+        <w:t>NAP</w:t>
+      </w:r>
+      <w:r>
+        <w:rPr>
+          <w:rFonts w:hint="eastAsia"/>
+        </w:rPr>
+        <w:t>与最小</w:t>
+      </w:r>
+      <w:r>
+        <w:rPr>
+          <w:rFonts w:hint="eastAsia"/>
+        </w:rPr>
+        <w:t>J</w:t>
+      </w:r>
+      <w:r>
+        <w:t>ERK</w:t>
+      </w:r>
+      <w:r>
+        <w:rPr>
+          <w:rFonts w:hint="eastAsia"/>
+        </w:rPr>
+        <w:t>融合后可以表示为：</w:t>
+      </w:r>
+    </w:p>
+    <w:p>
+      <w:pPr>
+        <w:pStyle w:val="a6"/>
+      </w:pPr>
+      <w:r>
+        <w:rPr>
+          <w:position w:val="-28"/>
+        </w:rPr>
+        <w:object w:dxaOrig="4420" w:dyaOrig="680" w14:anchorId="4C49EB51">
+          <v:shape id="_x0000_i1135" type="#_x0000_t75" style="width:221pt;height:33.8pt" o:ole="">
+            <v:imagedata r:id="rId84" o:title=""/>
+          </v:shape>
+          <o:OLEObject Type="Embed" ProgID="Equation.DSMT4" ShapeID="_x0000_i1135" DrawAspect="Content" ObjectID="_1848816312" r:id="rId85"/>
+        </w:object>
+      </w:r>
+    </w:p>
+    <w:p>
+      <w:pPr>
+        <w:ind w:firstLine="480"/>
+      </w:pPr>
+      <w:r>
+        <w:rPr>
+          <w:rFonts w:hint="eastAsia"/>
+        </w:rPr>
+        <w:t>其中</w:t>
+      </w:r>
+      <w:r>
+        <w:rPr>
+          <w:position w:val="-10"/>
+        </w:rPr>
+        <w:object w:dxaOrig="240" w:dyaOrig="260" w14:anchorId="5B695918">
+          <v:shape id="_x0000_i1138" type="#_x0000_t75" style="width:11.9pt;height:13.15pt" o:ole="">
+            <v:imagedata r:id="rId86" o:title=""/>
+          </v:shape>
+          <o:OLEObject Type="Embed" ProgID="Equation.DSMT4" ShapeID="_x0000_i1138" DrawAspect="Content" ObjectID="_1848816313" r:id="rId87"/>
+        </w:object>
+      </w:r>
+      <w:r>
+        <w:rPr>
+          <w:rFonts w:hint="eastAsia"/>
+        </w:rPr>
+        <w:t>为物体密度系数，与传感器检测范围内物体数量成正相关。</w:t>
+      </w:r>
+    </w:p>
+    <w:p>
+      <w:pPr>
+        <w:pStyle w:val="a4"/>
+      </w:pPr>
+      <w:r>
+        <w:rPr>
+          <w:rFonts w:hint="eastAsia"/>
+          <w:noProof/>
+        </w:rPr>
+        <w:drawing>
+          <wp:inline distT="0" distB="0" distL="0" distR="0" wp14:anchorId="65C35533" wp14:editId="03EFCC86">
+            <wp:extent cx="3530379" cy="4132670"/>
+            <wp:effectExtent l="0" t="0" r="0" b="1270"/>
+            <wp:docPr id="14" name="图形 14"/>
+            <wp:cNvGraphicFramePr>
+              <a:graphicFrameLocks xmlns:a="http://schemas.openxmlformats.org/drawingml/2006/main" noChangeAspect="1"/>
+            </wp:cNvGraphicFramePr>
+            <a:graphic xmlns:a="http://schemas.openxmlformats.org/drawingml/2006/main">
+              <a:graphicData uri="http://schemas.openxmlformats.org/drawingml/2006/picture">
+                <pic:pic xmlns:pic="http://schemas.openxmlformats.org/drawingml/2006/picture">
+                  <pic:nvPicPr>
+                    <pic:cNvPr id="14" name="最小融合对比.svg"/>
+                    <pic:cNvPicPr/>
+                  </pic:nvPicPr>
+                  <pic:blipFill rotWithShape="1">
+                    <a:blip r:embed="rId88">
+                      <a:extLst>
+                        <a:ext uri="{28A0092B-C50C-407E-A947-70E740481C1C}">
+                          <a14:useLocalDpi xmlns:a14="http://schemas.microsoft.com/office/drawing/2010/main" val="0"/>
+                        </a:ext>
+                        <a:ext uri="{96DAC541-7B7A-43D3-8B79-37D633B846F1}">
+                          <asvg:svgBlip xmlns:asvg="http://schemas.microsoft.com/office/drawing/2016/SVG/main" r:embed="rId89"/>
+                        </a:ext>
+                      </a:extLst>
+                    </a:blip>
+                    <a:srcRect l="10703" t="7223" r="52055" b="5776"/>
+                    <a:stretch/>
+                  </pic:blipFill>
+                  <pic:spPr bwMode="auto">
+                    <a:xfrm>
+                      <a:off x="0" y="0"/>
+                      <a:ext cx="3548640" cy="4154047"/>
+                    </a:xfrm>
+                    <a:prstGeom prst="rect">
+                      <a:avLst/>
+                    </a:prstGeom>
+                    <a:ln>
+                      <a:noFill/>
+                    </a:ln>
+                    <a:extLst>
+                      <a:ext uri="{53640926-AAD7-44D8-BBD7-CCE9431645EC}">
+                        <a14:shadowObscured xmlns:a14="http://schemas.microsoft.com/office/drawing/2010/main"/>
+                      </a:ext>
+                    </a:extLst>
+                  </pic:spPr>
+                </pic:pic>
+              </a:graphicData>
+            </a:graphic>
+          </wp:inline>
+        </w:drawing>
+      </w:r>
+    </w:p>
+    <w:p>
+      <w:pPr>
+        <w:pStyle w:val="a4"/>
+      </w:pPr>
+      <w:r>
+        <w:rPr>
+          <w:rFonts w:hint="eastAsia"/>
+        </w:rPr>
+        <w:t>图</w:t>
+      </w:r>
+      <w:r>
+        <w:rPr>
+          <w:rFonts w:hint="eastAsia"/>
+        </w:rPr>
+        <w:t xml:space="preserve"> </w:t>
+      </w:r>
+      <w:r>
+        <w:rPr>
+          <w:rFonts w:hint="eastAsia"/>
+        </w:rPr>
+        <w:t>最小</w:t>
+      </w:r>
+      <w:r>
+        <w:rPr>
+          <w:rFonts w:hint="eastAsia"/>
+        </w:rPr>
+        <w:t>S</w:t>
+      </w:r>
+      <w:r>
+        <w:t>NAP</w:t>
+      </w:r>
+      <w:r>
+        <w:rPr>
+          <w:rFonts w:hint="eastAsia"/>
+        </w:rPr>
+        <w:t>与最小</w:t>
+      </w:r>
+      <w:r>
+        <w:rPr>
+          <w:rFonts w:hint="eastAsia"/>
+        </w:rPr>
+        <w:t>S</w:t>
+      </w:r>
+      <w:r>
+        <w:t>NAP</w:t>
+      </w:r>
+      <w:r>
+        <w:rPr>
+          <w:rFonts w:hint="eastAsia"/>
+        </w:rPr>
+        <w:t>融合最小</w:t>
+      </w:r>
+      <w:r>
+        <w:rPr>
+          <w:rFonts w:hint="eastAsia"/>
+        </w:rPr>
+        <w:t>J</w:t>
+      </w:r>
+      <w:r>
+        <w:t>ERK</w:t>
+      </w:r>
+      <w:r>
+        <w:rPr>
+          <w:rFonts w:hint="eastAsia"/>
+        </w:rPr>
+        <w:t>在</w:t>
+      </w:r>
+      <w:r>
+        <w:t>X</w:t>
+      </w:r>
+      <w:r>
+        <w:rPr>
+          <w:rFonts w:hint="eastAsia"/>
+        </w:rPr>
+        <w:t>方向对比</w:t>
+      </w:r>
+    </w:p>
+    <w:p>
+      <w:pPr>
+        <w:pStyle w:val="a4"/>
+      </w:pPr>
+      <w:r>
+        <w:rPr>
+          <w:rFonts w:hint="eastAsia"/>
+          <w:noProof/>
+        </w:rPr>
+        <w:lastRenderedPageBreak/>
+        <w:drawing>
+          <wp:inline distT="0" distB="0" distL="0" distR="0" wp14:anchorId="2E7026C9" wp14:editId="48547312">
+            <wp:extent cx="3579415" cy="4132800"/>
+            <wp:effectExtent l="0" t="0" r="2540" b="1270"/>
+            <wp:docPr id="15" name="图形 15"/>
+            <wp:cNvGraphicFramePr>
+              <a:graphicFrameLocks xmlns:a="http://schemas.openxmlformats.org/drawingml/2006/main" noChangeAspect="1"/>
+            </wp:cNvGraphicFramePr>
+            <a:graphic xmlns:a="http://schemas.openxmlformats.org/drawingml/2006/main">
+              <a:graphicData uri="http://schemas.openxmlformats.org/drawingml/2006/picture">
+                <pic:pic xmlns:pic="http://schemas.openxmlformats.org/drawingml/2006/picture">
+                  <pic:nvPicPr>
+                    <pic:cNvPr id="15" name="最小融合对比.svg"/>
+                    <pic:cNvPicPr/>
+                  </pic:nvPicPr>
+                  <pic:blipFill rotWithShape="1">
+                    <a:blip r:embed="rId88">
+                      <a:extLst>
+                        <a:ext uri="{28A0092B-C50C-407E-A947-70E740481C1C}">
+                          <a14:useLocalDpi xmlns:a14="http://schemas.microsoft.com/office/drawing/2010/main" val="0"/>
+                        </a:ext>
+                        <a:ext uri="{96DAC541-7B7A-43D3-8B79-37D633B846F1}">
+                          <asvg:svgBlip xmlns:asvg="http://schemas.microsoft.com/office/drawing/2016/SVG/main" r:embed="rId89"/>
+                        </a:ext>
+                      </a:extLst>
+                    </a:blip>
+                    <a:srcRect l="54574" t="7522" r="8332" b="7004"/>
+                    <a:stretch/>
+                  </pic:blipFill>
+                  <pic:spPr bwMode="auto">
+                    <a:xfrm>
+                      <a:off x="0" y="0"/>
+                      <a:ext cx="3579415" cy="4132800"/>
+                    </a:xfrm>
+                    <a:prstGeom prst="rect">
+                      <a:avLst/>
+                    </a:prstGeom>
+                    <a:ln>
+                      <a:noFill/>
+                    </a:ln>
+                    <a:extLst>
+                      <a:ext uri="{53640926-AAD7-44D8-BBD7-CCE9431645EC}">
+                        <a14:shadowObscured xmlns:a14="http://schemas.microsoft.com/office/drawing/2010/main"/>
+                      </a:ext>
+                    </a:extLst>
+                  </pic:spPr>
+                </pic:pic>
+              </a:graphicData>
+            </a:graphic>
+          </wp:inline>
+        </w:drawing>
+      </w:r>
+    </w:p>
+    <w:p>
+      <w:pPr>
+        <w:pStyle w:val="a4"/>
+      </w:pPr>
+      <w:r>
+        <w:rPr>
+          <w:rFonts w:hint="eastAsia"/>
+        </w:rPr>
+        <w:t>图</w:t>
+      </w:r>
+      <w:r>
+        <w:rPr>
+          <w:rFonts w:hint="eastAsia"/>
+        </w:rPr>
+        <w:t xml:space="preserve"> </w:t>
+      </w:r>
+      <w:r>
+        <w:rPr>
+          <w:rFonts w:hint="eastAsia"/>
+        </w:rPr>
+        <w:t>最小</w:t>
+      </w:r>
+      <w:r>
+        <w:rPr>
+          <w:rFonts w:hint="eastAsia"/>
+        </w:rPr>
+        <w:t>SNAP</w:t>
+      </w:r>
+      <w:r>
+        <w:rPr>
+          <w:rFonts w:hint="eastAsia"/>
+        </w:rPr>
+        <w:t>与最小</w:t>
+      </w:r>
+      <w:r>
+        <w:rPr>
+          <w:rFonts w:hint="eastAsia"/>
+        </w:rPr>
+        <w:t>SNAP</w:t>
+      </w:r>
+      <w:r>
+        <w:rPr>
+          <w:rFonts w:hint="eastAsia"/>
+        </w:rPr>
+        <w:t>融合最小</w:t>
+      </w:r>
+      <w:r>
+        <w:rPr>
+          <w:rFonts w:hint="eastAsia"/>
+        </w:rPr>
+        <w:t>JERK</w:t>
+      </w:r>
+      <w:r>
+        <w:rPr>
+          <w:rFonts w:hint="eastAsia"/>
+        </w:rPr>
+        <w:t>在</w:t>
+      </w:r>
+      <w:r>
+        <w:t>Y</w:t>
+      </w:r>
+      <w:r>
+        <w:rPr>
+          <w:rFonts w:hint="eastAsia"/>
+        </w:rPr>
+        <w:t>方向对比</w:t>
+      </w:r>
+    </w:p>
+    <w:p>
+      <w:pPr>
+        <w:pStyle w:val="a4"/>
+        <w:rPr>
+          <w:rFonts w:hint="eastAsia"/>
+        </w:rPr>
+      </w:pPr>
+      <w:r>
+        <w:rPr>
+          <w:rFonts w:hint="eastAsia"/>
+          <w:noProof/>
+        </w:rPr>
+        <w:drawing>
+          <wp:inline distT="0" distB="0" distL="0" distR="0" wp14:anchorId="0452E2E9" wp14:editId="23AD3969">
+            <wp:extent cx="3323747" cy="2493010"/>
+            <wp:effectExtent l="0" t="0" r="0" b="2540"/>
+            <wp:docPr id="17" name="图形 17"/>
+            <wp:cNvGraphicFramePr>
+              <a:graphicFrameLocks xmlns:a="http://schemas.openxmlformats.org/drawingml/2006/main" noChangeAspect="1"/>
+            </wp:cNvGraphicFramePr>
+            <a:graphic xmlns:a="http://schemas.openxmlformats.org/drawingml/2006/main">
+              <a:graphicData uri="http://schemas.openxmlformats.org/drawingml/2006/picture">
+                <pic:pic xmlns:pic="http://schemas.openxmlformats.org/drawingml/2006/picture">
+                  <pic:nvPicPr>
+                    <pic:cNvPr id="17" name="最小融合轨迹对比.svg"/>
+                    <pic:cNvPicPr/>
+                  </pic:nvPicPr>
+                  <pic:blipFill>
+                    <a:blip r:embed="rId90">
+                      <a:extLst>
+                        <a:ext uri="{28A0092B-C50C-407E-A947-70E740481C1C}">
+                          <a14:useLocalDpi xmlns:a14="http://schemas.microsoft.com/office/drawing/2010/main" val="0"/>
+                        </a:ext>
+                        <a:ext uri="{96DAC541-7B7A-43D3-8B79-37D633B846F1}">
+                          <asvg:svgBlip xmlns:asvg="http://schemas.microsoft.com/office/drawing/2016/SVG/main" r:embed="rId91"/>
+                        </a:ext>
+                      </a:extLst>
+                    </a:blip>
+                    <a:stretch>
+                      <a:fillRect/>
+                    </a:stretch>
+                  </pic:blipFill>
+                  <pic:spPr>
+                    <a:xfrm>
+                      <a:off x="0" y="0"/>
+                      <a:ext cx="3343379" cy="2507735"/>
+                    </a:xfrm>
+                    <a:prstGeom prst="rect">
+                      <a:avLst/>
+                    </a:prstGeom>
+                  </pic:spPr>
+                </pic:pic>
+              </a:graphicData>
+            </a:graphic>
+          </wp:inline>
+        </w:drawing>
       </w:r>
       <w:bookmarkStart w:id="1" w:name="_GoBack"/>
       <w:bookmarkEnd w:id="1"/>
-      <w:r>
-        <w:rPr>
-          <w:rFonts w:hint="eastAsia"/>
-        </w:rPr>
-        <w:t>需要加一些额外的约束去限制连续性。</w:t>
+    </w:p>
+    <w:p>
+      <w:pPr>
+        <w:pStyle w:val="2"/>
+      </w:pPr>
+      <w:r>
+        <w:rPr>
+          <w:rFonts w:hint="eastAsia"/>
+        </w:rPr>
+        <w:t>时间重新分配</w:t>
       </w:r>
     </w:p>
     <w:p>
       <w:pPr>
         <w:pStyle w:val="3"/>
-      </w:pPr>
-      <w:r>
-        <w:rPr>
-          <w:rFonts w:hint="eastAsia"/>
-        </w:rPr>
-        <w:t>最小</w:t>
+        <w:rPr>
+          <w:rFonts w:hint="eastAsia"/>
+        </w:rPr>
+      </w:pPr>
+      <w:r>
+        <w:rPr>
+          <w:rFonts w:hint="eastAsia"/>
+        </w:rPr>
+        <w:t>梯形时间分配</w:t>
+      </w:r>
+    </w:p>
+    <w:p>
+      <w:pPr>
+        <w:ind w:firstLine="480"/>
+      </w:pPr>
+      <w:r>
+        <w:rPr>
+          <w:rFonts w:hint="eastAsia"/>
+        </w:rPr>
+        <w:t>在计算最小</w:t>
       </w:r>
       <w:r>
         <w:rPr>
@@ -1498,81 +2824,93 @@
         <w:rPr>
           <w:rFonts w:hint="eastAsia"/>
         </w:rPr>
-        <w:t>连续性</w:t>
-      </w:r>
-      <w:r>
-        <w:rPr>
-          <w:rFonts w:hint="eastAsia"/>
-        </w:rPr>
-        <w:t>和微分</w:t>
-      </w:r>
-      <w:r>
-        <w:rPr>
-          <w:rFonts w:hint="eastAsia"/>
-        </w:rPr>
-        <w:t>约束</w:t>
-      </w:r>
-    </w:p>
-    <w:p>
-      <w:pPr>
-        <w:ind w:firstLine="480"/>
-      </w:pPr>
-      <w:r>
-        <w:rPr>
-          <w:rFonts w:hint="eastAsia"/>
-        </w:rPr>
-        <w:t>需要限制中间的航迹点在两段轨迹的接合处是左右两边状态要连续。</w:t>
-      </w:r>
-      <w:r>
-        <w:rPr>
-          <w:rFonts w:hint="eastAsia"/>
-        </w:rPr>
-        <w:t>由于</w:t>
-      </w:r>
-      <w:r>
-        <w:rPr>
-          <w:rFonts w:hint="eastAsia"/>
-        </w:rPr>
-        <w:t>要最小化的目标是</w:t>
-      </w:r>
-      <w:r>
-        <w:t>SNAP</w:t>
-      </w:r>
-      <w:r>
-        <w:rPr>
-          <w:rFonts w:hint="eastAsia"/>
-        </w:rPr>
-        <w:t>，那么必须保证接合处</w:t>
-      </w:r>
-      <w:r>
-        <w:rPr>
-          <w:rFonts w:hint="eastAsia"/>
-        </w:rPr>
-        <w:t>四</w:t>
-      </w:r>
-      <w:r>
-        <w:rPr>
-          <w:rFonts w:hint="eastAsia"/>
-        </w:rPr>
-        <w:t>阶导数是连续的。因为要对</w:t>
-      </w:r>
-      <w:r>
-        <w:t>SNAP</w:t>
-      </w:r>
-      <w:r>
-        <w:rPr>
-          <w:rFonts w:hint="eastAsia"/>
-        </w:rPr>
-        <w:t>进行积分，那么多项式在求导</w:t>
-      </w:r>
-      <w:r>
-        <w:t>4</w:t>
-      </w:r>
-      <w:r>
-        <w:rPr>
-          <w:rFonts w:hint="eastAsia"/>
-        </w:rPr>
-        <w:t>次之后必须要连续，所以要确保</w:t>
+        <w:t>时，需要将</w:t>
+      </w:r>
+      <w:r>
+        <w:rPr>
+          <w:rFonts w:hint="eastAsia"/>
+        </w:rPr>
+        <w:t>S</w:t>
+      </w:r>
+      <w:r>
+        <w:t>NAP</w:t>
+      </w:r>
+      <w:r>
+        <w:rPr>
+          <w:rFonts w:hint="eastAsia"/>
+        </w:rPr>
+        <w:t>函数对时间进行积分，因此需要提前对每一段轨迹分配一定的时间，最简单的分配方式是对每一段轨迹分配相同的时间，</w:t>
+      </w:r>
+      <w:r>
+        <w:rPr>
+          <w:rFonts w:hint="eastAsia"/>
+        </w:rPr>
+        <w:lastRenderedPageBreak/>
+        <w:t>由于这种分配方式完全没有考虑路径参考点之间的距离、角度等关系，所以最小</w:t>
+      </w:r>
+      <w:r>
+        <w:rPr>
+          <w:rFonts w:hint="eastAsia"/>
+        </w:rPr>
+        <w:t>S</w:t>
+      </w:r>
+      <w:r>
+        <w:t>NAP</w:t>
+      </w:r>
+      <w:r>
+        <w:rPr>
+          <w:rFonts w:hint="eastAsia"/>
+        </w:rPr>
+        <w:t>平滑后的路径虽然连续，但是轨迹并不理想。如上图所示，路径控制点之间会有许多过于弯曲的路径，这是由于控制点之间距离不同，较短的路径可能分配的时间过多，导致平滑后的路径不得不延长路径长度来满足时间要求；而路径较长的区域又可能因为分配时间不足而出现速度和加速度出现较大的数值。</w:t>
+      </w:r>
+    </w:p>
+    <w:p>
+      <w:pPr>
+        <w:ind w:firstLine="480"/>
+        <w:rPr>
+          <w:rFonts w:hint="eastAsia"/>
+        </w:rPr>
+      </w:pPr>
+    </w:p>
+    <w:p>
+      <w:pPr>
+        <w:ind w:firstLine="480"/>
+      </w:pPr>
+      <w:r>
+        <w:rPr>
+          <w:rFonts w:hint="eastAsia"/>
+        </w:rPr>
+        <w:t>因此需要针对路径上不同的路径段优化时间分配。</w:t>
+      </w:r>
+      <w:r>
+        <w:rPr>
+          <w:rFonts w:hint="eastAsia"/>
+        </w:rPr>
+        <w:t>一个简化的</w:t>
+      </w:r>
+      <w:r>
+        <w:rPr>
+          <w:rFonts w:hint="eastAsia"/>
+        </w:rPr>
+        <w:t>时间分配方法是梯形时间分配</w:t>
+      </w:r>
+      <w:r>
+        <w:rPr>
+          <w:rFonts w:hint="eastAsia"/>
+        </w:rPr>
+        <w:t>，先假设</w:t>
+      </w:r>
+      <w:r>
+        <w:rPr>
+          <w:rFonts w:hint="eastAsia"/>
+        </w:rPr>
+        <w:t>无人机</w:t>
+      </w:r>
+      <w:r>
+        <w:rPr>
+          <w:rFonts w:hint="eastAsia"/>
+        </w:rPr>
+        <w:t>以最大的加速度加速到最大速度，然后运行一段时间，再以最大的减速度到终点，到达是速度为</w:t>
       </w:r>
       <w:r>
         <w:rPr>
@@ -1584,68 +2922,387 @@
         <w:rPr>
           <w:rFonts w:hint="eastAsia"/>
         </w:rPr>
-        <w:t>阶、</w:t>
-      </w:r>
-      <w:r>
-        <w:rPr>
-          <w:rFonts w:hint="eastAsia"/>
-        </w:rPr>
-        <w:t>1</w:t>
-      </w:r>
-      <w:r>
-        <w:rPr>
-          <w:rFonts w:hint="eastAsia"/>
-        </w:rPr>
-        <w:t>阶、</w:t>
-      </w:r>
-      <w:r>
-        <w:rPr>
-          <w:rFonts w:hint="eastAsia"/>
-        </w:rPr>
-        <w:t>2</w:t>
+        <w:t>。</w:t>
+      </w:r>
+    </w:p>
+    <w:p>
+      <w:pPr>
+        <w:ind w:firstLine="480"/>
+      </w:pPr>
+      <w:r>
+        <w:rPr>
+          <w:rFonts w:hint="eastAsia"/>
+        </w:rPr>
+        <w:t>假设无人机最大飞行速度为</w:t>
+      </w:r>
+      <w:r>
+        <w:rPr>
+          <w:position w:val="-12"/>
+        </w:rPr>
+        <w:object w:dxaOrig="420" w:dyaOrig="360" w14:anchorId="59A1496A">
+          <v:shape id="_x0000_i1062" type="#_x0000_t75" style="width:21.3pt;height:18.15pt" o:ole="">
+            <v:imagedata r:id="rId92" o:title=""/>
+          </v:shape>
+          <o:OLEObject Type="Embed" ProgID="Equation.DSMT4" ShapeID="_x0000_i1062" DrawAspect="Content" ObjectID="_1848816314" r:id="rId93"/>
+        </w:object>
+      </w:r>
+      <w:r>
+        <w:rPr>
+          <w:rFonts w:hint="eastAsia"/>
+        </w:rPr>
+        <w:t>，最大加速度为</w:t>
+      </w:r>
+      <w:r>
+        <w:rPr>
+          <w:position w:val="-12"/>
+        </w:rPr>
+        <w:object w:dxaOrig="440" w:dyaOrig="360" w14:anchorId="3B364D1C">
+          <v:shape id="_x0000_i1063" type="#_x0000_t75" style="width:21.9pt;height:18.15pt" o:ole="">
+            <v:imagedata r:id="rId94" o:title=""/>
+          </v:shape>
+          <o:OLEObject Type="Embed" ProgID="Equation.DSMT4" ShapeID="_x0000_i1063" DrawAspect="Content" ObjectID="_1848816315" r:id="rId95"/>
+        </w:object>
+      </w:r>
+      <w:r>
+        <w:rPr>
+          <w:rFonts w:hint="eastAsia"/>
+        </w:rPr>
+        <w:t>，</w:t>
+      </w:r>
+      <w:r>
+        <w:rPr>
+          <w:rFonts w:hint="eastAsia"/>
+        </w:rPr>
+        <w:t>需要重新分配时间的路径段长度为</w:t>
+      </w:r>
+      <w:r>
+        <w:rPr>
+          <w:position w:val="-6"/>
+        </w:rPr>
+        <w:object w:dxaOrig="220" w:dyaOrig="279" w14:anchorId="4FA06D74">
+          <v:shape id="_x0000_i1064" type="#_x0000_t75" style="width:11.25pt;height:13.75pt" o:ole="">
+            <v:imagedata r:id="rId96" o:title=""/>
+          </v:shape>
+          <o:OLEObject Type="Embed" ProgID="Equation.DSMT4" ShapeID="_x0000_i1064" DrawAspect="Content" ObjectID="_1848816316" r:id="rId97"/>
+        </w:object>
+      </w:r>
+      <w:r>
+        <w:rPr>
+          <w:rFonts w:hint="eastAsia"/>
+        </w:rPr>
+        <w:t>。无人机从速度为</w:t>
+      </w:r>
+      <w:r>
+        <w:rPr>
+          <w:rFonts w:hint="eastAsia"/>
+        </w:rPr>
+        <w:t>0</w:t>
+      </w:r>
+      <w:r>
+        <w:rPr>
+          <w:rFonts w:hint="eastAsia"/>
+        </w:rPr>
+        <w:t>加速到最大速度所用时间为：</w:t>
+      </w:r>
+    </w:p>
+    <w:p>
+      <w:pPr>
+        <w:pStyle w:val="a6"/>
+      </w:pPr>
+      <w:r>
+        <w:rPr>
+          <w:position w:val="-30"/>
+        </w:rPr>
+        <w:object w:dxaOrig="900" w:dyaOrig="680" w14:anchorId="0F09DD6B">
+          <v:shape id="_x0000_i1068" type="#_x0000_t75" style="width:45.1pt;height:33.8pt" o:ole="">
+            <v:imagedata r:id="rId98" o:title=""/>
+          </v:shape>
+          <o:OLEObject Type="Embed" ProgID="Equation.DSMT4" ShapeID="_x0000_i1068" DrawAspect="Content" ObjectID="_1848816317" r:id="rId99"/>
+        </w:object>
+      </w:r>
+    </w:p>
+    <w:p>
+      <w:pPr>
+        <w:ind w:firstLine="480"/>
+      </w:pPr>
+      <w:r>
+        <w:rPr>
+          <w:rFonts w:hint="eastAsia"/>
+        </w:rPr>
+        <w:t>加速阶段飞行距离为：</w:t>
+      </w:r>
+    </w:p>
+    <w:p>
+      <w:pPr>
+        <w:pStyle w:val="a6"/>
+      </w:pPr>
+      <w:r>
+        <w:rPr>
+          <w:position w:val="-30"/>
+        </w:rPr>
+        <w:object w:dxaOrig="1100" w:dyaOrig="720" w14:anchorId="67F86E3E">
+          <v:shape id="_x0000_i1071" type="#_x0000_t75" style="width:55.1pt;height:36.3pt" o:ole="">
+            <v:imagedata r:id="rId100" o:title=""/>
+          </v:shape>
+          <o:OLEObject Type="Embed" ProgID="Equation.DSMT4" ShapeID="_x0000_i1071" DrawAspect="Content" ObjectID="_1848816318" r:id="rId101"/>
+        </w:object>
+      </w:r>
+    </w:p>
+    <w:p>
+      <w:pPr>
+        <w:ind w:firstLine="480"/>
+      </w:pPr>
+      <w:r>
+        <w:rPr>
+          <w:rFonts w:hint="eastAsia"/>
+        </w:rPr>
+        <w:t>减速阶段与加速阶段对称，减速时间和减速距离与加速时间、加速距离相同即</w:t>
+      </w:r>
+      <w:r>
+        <w:rPr>
+          <w:position w:val="-12"/>
+        </w:rPr>
+        <w:object w:dxaOrig="639" w:dyaOrig="360" w14:anchorId="36FDFABF">
+          <v:shape id="_x0000_i1074" type="#_x0000_t75" style="width:31.95pt;height:18.15pt" o:ole="">
+            <v:imagedata r:id="rId102" o:title=""/>
+          </v:shape>
+          <o:OLEObject Type="Embed" ProgID="Equation.DSMT4" ShapeID="_x0000_i1074" DrawAspect="Content" ObjectID="_1848816319" r:id="rId103"/>
+        </w:object>
+      </w:r>
+      <w:r>
+        <w:rPr>
+          <w:rFonts w:hint="eastAsia"/>
+        </w:rPr>
+        <w:t>，</w:t>
+      </w:r>
+      <w:r>
+        <w:rPr>
+          <w:position w:val="-12"/>
+        </w:rPr>
+        <w:object w:dxaOrig="760" w:dyaOrig="360" w14:anchorId="36559EED">
+          <v:shape id="_x0000_i1075" type="#_x0000_t75" style="width:38.2pt;height:18.15pt" o:ole="">
+            <v:imagedata r:id="rId104" o:title=""/>
+          </v:shape>
+          <o:OLEObject Type="Embed" ProgID="Equation.DSMT4" ShapeID="_x0000_i1075" DrawAspect="Content" ObjectID="_1848816320" r:id="rId105"/>
+        </w:object>
+      </w:r>
+      <w:r>
+        <w:rPr>
+          <w:rFonts w:hint="eastAsia"/>
+        </w:rPr>
+        <w:t>。</w:t>
+      </w:r>
+    </w:p>
+    <w:p>
+      <w:pPr>
+        <w:ind w:firstLine="480"/>
+      </w:pPr>
+      <w:r>
+        <w:rPr>
+          <w:rFonts w:hint="eastAsia"/>
+        </w:rPr>
+        <w:t>因此，如果满足：</w:t>
+      </w:r>
+    </w:p>
+    <w:p>
+      <w:pPr>
+        <w:pStyle w:val="a6"/>
+      </w:pPr>
+      <w:r>
+        <w:rPr>
+          <w:position w:val="-30"/>
+        </w:rPr>
+        <w:object w:dxaOrig="1820" w:dyaOrig="720" w14:anchorId="2C6C8B4E">
+          <v:shape id="_x0000_i1081" type="#_x0000_t75" style="width:90.8pt;height:36.3pt" o:ole="">
+            <v:imagedata r:id="rId106" o:title=""/>
+          </v:shape>
+          <o:OLEObject Type="Embed" ProgID="Equation.DSMT4" ShapeID="_x0000_i1081" DrawAspect="Content" ObjectID="_1848816321" r:id="rId107"/>
+        </w:object>
+      </w:r>
+    </w:p>
+    <w:p>
+      <w:pPr>
+        <w:ind w:firstLine="480"/>
+      </w:pPr>
+      <w:r>
+        <w:rPr>
+          <w:rFonts w:hint="eastAsia"/>
+        </w:rPr>
+        <w:t>则说明这段路径段存在匀速阶段，那么这一段路径段的时间重新分配为：</w:t>
+      </w:r>
+    </w:p>
+    <w:p>
+      <w:pPr>
+        <w:pStyle w:val="a6"/>
+      </w:pPr>
+      <w:r>
+        <w:rPr>
+          <w:position w:val="-30"/>
+        </w:rPr>
+        <w:object w:dxaOrig="4640" w:dyaOrig="720" w14:anchorId="1926A2F4">
+          <v:shape id="_x0000_i1083" type="#_x0000_t75" style="width:232.3pt;height:36.3pt" o:ole="">
+            <v:imagedata r:id="rId108" o:title=""/>
+          </v:shape>
+          <o:OLEObject Type="Embed" ProgID="Equation.DSMT4" ShapeID="_x0000_i1083" DrawAspect="Content" ObjectID="_1848816322" r:id="rId109"/>
+        </w:object>
+      </w:r>
+    </w:p>
+    <w:p>
+      <w:pPr>
+        <w:ind w:firstLine="480"/>
+      </w:pPr>
+      <w:r>
+        <w:rPr>
+          <w:rFonts w:hint="eastAsia"/>
+        </w:rPr>
+        <w:t>如果无法满足上述条件，则说明这段路径中无人机无法到达最大速度，于是速度曲线降为三角形，此时时间重新分配为：</w:t>
+      </w:r>
+    </w:p>
+    <w:p>
+      <w:pPr>
+        <w:pStyle w:val="a6"/>
+      </w:pPr>
+      <w:r>
+        <w:rPr>
+          <w:position w:val="-32"/>
+        </w:rPr>
+        <w:object w:dxaOrig="1200" w:dyaOrig="760" w14:anchorId="57DE29DA">
+          <v:shape id="_x0000_i1086" type="#_x0000_t75" style="width:60.1pt;height:38.2pt" o:ole="">
+            <v:imagedata r:id="rId110" o:title=""/>
+          </v:shape>
+          <o:OLEObject Type="Embed" ProgID="Equation.DSMT4" ShapeID="_x0000_i1086" DrawAspect="Content" ObjectID="_1848816323" r:id="rId111"/>
+        </w:object>
+      </w:r>
+    </w:p>
+    <w:p>
+      <w:pPr>
+        <w:ind w:firstLine="480"/>
+      </w:pPr>
+      <w:r>
+        <w:rPr>
+          <w:rFonts w:hint="eastAsia"/>
+        </w:rPr>
+        <w:t>梯形时间分配基于运动学约束，每段时间能够保证在给定最大速度和加速度下完成，对于短距离段时间较短，长距离段时间较长，比平均分配更合理，但是忽略了段</w:t>
       </w:r>
       <w:proofErr w:type="gramStart"/>
       <w:r>
         <w:rPr>
           <w:rFonts w:hint="eastAsia"/>
         </w:rPr>
-        <w:t>阶</w:t>
-      </w:r>
-      <w:r>
-        <w:rPr>
-          <w:rFonts w:hint="eastAsia"/>
-        </w:rPr>
-        <w:t>和</w:t>
+        <w:t>间速度</w:t>
       </w:r>
       <w:proofErr w:type="gramEnd"/>
       <w:r>
         <w:rPr>
           <w:rFonts w:hint="eastAsia"/>
         </w:rPr>
-        <w:t>3</w:t>
-      </w:r>
-      <w:r>
-        <w:rPr>
-          <w:rFonts w:hint="eastAsia"/>
-        </w:rPr>
-        <w:t>阶</w:t>
-      </w:r>
-      <w:r>
-        <w:rPr>
-          <w:rFonts w:hint="eastAsia"/>
-        </w:rPr>
-        <w:t>导数都是光滑的，也就是保证求导到加速度函数依然是光滑的，这一点就体现了多项式轨迹的优势，它天然就是一个高阶光滑的函数。</w:t>
-      </w:r>
-    </w:p>
-    <w:p>
-      <w:pPr>
-        <w:ind w:firstLine="480"/>
-      </w:pPr>
-      <w:r>
-        <w:rPr>
-          <w:rFonts w:hint="eastAsia"/>
-        </w:rPr>
-        <w:t>将每处控制点连续性用数学表达式表示：</w:t>
+        <w:t>连续性。假设每段起始和终止速度为零，这在实际运动中过于保</w:t>
+      </w:r>
+      <w:r>
+        <w:rPr>
+          <w:rFonts w:hint="eastAsia"/>
+        </w:rPr>
+        <w:lastRenderedPageBreak/>
+        <w:t>守，尤其是相邻</w:t>
+      </w:r>
+      <w:proofErr w:type="gramStart"/>
+      <w:r>
+        <w:rPr>
+          <w:rFonts w:hint="eastAsia"/>
+        </w:rPr>
+        <w:t>段方向</w:t>
+      </w:r>
+      <w:proofErr w:type="gramEnd"/>
+      <w:r>
+        <w:rPr>
+          <w:rFonts w:hint="eastAsia"/>
+        </w:rPr>
+        <w:t>变化很小（小角度转弯）时，飞行器本可以保持较高速度通过，却被迫减速到零再加速，造成时间浪费。同时对于转弯角度差异不敏感，只要距离相同，时间就相同，未考虑转弯急缓对速度的影响。</w:t>
+      </w:r>
+    </w:p>
+    <w:p>
+      <w:pPr>
+        <w:pStyle w:val="3"/>
+      </w:pPr>
+      <w:r>
+        <w:rPr>
+          <w:rFonts w:hint="eastAsia"/>
+        </w:rPr>
+        <w:t>基于转向角的时间重新分配</w:t>
+      </w:r>
+    </w:p>
+    <w:p>
+      <w:pPr>
+        <w:ind w:firstLine="480"/>
+      </w:pPr>
+      <w:r>
+        <w:rPr>
+          <w:rFonts w:hint="eastAsia"/>
+        </w:rPr>
+        <w:t>梯形时间分配只考虑了距离，但实际路径中转弯角度对速度有很大影响</w:t>
+      </w:r>
+      <w:r>
+        <w:rPr>
+          <w:rFonts w:hint="eastAsia"/>
+        </w:rPr>
+        <w:t>，</w:t>
+      </w:r>
+      <w:r>
+        <w:rPr>
+          <w:rFonts w:hint="eastAsia"/>
+        </w:rPr>
+        <w:t>急转弯处需要降低速度以保证安全，而小角度转弯或直线</w:t>
+      </w:r>
+      <w:proofErr w:type="gramStart"/>
+      <w:r>
+        <w:rPr>
+          <w:rFonts w:hint="eastAsia"/>
+        </w:rPr>
+        <w:t>段可以</w:t>
+      </w:r>
+      <w:proofErr w:type="gramEnd"/>
+      <w:r>
+        <w:rPr>
+          <w:rFonts w:hint="eastAsia"/>
+        </w:rPr>
+        <w:t>保持较高速度。因此，需要在梯形分配的基础上，根据路径的转向角重新调整各段时间。</w:t>
+      </w:r>
+    </w:p>
+    <w:p>
+      <w:pPr>
+        <w:ind w:firstLine="480"/>
+      </w:pPr>
+      <w:r>
+        <w:rPr>
+          <w:rFonts w:hint="eastAsia"/>
+        </w:rPr>
+        <w:t>为了保留梯形分配对距离的合理处理，同时</w:t>
+      </w:r>
+      <w:proofErr w:type="gramStart"/>
+      <w:r>
+        <w:rPr>
+          <w:rFonts w:hint="eastAsia"/>
+        </w:rPr>
+        <w:t>让角度</w:t>
+      </w:r>
+      <w:proofErr w:type="gramEnd"/>
+      <w:r>
+        <w:rPr>
+          <w:rFonts w:hint="eastAsia"/>
+        </w:rPr>
+        <w:t>影响更直接，改为以梯形时间为基础，乘以一个与角度相关的</w:t>
+      </w:r>
+      <w:r>
+        <w:rPr>
+          <w:rFonts w:hint="eastAsia"/>
+        </w:rPr>
+        <w:t>修正</w:t>
+      </w:r>
+      <w:r>
+        <w:rPr>
+          <w:rFonts w:hint="eastAsia"/>
+        </w:rPr>
+        <w:t>系数：</w:t>
       </w:r>
     </w:p>
     <w:p>
@@ -1654,25 +3311,240 @@
       </w:pPr>
       <w:r>
         <w:rPr>
+          <w:position w:val="-38"/>
+        </w:rPr>
+        <w:object w:dxaOrig="3260" w:dyaOrig="880" w14:anchorId="345E4FF4">
+          <v:shape id="_x0000_i1089" type="#_x0000_t75" style="width:162.8pt;height:43.85pt" o:ole="">
+            <v:imagedata r:id="rId112" o:title=""/>
+          </v:shape>
+          <o:OLEObject Type="Embed" ProgID="Equation.DSMT4" ShapeID="_x0000_i1089" DrawAspect="Content" ObjectID="_1848816324" r:id="rId113"/>
+        </w:object>
+      </w:r>
+    </w:p>
+    <w:p>
+      <w:pPr>
+        <w:ind w:firstLine="480"/>
+        <w:rPr>
+          <w:rFonts w:hint="eastAsia"/>
+        </w:rPr>
+      </w:pPr>
+      <w:r>
+        <w:rPr>
+          <w:rFonts w:hint="eastAsia"/>
+        </w:rPr>
+        <w:t>其中</w:t>
+      </w:r>
+    </w:p>
+    <w:p>
+      <w:pPr>
+        <w:pStyle w:val="a6"/>
+        <w:rPr>
+          <w:rFonts w:hint="eastAsia"/>
+        </w:rPr>
+      </w:pPr>
+      <w:r>
+        <w:rPr>
+          <w:position w:val="-14"/>
+        </w:rPr>
+        <w:object w:dxaOrig="1800" w:dyaOrig="380" w14:anchorId="760576F1">
+          <v:shape id="_x0000_i1105" type="#_x0000_t75" style="width:90.15pt;height:18.8pt" o:ole="">
+            <v:imagedata r:id="rId114" o:title=""/>
+          </v:shape>
+          <o:OLEObject Type="Embed" ProgID="Equation.DSMT4" ShapeID="_x0000_i1105" DrawAspect="Content" ObjectID="_1848816325" r:id="rId115"/>
+        </w:object>
+      </w:r>
+    </w:p>
+    <w:p>
+      <w:pPr>
+        <w:ind w:firstLine="480"/>
+      </w:pPr>
+      <w:r>
+        <w:rPr>
+          <w:rFonts w:hint="eastAsia"/>
+        </w:rPr>
+        <w:t>式中</w:t>
+      </w:r>
+      <w:r>
+        <w:rPr>
+          <w:position w:val="-10"/>
+        </w:rPr>
+        <w:object w:dxaOrig="460" w:dyaOrig="320" w14:anchorId="1837DCB3">
+          <v:shape id="_x0000_i1092" type="#_x0000_t75" style="width:23.15pt;height:16.3pt" o:ole="">
+            <v:imagedata r:id="rId116" o:title=""/>
+          </v:shape>
+          <o:OLEObject Type="Embed" ProgID="Equation.DSMT4" ShapeID="_x0000_i1092" DrawAspect="Content" ObjectID="_1848816326" r:id="rId117"/>
+        </w:object>
+      </w:r>
+      <w:r>
+        <w:rPr>
+          <w:rFonts w:hint="eastAsia"/>
+        </w:rPr>
+        <w:t>为这一段路径的重新分配时间；</w:t>
+      </w:r>
+      <w:r>
+        <w:rPr>
+          <w:position w:val="-14"/>
+        </w:rPr>
+        <w:object w:dxaOrig="660" w:dyaOrig="380" w14:anchorId="6A03108A">
+          <v:shape id="_x0000_i1093" type="#_x0000_t75" style="width:33.2pt;height:18.8pt" o:ole="">
+            <v:imagedata r:id="rId118" o:title=""/>
+          </v:shape>
+          <o:OLEObject Type="Embed" ProgID="Equation.DSMT4" ShapeID="_x0000_i1093" DrawAspect="Content" ObjectID="_1848816327" r:id="rId119"/>
+        </w:object>
+      </w:r>
+      <w:r>
+        <w:rPr>
+          <w:rFonts w:hint="eastAsia"/>
+        </w:rPr>
+        <w:t>为梯形时间分配时间；</w:t>
+      </w:r>
+      <w:r>
+        <w:rPr>
+          <w:position w:val="-6"/>
+        </w:rPr>
+        <w:object w:dxaOrig="240" w:dyaOrig="220" w14:anchorId="320017CB">
+          <v:shape id="_x0000_i1094" type="#_x0000_t75" style="width:11.9pt;height:11.25pt" o:ole="">
+            <v:imagedata r:id="rId120" o:title=""/>
+          </v:shape>
+          <o:OLEObject Type="Embed" ProgID="Equation.DSMT4" ShapeID="_x0000_i1094" DrawAspect="Content" ObjectID="_1848816328" r:id="rId121"/>
+        </w:object>
+      </w:r>
+      <w:proofErr w:type="gramStart"/>
+      <w:r>
+        <w:rPr>
+          <w:rFonts w:hint="eastAsia"/>
+        </w:rPr>
+        <w:t>为角度</w:t>
+      </w:r>
+      <w:proofErr w:type="gramEnd"/>
+      <w:r>
+        <w:rPr>
+          <w:rFonts w:hint="eastAsia"/>
+        </w:rPr>
+        <w:t>增益系数；</w:t>
+      </w:r>
+      <w:r>
+        <w:rPr>
+          <w:position w:val="-10"/>
+        </w:rPr>
+        <w:object w:dxaOrig="240" w:dyaOrig="320" w14:anchorId="54BC5AF8">
+          <v:shape id="_x0000_i1097" type="#_x0000_t75" style="width:11.9pt;height:16.3pt" o:ole="">
+            <v:imagedata r:id="rId122" o:title=""/>
+          </v:shape>
+          <o:OLEObject Type="Embed" ProgID="Equation.DSMT4" ShapeID="_x0000_i1097" DrawAspect="Content" ObjectID="_1848816329" r:id="rId123"/>
+        </w:object>
+      </w:r>
+      <w:r>
+        <w:rPr>
+          <w:rFonts w:hint="eastAsia"/>
+        </w:rPr>
+        <w:t>为增益指数；</w:t>
+      </w:r>
+      <w:r>
+        <w:rPr>
+          <w:position w:val="-14"/>
+        </w:rPr>
+        <w:object w:dxaOrig="400" w:dyaOrig="380" w14:anchorId="3073BBF1">
+          <v:shape id="_x0000_i1109" type="#_x0000_t75" style="width:20.05pt;height:18.8pt" o:ole="">
+            <v:imagedata r:id="rId124" o:title=""/>
+          </v:shape>
+          <o:OLEObject Type="Embed" ProgID="Equation.DSMT4" ShapeID="_x0000_i1109" DrawAspect="Content" ObjectID="_1848816330" r:id="rId125"/>
+        </w:object>
+      </w:r>
+      <w:r>
+        <w:rPr>
+          <w:rFonts w:hint="eastAsia"/>
+        </w:rPr>
+        <w:t>是两段轨迹之间平均夹角</w:t>
+      </w:r>
+      <w:r>
+        <w:rPr>
+          <w:rFonts w:hint="eastAsia"/>
+        </w:rPr>
+        <w:t>。</w:t>
+      </w:r>
+    </w:p>
+    <w:p>
+      <w:pPr>
+        <w:ind w:firstLine="480"/>
+      </w:pPr>
+      <w:r>
+        <w:rPr>
+          <w:rFonts w:hint="eastAsia"/>
+        </w:rPr>
+        <w:t>角度修正后时间考虑了转向角度的影响，但是小角度区域仍然增加了分配时间，这对于实际飞行而言是不合理的，</w:t>
+      </w:r>
+      <w:r>
+        <w:rPr>
+          <w:rFonts w:hint="eastAsia"/>
+        </w:rPr>
+        <w:t>因此，设计了基于阈值的时间修正策略</w:t>
+      </w:r>
+      <w:r>
+        <w:rPr>
+          <w:rFonts w:hint="eastAsia"/>
+        </w:rPr>
+        <w:t>，</w:t>
+      </w:r>
+      <w:r>
+        <w:rPr>
+          <w:rFonts w:hint="eastAsia"/>
+        </w:rPr>
+        <w:t>通过</w:t>
+      </w:r>
+      <w:r>
+        <w:rPr>
+          <w:rFonts w:hint="eastAsia"/>
+        </w:rPr>
+        <w:t>设定一个角度阈值</w:t>
+      </w:r>
+      <w:r>
+        <w:rPr>
           <w:position w:val="-12"/>
         </w:rPr>
-        <w:object w:dxaOrig="1880" w:dyaOrig="380" w14:anchorId="7BB4109C">
-          <v:shape id="_x0000_i1070" type="#_x0000_t75" style="width:93.9pt;height:19pt" o:ole="">
-            <v:imagedata r:id="rId64" o:title=""/>
-          </v:shape>
-          <o:OLEObject Type="Embed" ProgID="Equation.DSMT4" ShapeID="_x0000_i1070" DrawAspect="Content" ObjectID="_1848762520" r:id="rId65"/>
-        </w:object>
-      </w:r>
-    </w:p>
-    <w:p>
-      <w:pPr>
-        <w:ind w:firstLine="480"/>
-      </w:pPr>
-      <w:r>
-        <w:rPr>
-          <w:rFonts w:hint="eastAsia"/>
-        </w:rPr>
-        <w:t>将整个路径中所有控制点的连续性约束统一到一个等式：</w:t>
+        <w:object w:dxaOrig="300" w:dyaOrig="360" w14:anchorId="61D30D1E">
+          <v:shape id="_x0000_i1110" type="#_x0000_t75" style="width:15.05pt;height:18.15pt" o:ole="">
+            <v:imagedata r:id="rId126" o:title=""/>
+          </v:shape>
+          <o:OLEObject Type="Embed" ProgID="Equation.DSMT4" ShapeID="_x0000_i1110" DrawAspect="Content" ObjectID="_1848816331" r:id="rId127"/>
+        </w:object>
+      </w:r>
+      <w:r>
+        <w:rPr>
+          <w:rFonts w:hint="eastAsia"/>
+        </w:rPr>
+        <w:t>，小于该角度则缩短时间，大于该角度则延长时间。</w:t>
+      </w:r>
+    </w:p>
+    <w:p>
+      <w:pPr>
+        <w:ind w:firstLine="480"/>
+      </w:pPr>
+      <w:r>
+        <w:rPr>
+          <w:rFonts w:hint="eastAsia"/>
+        </w:rPr>
+        <w:t>如果</w:t>
+      </w:r>
+      <w:r>
+        <w:rPr>
+          <w:position w:val="-14"/>
+        </w:rPr>
+        <w:object w:dxaOrig="880" w:dyaOrig="380" w14:anchorId="01BDCF53">
+          <v:shape id="_x0000_i1118" type="#_x0000_t75" style="width:43.85pt;height:18.8pt" o:ole="">
+            <v:imagedata r:id="rId128" o:title=""/>
+          </v:shape>
+          <o:OLEObject Type="Embed" ProgID="Equation.DSMT4" ShapeID="_x0000_i1118" DrawAspect="Content" ObjectID="_1848816332" r:id="rId129"/>
+        </w:object>
+      </w:r>
+      <w:r>
+        <w:rPr>
+          <w:rFonts w:hint="eastAsia"/>
+        </w:rPr>
+        <w:t>，时间修正系数修改为</w:t>
+      </w:r>
+      <w:r>
+        <w:t>:</w:t>
       </w:r>
     </w:p>
     <w:p>
@@ -1683,228 +3555,246 @@
         <w:rPr>
           <w:position w:val="-32"/>
         </w:rPr>
-        <w:object w:dxaOrig="6220" w:dyaOrig="760" w14:anchorId="48785E44">
-          <v:shape id="_x0000_i1141" type="#_x0000_t75" style="width:311.05pt;height:38pt" o:ole="">
-            <v:imagedata r:id="rId66" o:title=""/>
-          </v:shape>
-          <o:OLEObject Type="Embed" ProgID="Equation.DSMT4" ShapeID="_x0000_i1141" DrawAspect="Content" ObjectID="_1848762521" r:id="rId67"/>
-        </w:object>
-      </w:r>
-    </w:p>
-    <w:p>
-      <w:pPr>
-        <w:ind w:firstLine="480"/>
-      </w:pPr>
-      <w:r>
-        <w:rPr>
-          <w:rFonts w:hint="eastAsia"/>
-        </w:rPr>
-        <w:t>连续性约束保证了轨迹的光滑性，但是并没有限制轨迹必须通过</w:t>
-      </w:r>
-      <w:r>
-        <w:rPr>
-          <w:rFonts w:hint="eastAsia"/>
-        </w:rPr>
-        <w:t>路径参考</w:t>
-      </w:r>
-      <w:r>
-        <w:rPr>
-          <w:rFonts w:hint="eastAsia"/>
-        </w:rPr>
-        <w:t>点，或者以一个确定的状态通过某一些中间的航迹点，所以还需要给中间的</w:t>
+        <w:object w:dxaOrig="3060" w:dyaOrig="760" w14:anchorId="030B6D2D">
+          <v:shape id="_x0000_i1112" type="#_x0000_t75" style="width:152.75pt;height:38.2pt" o:ole="">
+            <v:imagedata r:id="rId130" o:title=""/>
+          </v:shape>
+          <o:OLEObject Type="Embed" ProgID="Equation.DSMT4" ShapeID="_x0000_i1112" DrawAspect="Content" ObjectID="_1848816333" r:id="rId131"/>
+        </w:object>
+      </w:r>
+    </w:p>
+    <w:p>
+      <w:pPr>
+        <w:ind w:firstLine="480"/>
+      </w:pPr>
+      <w:r>
+        <w:rPr>
+          <w:rFonts w:hint="eastAsia"/>
+        </w:rPr>
+        <w:t>其中为</w:t>
+      </w:r>
+      <w:r>
+        <w:rPr>
+          <w:position w:val="-12"/>
+        </w:rPr>
+        <w:object w:dxaOrig="639" w:dyaOrig="360" w14:anchorId="4DCC45AA">
+          <v:shape id="_x0000_i1115" type="#_x0000_t75" style="width:31.95pt;height:18.15pt" o:ole="">
+            <v:imagedata r:id="rId132" o:title=""/>
+          </v:shape>
+          <o:OLEObject Type="Embed" ProgID="Equation.DSMT4" ShapeID="_x0000_i1115" DrawAspect="Content" ObjectID="_1848816334" r:id="rId133"/>
+        </w:object>
+      </w:r>
+      <w:r>
+        <w:rPr>
+          <w:rFonts w:hint="eastAsia"/>
+        </w:rPr>
+        <w:t>缩短系数，控制最大缩短比例</w:t>
+      </w:r>
+      <w:r>
+        <w:rPr>
+          <w:rFonts w:hint="eastAsia"/>
+        </w:rPr>
+        <w:t>，</w:t>
       </w:r>
       <w:proofErr w:type="gramStart"/>
       <w:r>
         <w:rPr>
           <w:rFonts w:hint="eastAsia"/>
         </w:rPr>
-        <w:t>航迹点加一些</w:t>
+        <w:t>当角度</w:t>
       </w:r>
       <w:proofErr w:type="gramEnd"/>
       <w:r>
         <w:rPr>
           <w:rFonts w:hint="eastAsia"/>
         </w:rPr>
-        <w:t>限制。包括位置、速度、加速度、</w:t>
-      </w:r>
-      <w:r>
-        <w:rPr>
-          <w:rFonts w:hint="eastAsia"/>
-        </w:rPr>
-        <w:t>Jerk</w:t>
-      </w:r>
-      <w:r>
-        <w:rPr>
-          <w:rFonts w:hint="eastAsia"/>
-        </w:rPr>
-        <w:t>、</w:t>
-      </w:r>
-      <w:r>
-        <w:rPr>
-          <w:rFonts w:hint="eastAsia"/>
-        </w:rPr>
-        <w:t>Snap</w:t>
-      </w:r>
-      <w:r>
-        <w:rPr>
-          <w:rFonts w:hint="eastAsia"/>
-        </w:rPr>
-        <w:t>等等的限制。</w:t>
-      </w:r>
-    </w:p>
-    <w:p>
-      <w:pPr>
-        <w:ind w:firstLine="480"/>
-      </w:pPr>
-      <w:r>
-        <w:rPr>
-          <w:rFonts w:hint="eastAsia"/>
-        </w:rPr>
-        <w:t>首先我们考虑很实际的问题，</w:t>
-      </w:r>
-      <w:r>
-        <w:rPr>
-          <w:rFonts w:hint="eastAsia"/>
-        </w:rPr>
-        <w:t>路径</w:t>
-      </w:r>
-      <w:r>
-        <w:rPr>
-          <w:rFonts w:hint="eastAsia"/>
-        </w:rPr>
-        <w:t>的起点和终点</w:t>
-      </w:r>
-      <w:r>
-        <w:rPr>
-          <w:rFonts w:hint="eastAsia"/>
-        </w:rPr>
-        <w:t>已知</w:t>
-      </w:r>
-      <w:r>
-        <w:rPr>
-          <w:rFonts w:hint="eastAsia"/>
-        </w:rPr>
-        <w:t>，并且</w:t>
-      </w:r>
-      <w:r>
-        <w:rPr>
-          <w:rFonts w:hint="eastAsia"/>
-        </w:rPr>
-        <w:t>无人机</w:t>
-      </w:r>
-      <w:r>
-        <w:rPr>
-          <w:rFonts w:hint="eastAsia"/>
-        </w:rPr>
-        <w:t>以什么样的速度或者加速度开始也是</w:t>
-      </w:r>
-      <w:r>
-        <w:rPr>
-          <w:rFonts w:hint="eastAsia"/>
-        </w:rPr>
-        <w:t>已知</w:t>
-      </w:r>
-      <w:r>
-        <w:rPr>
-          <w:rFonts w:hint="eastAsia"/>
-        </w:rPr>
-        <w:t>的，</w:t>
-      </w:r>
-      <w:r>
-        <w:rPr>
-          <w:rFonts w:hint="eastAsia"/>
-        </w:rPr>
-        <w:t>无人机</w:t>
-      </w:r>
-      <w:r>
-        <w:rPr>
-          <w:rFonts w:hint="eastAsia"/>
-        </w:rPr>
-        <w:t>的终点速度和加速度也是可以事先给定的。</w:t>
-      </w:r>
-      <w:r>
-        <w:rPr>
-          <w:rFonts w:hint="eastAsia"/>
-        </w:rPr>
-        <w:t>无人机</w:t>
-      </w:r>
-      <w:r>
-        <w:rPr>
-          <w:rFonts w:hint="eastAsia"/>
-        </w:rPr>
-        <w:t>中间航迹点的位置也是需要事先给定的，但是机器人中间点的速度和加速度等信息</w:t>
-      </w:r>
-      <w:r>
-        <w:rPr>
-          <w:rFonts w:hint="eastAsia"/>
-        </w:rPr>
-        <w:t>无</w:t>
-      </w:r>
-      <w:r>
-        <w:rPr>
-          <w:rFonts w:hint="eastAsia"/>
-        </w:rPr>
-        <w:t>法约束，因为很难去确定</w:t>
-      </w:r>
-      <w:r>
-        <w:rPr>
-          <w:rFonts w:hint="eastAsia"/>
-        </w:rPr>
-        <w:t>无人机</w:t>
-      </w:r>
-      <w:r>
-        <w:rPr>
-          <w:rFonts w:hint="eastAsia"/>
-        </w:rPr>
-        <w:t>到达某一个点的速度或者加速度，所以对于中间点的速度和加速度，或者更高阶的</w:t>
-      </w:r>
-      <w:r>
-        <w:rPr>
-          <w:rFonts w:hint="eastAsia"/>
-        </w:rPr>
-        <w:t>Jerk</w:t>
-      </w:r>
-      <w:r>
-        <w:rPr>
-          <w:rFonts w:hint="eastAsia"/>
-        </w:rPr>
-        <w:t>甚至</w:t>
-      </w:r>
-      <w:r>
-        <w:rPr>
-          <w:rFonts w:hint="eastAsia"/>
-        </w:rPr>
-        <w:t>Snap</w:t>
-      </w:r>
-      <w:r>
-        <w:rPr>
-          <w:rFonts w:hint="eastAsia"/>
-        </w:rPr>
-        <w:t>等，不对其</w:t>
+        <w:t>为</w:t>
+      </w:r>
+      <w:r>
+        <w:rPr>
+          <w:rFonts w:hint="eastAsia"/>
+        </w:rPr>
+        <w:t>0</w:t>
+      </w:r>
+      <w:r>
+        <w:rPr>
+          <w:rFonts w:hint="eastAsia"/>
+        </w:rPr>
+        <w:t>时，系数为</w:t>
+      </w:r>
+      <w:r>
+        <w:rPr>
+          <w:position w:val="-12"/>
+        </w:rPr>
+        <w:object w:dxaOrig="920" w:dyaOrig="360" w14:anchorId="1219C57C">
+          <v:shape id="_x0000_i1116" type="#_x0000_t75" style="width:45.7pt;height:18.15pt" o:ole="">
+            <v:imagedata r:id="rId134" o:title=""/>
+          </v:shape>
+          <o:OLEObject Type="Embed" ProgID="Equation.DSMT4" ShapeID="_x0000_i1116" DrawAspect="Content" ObjectID="_1848816335" r:id="rId135"/>
+        </w:object>
+      </w:r>
+      <w:r>
+        <w:rPr>
+          <w:rFonts w:hint="eastAsia"/>
+        </w:rPr>
+        <w:t>，即最多缩短</w:t>
+      </w:r>
+      <w:r>
+        <w:rPr>
+          <w:rFonts w:hint="eastAsia"/>
+        </w:rPr>
+        <w:t>。</w:t>
+      </w:r>
+    </w:p>
+    <w:p>
+      <w:pPr>
+        <w:ind w:firstLine="480"/>
+      </w:pPr>
+      <w:r>
+        <w:rPr>
+          <w:rFonts w:hint="eastAsia"/>
+        </w:rPr>
+        <w:t>如果</w:t>
+      </w:r>
+      <w:r>
+        <w:rPr>
+          <w:position w:val="-14"/>
+        </w:rPr>
+        <w:object w:dxaOrig="880" w:dyaOrig="380" w14:anchorId="65B25716">
+          <v:shape id="_x0000_i1117" type="#_x0000_t75" style="width:43.85pt;height:18.8pt" o:ole="">
+            <v:imagedata r:id="rId136" o:title=""/>
+          </v:shape>
+          <o:OLEObject Type="Embed" ProgID="Equation.DSMT4" ShapeID="_x0000_i1117" DrawAspect="Content" ObjectID="_1848816336" r:id="rId137"/>
+        </w:object>
+      </w:r>
+      <w:r>
+        <w:rPr>
+          <w:rFonts w:hint="eastAsia"/>
+        </w:rPr>
+        <w:t>，则时间修正系数为：</w:t>
+      </w:r>
+    </w:p>
+    <w:p>
+      <w:pPr>
+        <w:pStyle w:val="a6"/>
+      </w:pPr>
+      <w:r>
+        <w:rPr>
+          <w:position w:val="-32"/>
+        </w:rPr>
+        <w:object w:dxaOrig="3320" w:dyaOrig="760" w14:anchorId="188BE0EE">
+          <v:shape id="_x0000_i1120" type="#_x0000_t75" style="width:165.9pt;height:38.2pt" o:ole="">
+            <v:imagedata r:id="rId138" o:title=""/>
+          </v:shape>
+          <o:OLEObject Type="Embed" ProgID="Equation.DSMT4" ShapeID="_x0000_i1120" DrawAspect="Content" ObjectID="_1848816337" r:id="rId139"/>
+        </w:object>
+      </w:r>
+    </w:p>
+    <w:p>
+      <w:pPr>
+        <w:ind w:firstLine="480"/>
+      </w:pPr>
+      <w:r>
+        <w:rPr>
+          <w:rFonts w:hint="eastAsia"/>
+        </w:rPr>
+        <w:t>其中</w:t>
+      </w:r>
+      <w:r>
+        <w:rPr>
+          <w:position w:val="-14"/>
+        </w:rPr>
+        <w:object w:dxaOrig="700" w:dyaOrig="380" w14:anchorId="3F785C79">
+          <v:shape id="_x0000_i1123" type="#_x0000_t75" style="width:35.05pt;height:18.8pt" o:ole="">
+            <v:imagedata r:id="rId140" o:title=""/>
+          </v:shape>
+          <o:OLEObject Type="Embed" ProgID="Equation.DSMT4" ShapeID="_x0000_i1123" DrawAspect="Content" ObjectID="_1848816338" r:id="rId141"/>
+        </w:object>
+      </w:r>
+      <w:r>
+        <w:rPr>
+          <w:rFonts w:hint="eastAsia"/>
+        </w:rPr>
+        <w:t>为增加系数，控制最大增加比例</w:t>
+      </w:r>
+      <w:r>
+        <w:rPr>
+          <w:rFonts w:hint="eastAsia"/>
+        </w:rPr>
+        <w:t>，</w:t>
+      </w:r>
+      <w:proofErr w:type="gramStart"/>
+      <w:r>
+        <w:rPr>
+          <w:rFonts w:hint="eastAsia"/>
+        </w:rPr>
+        <w:t>当角度</w:t>
+      </w:r>
+      <w:proofErr w:type="gramEnd"/>
+      <w:r>
+        <w:rPr>
+          <w:rFonts w:hint="eastAsia"/>
+        </w:rPr>
+        <w:t>为</w:t>
+      </w:r>
+      <w:r>
+        <w:rPr>
+          <w:rFonts w:hint="eastAsia"/>
+        </w:rPr>
+        <w:t>180</w:t>
+      </w:r>
+      <w:r>
+        <w:rPr>
+          <w:rFonts w:hint="eastAsia"/>
+        </w:rPr>
+        <w:t>°</w:t>
+      </w:r>
+      <w:r>
+        <w:rPr>
+          <w:rFonts w:hint="eastAsia"/>
+        </w:rPr>
+        <w:t>时，系数</w:t>
+      </w:r>
+      <w:r>
+        <w:rPr>
+          <w:rFonts w:hint="eastAsia"/>
+        </w:rPr>
+        <w:t>为</w:t>
+      </w:r>
+      <w:r>
+        <w:rPr>
+          <w:position w:val="-14"/>
+        </w:rPr>
+        <w:object w:dxaOrig="999" w:dyaOrig="380" w14:anchorId="34F300AB">
+          <v:shape id="_x0000_i1124" type="#_x0000_t75" style="width:50.1pt;height:18.8pt" o:ole="">
+            <v:imagedata r:id="rId142" o:title=""/>
+          </v:shape>
+          <o:OLEObject Type="Embed" ProgID="Equation.DSMT4" ShapeID="_x0000_i1124" DrawAspect="Content" ObjectID="_1848816339" r:id="rId143"/>
+        </w:object>
+      </w:r>
+      <w:r>
+        <w:rPr>
+          <w:rFonts w:hint="eastAsia"/>
+        </w:rPr>
+        <w:t>。</w:t>
+      </w:r>
+    </w:p>
+    <w:p>
+      <w:pPr>
+        <w:ind w:firstLine="480"/>
+      </w:pPr>
+      <w:r>
+        <w:rPr>
+          <w:rFonts w:hint="eastAsia"/>
+        </w:rPr>
+        <w:t>于是，在考虑角度不同的时间分配策略重新分配时间后，每段路径的时间表</w:t>
       </w:r>
       <w:r>
         <w:rPr>
           <w:rFonts w:hint="eastAsia"/>
         </w:rPr>
         <w:lastRenderedPageBreak/>
-        <w:t>进行微分限制，让它们只具有连续性约束，然后让优化器给它们分配最优的状态</w:t>
-      </w:r>
-      <w:r>
-        <w:rPr>
-          <w:rFonts w:hint="eastAsia"/>
-        </w:rPr>
-        <w:t>。</w:t>
-      </w:r>
-    </w:p>
-    <w:p>
-      <w:pPr>
-        <w:ind w:firstLine="480"/>
-      </w:pPr>
-      <w:r>
-        <w:rPr>
-          <w:rFonts w:hint="eastAsia"/>
-        </w:rPr>
-        <w:t>于是对于起点和终点而言：</w:t>
+        <w:t>达式为：</w:t>
       </w:r>
     </w:p>
     <w:p>
@@ -1913,61 +3803,448 @@
       </w:pPr>
       <w:r>
         <w:rPr>
-          <w:position w:val="-102"/>
-        </w:rPr>
-        <w:object w:dxaOrig="1600" w:dyaOrig="2160" w14:anchorId="7BB88417">
-          <v:shape id="_x0000_i1119" type="#_x0000_t75" style="width:80.05pt;height:108.3pt" o:ole="">
-            <v:imagedata r:id="rId68" o:title=""/>
-          </v:shape>
-          <o:OLEObject Type="Embed" ProgID="Equation.DSMT4" ShapeID="_x0000_i1119" DrawAspect="Content" ObjectID="_1848762522" r:id="rId69"/>
-        </w:object>
-      </w:r>
-    </w:p>
-    <w:p>
-      <w:pPr>
-        <w:ind w:firstLine="480"/>
-      </w:pPr>
-      <w:r>
-        <w:rPr>
-          <w:rFonts w:hint="eastAsia"/>
-        </w:rPr>
-        <w:t>对于中间路径点而言</w:t>
-      </w:r>
-      <w:r>
-        <w:rPr>
-          <w:rFonts w:hint="eastAsia"/>
-        </w:rPr>
-        <w:t>，只需要限制位置即可：</w:t>
-      </w:r>
-    </w:p>
-    <w:p>
-      <w:pPr>
-        <w:pStyle w:val="a6"/>
-      </w:pPr>
-      <w:r>
-        <w:rPr>
-          <w:position w:val="-12"/>
-        </w:rPr>
-        <w:object w:dxaOrig="1480" w:dyaOrig="360" w14:anchorId="0D8B65C3">
-          <v:shape id="_x0000_i1093" type="#_x0000_t75" style="width:73.75pt;height:17.85pt" o:ole="">
-            <v:imagedata r:id="rId70" o:title=""/>
-          </v:shape>
-          <o:OLEObject Type="Embed" ProgID="Equation.DSMT4" ShapeID="_x0000_i1093" DrawAspect="Content" ObjectID="_1848762523" r:id="rId71"/>
-        </w:object>
-      </w:r>
-    </w:p>
-    <w:p>
-      <w:pPr>
-        <w:ind w:firstLine="480"/>
-        <w:rPr>
-          <w:rFonts w:hint="eastAsia"/>
-        </w:rPr>
-      </w:pPr>
-      <w:r>
-        <w:rPr>
-          <w:rFonts w:hint="eastAsia"/>
-        </w:rPr>
-        <w:t>把上面的过程写成数学等式</w:t>
+          <w:position w:val="-14"/>
+        </w:rPr>
+        <w:object w:dxaOrig="2280" w:dyaOrig="380" w14:anchorId="3BC1CA65">
+          <v:shape id="_x0000_i1127" type="#_x0000_t75" style="width:113.95pt;height:18.8pt" o:ole="">
+            <v:imagedata r:id="rId144" o:title=""/>
+          </v:shape>
+          <o:OLEObject Type="Embed" ProgID="Equation.DSMT4" ShapeID="_x0000_i1127" DrawAspect="Content" ObjectID="_1848816340" r:id="rId145"/>
+        </w:object>
+      </w:r>
+    </w:p>
+    <w:p>
+      <w:pPr>
+        <w:pStyle w:val="a4"/>
+      </w:pPr>
+      <w:r>
+        <w:rPr>
+          <w:rFonts w:hint="eastAsia"/>
+          <w:noProof/>
+        </w:rPr>
+        <w:drawing>
+          <wp:inline distT="0" distB="0" distL="0" distR="0" wp14:anchorId="22C653B4" wp14:editId="208A92A3">
+            <wp:extent cx="4137334" cy="4857953"/>
+            <wp:effectExtent l="0" t="0" r="0" b="0"/>
+            <wp:docPr id="5" name="图形 5"/>
+            <wp:cNvGraphicFramePr>
+              <a:graphicFrameLocks xmlns:a="http://schemas.openxmlformats.org/drawingml/2006/main" noChangeAspect="1"/>
+            </wp:cNvGraphicFramePr>
+            <a:graphic xmlns:a="http://schemas.openxmlformats.org/drawingml/2006/main">
+              <a:graphicData uri="http://schemas.openxmlformats.org/drawingml/2006/picture">
+                <pic:pic xmlns:pic="http://schemas.openxmlformats.org/drawingml/2006/picture">
+                  <pic:nvPicPr>
+                    <pic:cNvPr id="5" name="最小SNAP时间重新分配曲线对比.svg"/>
+                    <pic:cNvPicPr/>
+                  </pic:nvPicPr>
+                  <pic:blipFill rotWithShape="1">
+                    <a:blip r:embed="rId146">
+                      <a:extLst>
+                        <a:ext uri="{28A0092B-C50C-407E-A947-70E740481C1C}">
+                          <a14:useLocalDpi xmlns:a14="http://schemas.microsoft.com/office/drawing/2010/main" val="0"/>
+                        </a:ext>
+                        <a:ext uri="{96DAC541-7B7A-43D3-8B79-37D633B846F1}">
+                          <asvg:svgBlip xmlns:asvg="http://schemas.microsoft.com/office/drawing/2016/SVG/main" r:embed="rId147"/>
+                        </a:ext>
+                      </a:extLst>
+                    </a:blip>
+                    <a:srcRect l="9325" t="6854" r="50924"/>
+                    <a:stretch/>
+                  </pic:blipFill>
+                  <pic:spPr bwMode="auto">
+                    <a:xfrm>
+                      <a:off x="0" y="0"/>
+                      <a:ext cx="4240650" cy="4979264"/>
+                    </a:xfrm>
+                    <a:prstGeom prst="rect">
+                      <a:avLst/>
+                    </a:prstGeom>
+                    <a:ln>
+                      <a:noFill/>
+                    </a:ln>
+                    <a:extLst>
+                      <a:ext uri="{53640926-AAD7-44D8-BBD7-CCE9431645EC}">
+                        <a14:shadowObscured xmlns:a14="http://schemas.microsoft.com/office/drawing/2010/main"/>
+                      </a:ext>
+                    </a:extLst>
+                  </pic:spPr>
+                </pic:pic>
+              </a:graphicData>
+            </a:graphic>
+          </wp:inline>
+        </w:drawing>
+      </w:r>
+    </w:p>
+    <w:p>
+      <w:pPr>
+        <w:pStyle w:val="a4"/>
+      </w:pPr>
+      <w:r>
+        <w:rPr>
+          <w:rFonts w:hint="eastAsia"/>
+        </w:rPr>
+        <w:t>图</w:t>
+      </w:r>
+      <w:r>
+        <w:rPr>
+          <w:rFonts w:hint="eastAsia"/>
+        </w:rPr>
+        <w:t xml:space="preserve"> </w:t>
+      </w:r>
+      <w:r>
+        <w:rPr>
+          <w:rFonts w:hint="eastAsia"/>
+        </w:rPr>
+        <w:t>平均时间分配和优化后时间分配</w:t>
+      </w:r>
+      <w:r>
+        <w:rPr>
+          <w:rFonts w:hint="eastAsia"/>
+        </w:rPr>
+        <w:t>X</w:t>
+      </w:r>
+      <w:r>
+        <w:rPr>
+          <w:rFonts w:hint="eastAsia"/>
+        </w:rPr>
+        <w:t>方向上结果对比</w:t>
+      </w:r>
+    </w:p>
+    <w:p>
+      <w:pPr>
+        <w:pStyle w:val="a4"/>
+      </w:pPr>
+      <w:r>
+        <w:rPr>
+          <w:rFonts w:hint="eastAsia"/>
+          <w:noProof/>
+        </w:rPr>
+        <w:lastRenderedPageBreak/>
+        <w:drawing>
+          <wp:inline distT="0" distB="0" distL="0" distR="0" wp14:anchorId="04DEFAD4" wp14:editId="75317B62">
+            <wp:extent cx="4033163" cy="4856400"/>
+            <wp:effectExtent l="0" t="0" r="5715" b="1905"/>
+            <wp:docPr id="6" name="图形 6"/>
+            <wp:cNvGraphicFramePr>
+              <a:graphicFrameLocks xmlns:a="http://schemas.openxmlformats.org/drawingml/2006/main" noChangeAspect="1"/>
+            </wp:cNvGraphicFramePr>
+            <a:graphic xmlns:a="http://schemas.openxmlformats.org/drawingml/2006/main">
+              <a:graphicData uri="http://schemas.openxmlformats.org/drawingml/2006/picture">
+                <pic:pic xmlns:pic="http://schemas.openxmlformats.org/drawingml/2006/picture">
+                  <pic:nvPicPr>
+                    <pic:cNvPr id="6" name="最小SNAP时间重新分配曲线对比.svg"/>
+                    <pic:cNvPicPr/>
+                  </pic:nvPicPr>
+                  <pic:blipFill rotWithShape="1">
+                    <a:blip r:embed="rId146">
+                      <a:extLst>
+                        <a:ext uri="{28A0092B-C50C-407E-A947-70E740481C1C}">
+                          <a14:useLocalDpi xmlns:a14="http://schemas.microsoft.com/office/drawing/2010/main" val="0"/>
+                        </a:ext>
+                        <a:ext uri="{96DAC541-7B7A-43D3-8B79-37D633B846F1}">
+                          <asvg:svgBlip xmlns:asvg="http://schemas.microsoft.com/office/drawing/2016/SVG/main" r:embed="rId147"/>
+                        </a:ext>
+                      </a:extLst>
+                    </a:blip>
+                    <a:srcRect l="53952" t="6645" r="7199"/>
+                    <a:stretch/>
+                  </pic:blipFill>
+                  <pic:spPr bwMode="auto">
+                    <a:xfrm>
+                      <a:off x="0" y="0"/>
+                      <a:ext cx="4033163" cy="4856400"/>
+                    </a:xfrm>
+                    <a:prstGeom prst="rect">
+                      <a:avLst/>
+                    </a:prstGeom>
+                    <a:ln>
+                      <a:noFill/>
+                    </a:ln>
+                    <a:extLst>
+                      <a:ext uri="{53640926-AAD7-44D8-BBD7-CCE9431645EC}">
+                        <a14:shadowObscured xmlns:a14="http://schemas.microsoft.com/office/drawing/2010/main"/>
+                      </a:ext>
+                    </a:extLst>
+                  </pic:spPr>
+                </pic:pic>
+              </a:graphicData>
+            </a:graphic>
+          </wp:inline>
+        </w:drawing>
+      </w:r>
+    </w:p>
+    <w:p>
+      <w:pPr>
+        <w:pStyle w:val="a4"/>
+      </w:pPr>
+      <w:r>
+        <w:rPr>
+          <w:rFonts w:hint="eastAsia"/>
+        </w:rPr>
+        <w:t>图</w:t>
+      </w:r>
+      <w:r>
+        <w:rPr>
+          <w:rFonts w:hint="eastAsia"/>
+        </w:rPr>
+        <w:t xml:space="preserve"> </w:t>
+      </w:r>
+      <w:r>
+        <w:rPr>
+          <w:rFonts w:hint="eastAsia"/>
+        </w:rPr>
+        <w:t>平均时间分配和优化后时间分配</w:t>
+      </w:r>
+      <w:r>
+        <w:t>Y</w:t>
+      </w:r>
+      <w:r>
+        <w:rPr>
+          <w:rFonts w:hint="eastAsia"/>
+        </w:rPr>
+        <w:t>方向上结果对比</w:t>
+      </w:r>
+    </w:p>
+    <w:p>
+      <w:pPr>
+        <w:ind w:firstLine="480"/>
+        <w:rPr>
+          <w:rFonts w:hint="eastAsia"/>
+        </w:rPr>
+      </w:pPr>
+      <w:r>
+        <w:rPr>
+          <w:rFonts w:hint="eastAsia"/>
+        </w:rPr>
+        <w:t>通过曲线图可以看出，时间重新分配后相较于平均时间分配速度和加速的变化更加缓和，特别是在</w:t>
+      </w:r>
+      <w:r>
+        <w:rPr>
+          <w:rFonts w:hint="eastAsia"/>
+        </w:rPr>
+        <w:t>X</w:t>
+      </w:r>
+      <w:r>
+        <w:rPr>
+          <w:rFonts w:hint="eastAsia"/>
+        </w:rPr>
+        <w:t>方向上的</w:t>
+      </w:r>
+      <w:r>
+        <w:rPr>
+          <w:rFonts w:hint="eastAsia"/>
+        </w:rPr>
+        <w:t>S</w:t>
+      </w:r>
+      <w:r>
+        <w:t>NAP</w:t>
+      </w:r>
+      <w:r>
+        <w:rPr>
+          <w:rFonts w:hint="eastAsia"/>
+        </w:rPr>
+        <w:t>综合更小，说明时间重新分配降低了无人机实现轨迹时的难度和能量消耗。</w:t>
+      </w:r>
+    </w:p>
+    <w:p>
+      <w:pPr>
+        <w:pStyle w:val="a4"/>
+      </w:pPr>
+      <w:r>
+        <w:rPr>
+          <w:noProof/>
+        </w:rPr>
+        <w:drawing>
+          <wp:inline distT="0" distB="0" distL="0" distR="0" wp14:anchorId="6308E8C8" wp14:editId="06A3F152">
+            <wp:extent cx="3334348" cy="2500962"/>
+            <wp:effectExtent l="0" t="0" r="0" b="0"/>
+            <wp:docPr id="13" name="图形 13"/>
+            <wp:cNvGraphicFramePr>
+              <a:graphicFrameLocks xmlns:a="http://schemas.openxmlformats.org/drawingml/2006/main" noChangeAspect="1"/>
+            </wp:cNvGraphicFramePr>
+            <a:graphic xmlns:a="http://schemas.openxmlformats.org/drawingml/2006/main">
+              <a:graphicData uri="http://schemas.openxmlformats.org/drawingml/2006/picture">
+                <pic:pic xmlns:pic="http://schemas.openxmlformats.org/drawingml/2006/picture">
+                  <pic:nvPicPr>
+                    <pic:cNvPr id="13" name="时间重新分配路径对比.svg"/>
+                    <pic:cNvPicPr/>
+                  </pic:nvPicPr>
+                  <pic:blipFill>
+                    <a:blip r:embed="rId148">
+                      <a:extLst>
+                        <a:ext uri="{28A0092B-C50C-407E-A947-70E740481C1C}">
+                          <a14:useLocalDpi xmlns:a14="http://schemas.microsoft.com/office/drawing/2010/main" val="0"/>
+                        </a:ext>
+                        <a:ext uri="{96DAC541-7B7A-43D3-8B79-37D633B846F1}">
+                          <asvg:svgBlip xmlns:asvg="http://schemas.microsoft.com/office/drawing/2016/SVG/main" r:embed="rId149"/>
+                        </a:ext>
+                      </a:extLst>
+                    </a:blip>
+                    <a:stretch>
+                      <a:fillRect/>
+                    </a:stretch>
+                  </pic:blipFill>
+                  <pic:spPr>
+                    <a:xfrm>
+                      <a:off x="0" y="0"/>
+                      <a:ext cx="3381763" cy="2536526"/>
+                    </a:xfrm>
+                    <a:prstGeom prst="rect">
+                      <a:avLst/>
+                    </a:prstGeom>
+                  </pic:spPr>
+                </pic:pic>
+              </a:graphicData>
+            </a:graphic>
+          </wp:inline>
+        </w:drawing>
+      </w:r>
+    </w:p>
+    <w:p>
+      <w:pPr>
+        <w:pStyle w:val="a4"/>
+      </w:pPr>
+      <w:r>
+        <w:rPr>
+          <w:rFonts w:hint="eastAsia"/>
+        </w:rPr>
+        <w:t>图</w:t>
+      </w:r>
+      <w:r>
+        <w:rPr>
+          <w:rFonts w:hint="eastAsia"/>
+        </w:rPr>
+        <w:t xml:space="preserve"> </w:t>
+      </w:r>
+      <w:r>
+        <w:rPr>
+          <w:rFonts w:hint="eastAsia"/>
+        </w:rPr>
+        <w:t>时间重新分配后</w:t>
+      </w:r>
+      <w:r>
+        <w:rPr>
+          <w:rFonts w:hint="eastAsia"/>
+        </w:rPr>
+        <w:t>平滑轨迹</w:t>
+      </w:r>
+      <w:r>
+        <w:rPr>
+          <w:rFonts w:hint="eastAsia"/>
+        </w:rPr>
+        <w:t>对比</w:t>
+      </w:r>
+    </w:p>
+    <w:p>
+      <w:pPr>
+        <w:ind w:firstLine="480"/>
+        <w:rPr>
+          <w:rFonts w:hint="eastAsia"/>
+        </w:rPr>
+      </w:pPr>
+      <w:r>
+        <w:rPr>
+          <w:rFonts w:hint="eastAsia"/>
+        </w:rPr>
+        <w:lastRenderedPageBreak/>
+        <w:t>通过对比平均时间分配和梯形拐角时间分配优化后的轨迹可以看出时间优化后轨迹偏离参考路径的距离更小，说明时间优化后增强了平滑曲线对参考路径的复原能力。</w:t>
+      </w:r>
+    </w:p>
+    <w:p>
+      <w:pPr>
+        <w:pStyle w:val="a4"/>
+        <w:ind w:firstLine="480"/>
+      </w:pPr>
+      <w:r>
+        <w:rPr>
+          <w:rFonts w:hint="eastAsia"/>
+          <w:noProof/>
+        </w:rPr>
+        <w:drawing>
+          <wp:inline distT="0" distB="0" distL="0" distR="0" wp14:anchorId="79EB5A4C" wp14:editId="54F40B65">
+            <wp:extent cx="3323747" cy="2493010"/>
+            <wp:effectExtent l="0" t="0" r="0" b="2540"/>
+            <wp:docPr id="9" name="图形 9"/>
+            <wp:cNvGraphicFramePr>
+              <a:graphicFrameLocks xmlns:a="http://schemas.openxmlformats.org/drawingml/2006/main" noChangeAspect="1"/>
+            </wp:cNvGraphicFramePr>
+            <a:graphic xmlns:a="http://schemas.openxmlformats.org/drawingml/2006/main">
+              <a:graphicData uri="http://schemas.openxmlformats.org/drawingml/2006/picture">
+                <pic:pic xmlns:pic="http://schemas.openxmlformats.org/drawingml/2006/picture">
+                  <pic:nvPicPr>
+                    <pic:cNvPr id="9" name="时间分配对比图.svg"/>
+                    <pic:cNvPicPr/>
+                  </pic:nvPicPr>
+                  <pic:blipFill>
+                    <a:blip r:embed="rId150">
+                      <a:extLst>
+                        <a:ext uri="{28A0092B-C50C-407E-A947-70E740481C1C}">
+                          <a14:useLocalDpi xmlns:a14="http://schemas.microsoft.com/office/drawing/2010/main" val="0"/>
+                        </a:ext>
+                        <a:ext uri="{96DAC541-7B7A-43D3-8B79-37D633B846F1}">
+                          <asvg:svgBlip xmlns:asvg="http://schemas.microsoft.com/office/drawing/2016/SVG/main" r:embed="rId151"/>
+                        </a:ext>
+                      </a:extLst>
+                    </a:blip>
+                    <a:stretch>
+                      <a:fillRect/>
+                    </a:stretch>
+                  </pic:blipFill>
+                  <pic:spPr>
+                    <a:xfrm>
+                      <a:off x="0" y="0"/>
+                      <a:ext cx="3351560" cy="2513872"/>
+                    </a:xfrm>
+                    <a:prstGeom prst="rect">
+                      <a:avLst/>
+                    </a:prstGeom>
+                  </pic:spPr>
+                </pic:pic>
+              </a:graphicData>
+            </a:graphic>
+          </wp:inline>
+        </w:drawing>
+      </w:r>
+    </w:p>
+    <w:p>
+      <w:pPr>
+        <w:pStyle w:val="a4"/>
+        <w:ind w:firstLine="480"/>
+      </w:pPr>
+      <w:r>
+        <w:rPr>
+          <w:rFonts w:hint="eastAsia"/>
+        </w:rPr>
+        <w:t>图</w:t>
+      </w:r>
+      <w:r>
+        <w:rPr>
+          <w:rFonts w:hint="eastAsia"/>
+        </w:rPr>
+        <w:t xml:space="preserve"> </w:t>
+      </w:r>
+      <w:r>
+        <w:rPr>
+          <w:rFonts w:hint="eastAsia"/>
+        </w:rPr>
+        <w:t>时间重新分配后各段路径分配的时间对比</w:t>
+      </w:r>
+    </w:p>
+    <w:p>
+      <w:pPr>
+        <w:ind w:firstLine="480"/>
+      </w:pPr>
+      <w:r>
+        <w:rPr>
+          <w:rFonts w:hint="eastAsia"/>
+        </w:rPr>
+        <w:t>时间对比图可以更明显的看出差异，第一段路径即（</w:t>
+      </w:r>
+      <w:r>
+        <w:rPr>
+          <w:rFonts w:hint="eastAsia"/>
+        </w:rPr>
+        <w:t>0</w:t>
       </w:r>
       <w:r>
         <w:rPr>
@@ -1979,173 +4256,65 @@
         <w:rPr>
           <w:rFonts w:hint="eastAsia"/>
         </w:rPr>
-        <w:t>一段轨迹的</w:t>
-      </w:r>
-      <w:r>
-        <w:rPr>
-          <w:rFonts w:hint="eastAsia"/>
-        </w:rPr>
-        <w:t>起点</w:t>
-      </w:r>
-      <w:r>
-        <w:rPr>
-          <w:rFonts w:hint="eastAsia"/>
-        </w:rPr>
-        <w:t>和</w:t>
-      </w:r>
-      <w:r>
-        <w:rPr>
-          <w:rFonts w:hint="eastAsia"/>
-        </w:rPr>
-        <w:t>终点微</w:t>
-      </w:r>
-      <w:r>
-        <w:rPr>
-          <w:rFonts w:hint="eastAsia"/>
-        </w:rPr>
-        <w:t>分限制</w:t>
-      </w:r>
-      <w:r>
-        <w:rPr>
-          <w:rFonts w:hint="eastAsia"/>
-        </w:rPr>
-        <w:t>为：</w:t>
-      </w:r>
-    </w:p>
-    <w:p>
-      <w:pPr>
-        <w:pStyle w:val="a6"/>
-      </w:pPr>
-      <w:r>
-        <w:rPr>
-          <w:position w:val="-134"/>
-        </w:rPr>
-        <w:object w:dxaOrig="6100" w:dyaOrig="2799" w14:anchorId="38A8803E">
-          <v:shape id="_x0000_i1117" type="#_x0000_t75" style="width:305.3pt;height:139.95pt" o:ole="">
-            <v:imagedata r:id="rId72" o:title=""/>
-          </v:shape>
-          <o:OLEObject Type="Embed" ProgID="Equation.DSMT4" ShapeID="_x0000_i1117" DrawAspect="Content" ObjectID="_1848762524" r:id="rId73"/>
-        </w:object>
-      </w:r>
-    </w:p>
-    <w:p>
-      <w:pPr>
-        <w:ind w:firstLine="480"/>
-      </w:pPr>
-      <w:r>
-        <w:rPr>
-          <w:rFonts w:hint="eastAsia"/>
-        </w:rPr>
-        <w:t>简化为：</w:t>
-      </w:r>
-    </w:p>
-    <w:p>
-      <w:pPr>
-        <w:pStyle w:val="a6"/>
-      </w:pPr>
-      <w:r>
-        <w:rPr>
-          <w:position w:val="-12"/>
-        </w:rPr>
-        <w:object w:dxaOrig="1080" w:dyaOrig="360" w14:anchorId="201BB63B">
-          <v:shape id="_x0000_i1102" type="#_x0000_t75" style="width:54.15pt;height:17.85pt" o:ole="">
-            <v:imagedata r:id="rId74" o:title=""/>
-          </v:shape>
-          <o:OLEObject Type="Embed" ProgID="Equation.DSMT4" ShapeID="_x0000_i1102" DrawAspect="Content" ObjectID="_1848762525" r:id="rId75"/>
-        </w:object>
-      </w:r>
-    </w:p>
-    <w:p>
-      <w:pPr>
-        <w:ind w:firstLine="480"/>
-      </w:pPr>
-      <w:r>
-        <w:rPr>
-          <w:rFonts w:hint="eastAsia"/>
-        </w:rPr>
-        <w:t>对于整个路径，</w:t>
-      </w:r>
-      <w:r>
-        <w:rPr>
-          <w:rFonts w:hint="eastAsia"/>
-        </w:rPr>
-        <w:t>将连续性约束和微分约束进行合并，则可以得到如下式子：</w:t>
-      </w:r>
-    </w:p>
-    <w:p>
-      <w:pPr>
-        <w:pStyle w:val="a6"/>
-      </w:pPr>
-      <w:r>
-        <w:rPr>
-          <w:position w:val="-104"/>
-        </w:rPr>
-        <w:object w:dxaOrig="4160" w:dyaOrig="2200" w14:anchorId="6CED5743">
-          <v:shape id="_x0000_i1115" type="#_x0000_t75" style="width:207.95pt;height:110pt" o:ole="">
-            <v:imagedata r:id="rId76" o:title=""/>
-          </v:shape>
-          <o:OLEObject Type="Embed" ProgID="Equation.DSMT4" ShapeID="_x0000_i1115" DrawAspect="Content" ObjectID="_1848762526" r:id="rId77"/>
-        </w:object>
-      </w:r>
-    </w:p>
-    <w:p>
-      <w:pPr>
-        <w:ind w:firstLine="480"/>
-      </w:pPr>
-      <w:r>
-        <w:rPr>
-          <w:rFonts w:hint="eastAsia"/>
-        </w:rPr>
-        <w:t>最终，构建</w:t>
-      </w:r>
-      <w:r>
-        <w:rPr>
-          <w:rFonts w:hint="eastAsia"/>
-        </w:rPr>
-        <w:t>得到了</w:t>
-      </w:r>
-      <w:r>
-        <w:rPr>
-          <w:rFonts w:hint="eastAsia"/>
-        </w:rPr>
-        <w:t>了一个带约束的</w:t>
-      </w:r>
-      <w:r>
-        <w:rPr>
-          <w:rFonts w:hint="eastAsia"/>
-        </w:rPr>
-        <w:t>QP</w:t>
-      </w:r>
-      <w:r>
-        <w:rPr>
-          <w:rFonts w:hint="eastAsia"/>
-        </w:rPr>
-        <w:t>问题</w:t>
-      </w:r>
-      <w:r>
-        <w:rPr>
-          <w:rFonts w:hint="eastAsia"/>
-        </w:rPr>
-        <w:t>：</w:t>
-      </w:r>
-    </w:p>
-    <w:p>
-      <w:pPr>
-        <w:pStyle w:val="a6"/>
-        <w:rPr>
-          <w:rFonts w:hint="eastAsia"/>
-        </w:rPr>
-      </w:pPr>
-      <w:r>
-        <w:rPr>
-          <w:position w:val="-180"/>
-        </w:rPr>
-        <w:object w:dxaOrig="4700" w:dyaOrig="3720" w14:anchorId="0C81328C">
-          <v:shape id="_x0000_i1113" type="#_x0000_t75" style="width:235pt;height:186.05pt" o:ole="">
-            <v:imagedata r:id="rId78" o:title=""/>
-          </v:shape>
-          <o:OLEObject Type="Embed" ProgID="Equation.DSMT4" ShapeID="_x0000_i1113" DrawAspect="Content" ObjectID="_1848762527" r:id="rId79"/>
-        </w:object>
+        <w:t>0</w:t>
+      </w:r>
+      <w:r>
+        <w:rPr>
+          <w:rFonts w:hint="eastAsia"/>
+        </w:rPr>
+        <w:t>）到（</w:t>
+      </w:r>
+      <w:r>
+        <w:t>5</w:t>
+      </w:r>
+      <w:r>
+        <w:rPr>
+          <w:rFonts w:hint="eastAsia"/>
+        </w:rPr>
+        <w:t>，</w:t>
+      </w:r>
+      <w:r>
+        <w:t>0</w:t>
+      </w:r>
+      <w:r>
+        <w:rPr>
+          <w:rFonts w:hint="eastAsia"/>
+        </w:rPr>
+        <w:t>）的路径</w:t>
+      </w:r>
+      <w:proofErr w:type="gramStart"/>
+      <w:r>
+        <w:rPr>
+          <w:rFonts w:hint="eastAsia"/>
+        </w:rPr>
+        <w:t>段由于</w:t>
+      </w:r>
+      <w:proofErr w:type="gramEnd"/>
+      <w:r>
+        <w:rPr>
+          <w:rFonts w:hint="eastAsia"/>
+        </w:rPr>
+        <w:t>距离较长，所以梯形分配的时间更多，同时由于第二段轨迹与第一段轨迹</w:t>
+      </w:r>
+      <w:r>
+        <w:rPr>
+          <w:rFonts w:hint="eastAsia"/>
+        </w:rPr>
+        <w:t>角度并不剧烈，因此将分配的时间在梯形分布的基础上进行了部分缩减，体现在速度和加速度曲线上的特征就是变化相较于平均时间分配更加缓和。在第二段路径中，路径长度较短，所以梯形时间分配的时间也缩短，但是第二段路径与第三段路径角度变化较大，所以在考虑转向角的情况下对时间进行了增长处理。</w:t>
+      </w:r>
+    </w:p>
+    <w:p>
+      <w:pPr>
+        <w:ind w:firstLine="480"/>
+        <w:rPr>
+          <w:rFonts w:hint="eastAsia"/>
+        </w:rPr>
+      </w:pPr>
+      <w:r>
+        <w:rPr>
+          <w:rFonts w:hint="eastAsia"/>
+        </w:rPr>
+        <w:t>综合上述结果可以看出，时间优化效果明显</w:t>
       </w:r>
     </w:p>
     <w:sectPr>
@@ -2567,7 +4736,7 @@
     <w:uiPriority w:val="9"/>
     <w:unhideWhenUsed/>
     <w:qFormat/>
-    <w:rsid w:val="00DD4BE4"/>
+    <w:rsid w:val="00132DAA"/>
     <w:pPr>
       <w:keepNext/>
       <w:keepLines/>
@@ -2577,7 +4746,7 @@
       <w:outlineLvl w:val="1"/>
     </w:pPr>
     <w:rPr>
-      <w:rFonts w:asciiTheme="majorHAnsi" w:hAnsiTheme="majorHAnsi" w:cstheme="majorBidi"/>
+      <w:rFonts w:cstheme="majorBidi"/>
       <w:b/>
       <w:bCs/>
       <w:sz w:val="32"/>
@@ -2592,7 +4761,7 @@
     <w:uiPriority w:val="9"/>
     <w:unhideWhenUsed/>
     <w:qFormat/>
-    <w:rsid w:val="006827E9"/>
+    <w:rsid w:val="00132DAA"/>
     <w:pPr>
       <w:keepNext/>
       <w:keepLines/>
@@ -2685,9 +4854,9 @@
     <w:basedOn w:val="a0"/>
     <w:link w:val="2"/>
     <w:uiPriority w:val="9"/>
-    <w:rsid w:val="00DD4BE4"/>
+    <w:rsid w:val="00132DAA"/>
     <w:rPr>
-      <w:rFonts w:asciiTheme="majorHAnsi" w:hAnsiTheme="majorHAnsi" w:cstheme="majorBidi"/>
+      <w:rFonts w:cstheme="majorBidi"/>
       <w:b/>
       <w:bCs/>
       <w:sz w:val="32"/>
@@ -2725,7 +4894,7 @@
     <w:basedOn w:val="a0"/>
     <w:link w:val="3"/>
     <w:uiPriority w:val="9"/>
-    <w:rsid w:val="006827E9"/>
+    <w:rsid w:val="00132DAA"/>
     <w:rPr>
       <w:bCs/>
       <w:sz w:val="30"/>

--- a/文档/轨迹优化/最小SNAP融合最小JERK研究.docx
+++ b/文档/轨迹优化/最小SNAP融合最小JERK研究.docx
@@ -209,10 +209,10 @@
             <v:path o:extrusionok="f" gradientshapeok="t" o:connecttype="rect"/>
             <o:lock v:ext="edit" aspectratio="t"/>
           </v:shapetype>
-          <v:shape id="_x0000_i1025" type="#_x0000_t75" style="width:12.5pt;height:18.15pt" o:ole="">
+          <v:shape id="_x0000_i1025" type="#_x0000_t75" style="width:12.35pt;height:18.25pt" o:ole="">
             <v:imagedata r:id="rId5" o:title=""/>
           </v:shape>
-          <o:OLEObject Type="Embed" ProgID="Equation.DSMT4" ShapeID="_x0000_i1025" DrawAspect="Content" ObjectID="_1848816274" r:id="rId6"/>
+          <o:OLEObject Type="Embed" ProgID="Equation.DSMT4" ShapeID="_x0000_i1025" DrawAspect="Content" ObjectID="_1849676779" r:id="rId6"/>
         </w:object>
       </w:r>
       <w:r>
@@ -226,10 +226,10 @@
           <w:position w:val="-12"/>
         </w:rPr>
         <w:object w:dxaOrig="240" w:dyaOrig="360" w14:anchorId="196FDD3D">
-          <v:shape id="_x0000_i1026" type="#_x0000_t75" style="width:11.9pt;height:18.15pt" o:ole="">
+          <v:shape id="_x0000_i1026" type="#_x0000_t75" style="width:11.8pt;height:18.25pt" o:ole="">
             <v:imagedata r:id="rId7" o:title=""/>
           </v:shape>
-          <o:OLEObject Type="Embed" ProgID="Equation.DSMT4" ShapeID="_x0000_i1026" DrawAspect="Content" ObjectID="_1848816275" r:id="rId8"/>
+          <o:OLEObject Type="Embed" ProgID="Equation.DSMT4" ShapeID="_x0000_i1026" DrawAspect="Content" ObjectID="_1849676780" r:id="rId8"/>
         </w:object>
       </w:r>
       <w:r>
@@ -243,10 +243,10 @@
           <w:position w:val="-12"/>
         </w:rPr>
         <w:object w:dxaOrig="260" w:dyaOrig="360" w14:anchorId="72E7205F">
-          <v:shape id="_x0000_i1027" type="#_x0000_t75" style="width:12.5pt;height:18.15pt" o:ole="">
+          <v:shape id="_x0000_i1027" type="#_x0000_t75" style="width:12.35pt;height:18.25pt" o:ole="">
             <v:imagedata r:id="rId9" o:title=""/>
           </v:shape>
-          <o:OLEObject Type="Embed" ProgID="Equation.DSMT4" ShapeID="_x0000_i1027" DrawAspect="Content" ObjectID="_1848816276" r:id="rId10"/>
+          <o:OLEObject Type="Embed" ProgID="Equation.DSMT4" ShapeID="_x0000_i1027" DrawAspect="Content" ObjectID="_1849676781" r:id="rId10"/>
         </w:object>
       </w:r>
       <w:r>
@@ -269,10 +269,10 @@
           <w:position w:val="-12"/>
         </w:rPr>
         <w:object w:dxaOrig="260" w:dyaOrig="360" w14:anchorId="2C3D9D43">
-          <v:shape id="_x0000_i1028" type="#_x0000_t75" style="width:12.5pt;height:18.15pt" o:ole="">
+          <v:shape id="_x0000_i1028" type="#_x0000_t75" style="width:12.35pt;height:18.25pt" o:ole="">
             <v:imagedata r:id="rId11" o:title=""/>
           </v:shape>
-          <o:OLEObject Type="Embed" ProgID="Equation.DSMT4" ShapeID="_x0000_i1028" DrawAspect="Content" ObjectID="_1848816277" r:id="rId12"/>
+          <o:OLEObject Type="Embed" ProgID="Equation.DSMT4" ShapeID="_x0000_i1028" DrawAspect="Content" ObjectID="_1849676782" r:id="rId12"/>
         </w:object>
       </w:r>
       <w:r>
@@ -286,10 +286,10 @@
           <w:position w:val="-6"/>
         </w:rPr>
         <w:object w:dxaOrig="480" w:dyaOrig="279" w14:anchorId="4B1B43BD">
-          <v:shape id="_x0000_i1029" type="#_x0000_t75" style="width:23.8pt;height:14.4pt" o:ole="">
+          <v:shape id="_x0000_i1029" type="#_x0000_t75" style="width:24.2pt;height:14.5pt" o:ole="">
             <v:imagedata r:id="rId13" o:title=""/>
           </v:shape>
-          <o:OLEObject Type="Embed" ProgID="Equation.DSMT4" ShapeID="_x0000_i1029" DrawAspect="Content" ObjectID="_1848816278" r:id="rId14"/>
+          <o:OLEObject Type="Embed" ProgID="Equation.DSMT4" ShapeID="_x0000_i1029" DrawAspect="Content" ObjectID="_1849676783" r:id="rId14"/>
         </w:object>
       </w:r>
       <w:proofErr w:type="gramStart"/>
@@ -311,10 +311,10 @@
           <w:position w:val="-6"/>
         </w:rPr>
         <w:object w:dxaOrig="200" w:dyaOrig="279" w14:anchorId="7007C0FA">
-          <v:shape id="_x0000_i1030" type="#_x0000_t75" style="width:10.65pt;height:14.4pt" o:ole="">
+          <v:shape id="_x0000_i1030" type="#_x0000_t75" style="width:10.75pt;height:14.5pt" o:ole="">
             <v:imagedata r:id="rId15" o:title=""/>
           </v:shape>
-          <o:OLEObject Type="Embed" ProgID="Equation.DSMT4" ShapeID="_x0000_i1030" DrawAspect="Content" ObjectID="_1848816279" r:id="rId16"/>
+          <o:OLEObject Type="Embed" ProgID="Equation.DSMT4" ShapeID="_x0000_i1030" DrawAspect="Content" ObjectID="_1849676784" r:id="rId16"/>
         </w:object>
       </w:r>
       <w:r>
@@ -345,10 +345,10 @@
           <w:position w:val="-72"/>
         </w:rPr>
         <w:object w:dxaOrig="4280" w:dyaOrig="1560" w14:anchorId="20F37106">
-          <v:shape id="_x0000_i1031" type="#_x0000_t75" style="width:214.1pt;height:78.25pt" o:ole="">
+          <v:shape id="_x0000_i1031" type="#_x0000_t75" style="width:213.85pt;height:77.9pt" o:ole="">
             <v:imagedata r:id="rId17" o:title=""/>
           </v:shape>
-          <o:OLEObject Type="Embed" ProgID="Equation.DSMT4" ShapeID="_x0000_i1031" DrawAspect="Content" ObjectID="_1848816280" r:id="rId18"/>
+          <o:OLEObject Type="Embed" ProgID="Equation.DSMT4" ShapeID="_x0000_i1031" DrawAspect="Content" ObjectID="_1849676785" r:id="rId18"/>
         </w:object>
       </w:r>
     </w:p>
@@ -368,10 +368,10 @@
           <w:position w:val="-14"/>
         </w:rPr>
         <w:object w:dxaOrig="740" w:dyaOrig="380" w14:anchorId="4DCADCC5">
-          <v:shape id="_x0000_i1032" type="#_x0000_t75" style="width:36.95pt;height:18.8pt" o:ole="">
+          <v:shape id="_x0000_i1032" type="#_x0000_t75" style="width:37.05pt;height:18.8pt" o:ole="">
             <v:imagedata r:id="rId19" o:title=""/>
           </v:shape>
-          <o:OLEObject Type="Embed" ProgID="Equation.DSMT4" ShapeID="_x0000_i1032" DrawAspect="Content" ObjectID="_1848816281" r:id="rId20"/>
+          <o:OLEObject Type="Embed" ProgID="Equation.DSMT4" ShapeID="_x0000_i1032" DrawAspect="Content" ObjectID="_1849676786" r:id="rId20"/>
         </w:object>
       </w:r>
       <w:bookmarkEnd w:id="0"/>
@@ -386,10 +386,10 @@
           <w:position w:val="-6"/>
         </w:rPr>
         <w:object w:dxaOrig="139" w:dyaOrig="260" w14:anchorId="4FBED279">
-          <v:shape id="_x0000_i1033" type="#_x0000_t75" style="width:6.9pt;height:12.5pt" o:ole="">
+          <v:shape id="_x0000_i1033" type="#_x0000_t75" style="width:7pt;height:12.35pt" o:ole="">
             <v:imagedata r:id="rId21" o:title=""/>
           </v:shape>
-          <o:OLEObject Type="Embed" ProgID="Equation.DSMT4" ShapeID="_x0000_i1033" DrawAspect="Content" ObjectID="_1848816282" r:id="rId22"/>
+          <o:OLEObject Type="Embed" ProgID="Equation.DSMT4" ShapeID="_x0000_i1033" DrawAspect="Content" ObjectID="_1849676787" r:id="rId22"/>
         </w:object>
       </w:r>
       <w:proofErr w:type="gramStart"/>
@@ -405,10 +405,10 @@
           <w:position w:val="-6"/>
         </w:rPr>
         <w:object w:dxaOrig="200" w:dyaOrig="279" w14:anchorId="3E3F373E">
-          <v:shape id="_x0000_i1034" type="#_x0000_t75" style="width:10.65pt;height:14.4pt" o:ole="">
+          <v:shape id="_x0000_i1034" type="#_x0000_t75" style="width:10.75pt;height:14.5pt" o:ole="">
             <v:imagedata r:id="rId23" o:title=""/>
           </v:shape>
-          <o:OLEObject Type="Embed" ProgID="Equation.DSMT4" ShapeID="_x0000_i1034" DrawAspect="Content" ObjectID="_1848816283" r:id="rId24"/>
+          <o:OLEObject Type="Embed" ProgID="Equation.DSMT4" ShapeID="_x0000_i1034" DrawAspect="Content" ObjectID="_1849676788" r:id="rId24"/>
         </w:object>
       </w:r>
       <w:r>
@@ -434,10 +434,10 @@
           <w:position w:val="-12"/>
         </w:rPr>
         <w:object w:dxaOrig="240" w:dyaOrig="360" w14:anchorId="4C9073DE">
-          <v:shape id="_x0000_i1035" type="#_x0000_t75" style="width:11.9pt;height:18.15pt" o:ole="">
+          <v:shape id="_x0000_i1035" type="#_x0000_t75" style="width:11.8pt;height:18.25pt" o:ole="">
             <v:imagedata r:id="rId25" o:title=""/>
           </v:shape>
-          <o:OLEObject Type="Embed" ProgID="Equation.DSMT4" ShapeID="_x0000_i1035" DrawAspect="Content" ObjectID="_1848816284" r:id="rId26"/>
+          <o:OLEObject Type="Embed" ProgID="Equation.DSMT4" ShapeID="_x0000_i1035" DrawAspect="Content" ObjectID="_1849676789" r:id="rId26"/>
         </w:object>
       </w:r>
       <w:r>
@@ -451,10 +451,10 @@
           <w:position w:val="-6"/>
         </w:rPr>
         <w:object w:dxaOrig="200" w:dyaOrig="220" w14:anchorId="3C7CBA98">
-          <v:shape id="_x0000_i1036" type="#_x0000_t75" style="width:10.65pt;height:10.65pt" o:ole="">
+          <v:shape id="_x0000_i1036" type="#_x0000_t75" style="width:10.75pt;height:10.75pt" o:ole="">
             <v:imagedata r:id="rId27" o:title=""/>
           </v:shape>
-          <o:OLEObject Type="Embed" ProgID="Equation.DSMT4" ShapeID="_x0000_i1036" DrawAspect="Content" ObjectID="_1848816285" r:id="rId28"/>
+          <o:OLEObject Type="Embed" ProgID="Equation.DSMT4" ShapeID="_x0000_i1036" DrawAspect="Content" ObjectID="_1849676790" r:id="rId28"/>
         </w:object>
       </w:r>
       <w:r>
@@ -468,10 +468,10 @@
           <w:position w:val="-14"/>
         </w:rPr>
         <w:object w:dxaOrig="740" w:dyaOrig="380" w14:anchorId="1EC24ED0">
-          <v:shape id="_x0000_i1037" type="#_x0000_t75" style="width:36.95pt;height:18.8pt" o:ole="">
+          <v:shape id="_x0000_i1037" type="#_x0000_t75" style="width:37.05pt;height:18.8pt" o:ole="">
             <v:imagedata r:id="rId19" o:title=""/>
           </v:shape>
-          <o:OLEObject Type="Embed" ProgID="Equation.DSMT4" ShapeID="_x0000_i1037" DrawAspect="Content" ObjectID="_1848816286" r:id="rId29"/>
+          <o:OLEObject Type="Embed" ProgID="Equation.DSMT4" ShapeID="_x0000_i1037" DrawAspect="Content" ObjectID="_1849676791" r:id="rId29"/>
         </w:object>
       </w:r>
       <w:r>
@@ -514,10 +514,10 @@
           <w:position w:val="-70"/>
         </w:rPr>
         <w:object w:dxaOrig="5660" w:dyaOrig="1520" w14:anchorId="547ECA51">
-          <v:shape id="_x0000_i1038" type="#_x0000_t75" style="width:283pt;height:76.4pt" o:ole="">
+          <v:shape id="_x0000_i1038" type="#_x0000_t75" style="width:283.15pt;height:76.3pt" o:ole="">
             <v:imagedata r:id="rId30" o:title=""/>
           </v:shape>
-          <o:OLEObject Type="Embed" ProgID="Equation.DSMT4" ShapeID="_x0000_i1038" DrawAspect="Content" ObjectID="_1848816287" r:id="rId31"/>
+          <o:OLEObject Type="Embed" ProgID="Equation.DSMT4" ShapeID="_x0000_i1038" DrawAspect="Content" ObjectID="_1849676792" r:id="rId31"/>
         </w:object>
       </w:r>
     </w:p>
@@ -850,10 +850,10 @@
           <w:position w:val="-6"/>
         </w:rPr>
         <w:object w:dxaOrig="260" w:dyaOrig="220" w14:anchorId="7533F850">
-          <v:shape id="_x0000_i1039" type="#_x0000_t75" style="width:12.5pt;height:10.65pt" o:ole="">
+          <v:shape id="_x0000_i1039" type="#_x0000_t75" style="width:12.35pt;height:10.75pt" o:ole="">
             <v:imagedata r:id="rId34" o:title=""/>
           </v:shape>
-          <o:OLEObject Type="Embed" ProgID="Equation.DSMT4" ShapeID="_x0000_i1039" DrawAspect="Content" ObjectID="_1848816288" r:id="rId35"/>
+          <o:OLEObject Type="Embed" ProgID="Equation.DSMT4" ShapeID="_x0000_i1039" DrawAspect="Content" ObjectID="_1849676793" r:id="rId35"/>
         </w:object>
       </w:r>
       <w:r>
@@ -872,10 +872,10 @@
           <w:position w:val="-90"/>
         </w:rPr>
         <w:object w:dxaOrig="3320" w:dyaOrig="1920" w14:anchorId="45FC5463">
-          <v:shape id="_x0000_i1040" type="#_x0000_t75" style="width:165.9pt;height:95.8pt" o:ole="">
+          <v:shape id="_x0000_i1040" type="#_x0000_t75" style="width:166.05pt;height:96.2pt" o:ole="">
             <v:imagedata r:id="rId36" o:title=""/>
           </v:shape>
-          <o:OLEObject Type="Embed" ProgID="Equation.DSMT4" ShapeID="_x0000_i1040" DrawAspect="Content" ObjectID="_1848816289" r:id="rId37"/>
+          <o:OLEObject Type="Embed" ProgID="Equation.DSMT4" ShapeID="_x0000_i1040" DrawAspect="Content" ObjectID="_1849676794" r:id="rId37"/>
         </w:object>
       </w:r>
     </w:p>
@@ -894,10 +894,10 @@
           <w:position w:val="-6"/>
         </w:rPr>
         <w:object w:dxaOrig="560" w:dyaOrig="279" w14:anchorId="63C28275">
-          <v:shape id="_x0000_i1041" type="#_x0000_t75" style="width:27.55pt;height:14.4pt" o:ole="">
+          <v:shape id="_x0000_i1041" type="#_x0000_t75" style="width:27.4pt;height:14.5pt" o:ole="">
             <v:imagedata r:id="rId38" o:title=""/>
           </v:shape>
-          <o:OLEObject Type="Embed" ProgID="Equation.DSMT4" ShapeID="_x0000_i1041" DrawAspect="Content" ObjectID="_1848816290" r:id="rId39"/>
+          <o:OLEObject Type="Embed" ProgID="Equation.DSMT4" ShapeID="_x0000_i1041" DrawAspect="Content" ObjectID="_1849676795" r:id="rId39"/>
         </w:object>
       </w:r>
       <w:proofErr w:type="gramStart"/>
@@ -924,10 +924,10 @@
           <w:position w:val="-66"/>
         </w:rPr>
         <w:object w:dxaOrig="3860" w:dyaOrig="1440" w14:anchorId="3885FB5C">
-          <v:shape id="_x0000_i1042" type="#_x0000_t75" style="width:192.85pt;height:1in" o:ole="">
+          <v:shape id="_x0000_i1042" type="#_x0000_t75" style="width:192.9pt;height:1in" o:ole="">
             <v:imagedata r:id="rId40" o:title=""/>
           </v:shape>
-          <o:OLEObject Type="Embed" ProgID="Equation.DSMT4" ShapeID="_x0000_i1042" DrawAspect="Content" ObjectID="_1848816291" r:id="rId41"/>
+          <o:OLEObject Type="Embed" ProgID="Equation.DSMT4" ShapeID="_x0000_i1042" DrawAspect="Content" ObjectID="_1849676796" r:id="rId41"/>
         </w:object>
       </w:r>
     </w:p>
@@ -951,10 +951,10 @@
           <w:position w:val="-84"/>
         </w:rPr>
         <w:object w:dxaOrig="4660" w:dyaOrig="1800" w14:anchorId="654EE0B4">
-          <v:shape id="_x0000_i1043" type="#_x0000_t75" style="width:233.55pt;height:90.15pt" o:ole="">
+          <v:shape id="_x0000_i1043" type="#_x0000_t75" style="width:233.75pt;height:90.25pt" o:ole="">
             <v:imagedata r:id="rId42" o:title=""/>
           </v:shape>
-          <o:OLEObject Type="Embed" ProgID="Equation.DSMT4" ShapeID="_x0000_i1043" DrawAspect="Content" ObjectID="_1848816292" r:id="rId43"/>
+          <o:OLEObject Type="Embed" ProgID="Equation.DSMT4" ShapeID="_x0000_i1043" DrawAspect="Content" ObjectID="_1849676797" r:id="rId43"/>
         </w:object>
       </w:r>
     </w:p>
@@ -993,10 +993,10 @@
           <w:position w:val="-102"/>
         </w:rPr>
         <w:object w:dxaOrig="5319" w:dyaOrig="2160" w14:anchorId="1D8D79C0">
-          <v:shape id="_x0000_i1044" type="#_x0000_t75" style="width:266.1pt;height:108.3pt" o:ole="">
+          <v:shape id="_x0000_i1044" type="#_x0000_t75" style="width:265.95pt;height:108.55pt" o:ole="">
             <v:imagedata r:id="rId44" o:title=""/>
           </v:shape>
-          <o:OLEObject Type="Embed" ProgID="Equation.DSMT4" ShapeID="_x0000_i1044" DrawAspect="Content" ObjectID="_1848816293" r:id="rId45"/>
+          <o:OLEObject Type="Embed" ProgID="Equation.DSMT4" ShapeID="_x0000_i1044" DrawAspect="Content" ObjectID="_1849676798" r:id="rId45"/>
         </w:object>
       </w:r>
     </w:p>
@@ -1029,10 +1029,10 @@
           <w:position w:val="-120"/>
         </w:rPr>
         <w:object w:dxaOrig="6000" w:dyaOrig="2520" w14:anchorId="6231D891">
-          <v:shape id="_x0000_i1045" type="#_x0000_t75" style="width:299.9pt;height:125.85pt" o:ole="">
+          <v:shape id="_x0000_i1045" type="#_x0000_t75" style="width:299.8pt;height:126.25pt" o:ole="">
             <v:imagedata r:id="rId46" o:title=""/>
           </v:shape>
-          <o:OLEObject Type="Embed" ProgID="Equation.DSMT4" ShapeID="_x0000_i1045" DrawAspect="Content" ObjectID="_1848816294" r:id="rId47"/>
+          <o:OLEObject Type="Embed" ProgID="Equation.DSMT4" ShapeID="_x0000_i1045" DrawAspect="Content" ObjectID="_1849676799" r:id="rId47"/>
         </w:object>
       </w:r>
     </w:p>
@@ -1129,10 +1129,10 @@
           <w:position w:val="-34"/>
         </w:rPr>
         <w:object w:dxaOrig="1800" w:dyaOrig="780" w14:anchorId="2FB5B43E">
-          <v:shape id="_x0000_i1046" type="#_x0000_t75" style="width:90.15pt;height:38.8pt" o:ole="">
+          <v:shape id="_x0000_i1046" type="#_x0000_t75" style="width:90.25pt;height:39.2pt" o:ole="">
             <v:imagedata r:id="rId48" o:title=""/>
           </v:shape>
-          <o:OLEObject Type="Embed" ProgID="Equation.DSMT4" ShapeID="_x0000_i1046" DrawAspect="Content" ObjectID="_1848816295" r:id="rId49"/>
+          <o:OLEObject Type="Embed" ProgID="Equation.DSMT4" ShapeID="_x0000_i1046" DrawAspect="Content" ObjectID="_1849676800" r:id="rId49"/>
         </w:object>
       </w:r>
     </w:p>
@@ -1171,10 +1171,10 @@
           <w:position w:val="-122"/>
         </w:rPr>
         <w:object w:dxaOrig="8000" w:dyaOrig="2620" w14:anchorId="038540B5">
-          <v:shape id="_x0000_i1047" type="#_x0000_t75" style="width:399.45pt;height:131.5pt" o:ole="">
+          <v:shape id="_x0000_i1047" type="#_x0000_t75" style="width:399.75pt;height:131.65pt" o:ole="">
             <v:imagedata r:id="rId50" o:title=""/>
           </v:shape>
-          <o:OLEObject Type="Embed" ProgID="Equation.DSMT4" ShapeID="_x0000_i1047" DrawAspect="Content" ObjectID="_1848816296" r:id="rId51"/>
+          <o:OLEObject Type="Embed" ProgID="Equation.DSMT4" ShapeID="_x0000_i1047" DrawAspect="Content" ObjectID="_1849676801" r:id="rId51"/>
         </w:object>
       </w:r>
     </w:p>
@@ -1198,10 +1198,10 @@
           <w:position w:val="-86"/>
         </w:rPr>
         <w:object w:dxaOrig="13660" w:dyaOrig="1840" w14:anchorId="358D4DC3">
-          <v:shape id="_x0000_i1048" type="#_x0000_t75" style="width:408.2pt;height:55.1pt" o:ole="">
+          <v:shape id="_x0000_i1048" type="#_x0000_t75" style="width:408.35pt;height:54.8pt" o:ole="">
             <v:imagedata r:id="rId52" o:title=""/>
           </v:shape>
-          <o:OLEObject Type="Embed" ProgID="Equation.DSMT4" ShapeID="_x0000_i1048" DrawAspect="Content" ObjectID="_1848816297" r:id="rId53"/>
+          <o:OLEObject Type="Embed" ProgID="Equation.DSMT4" ShapeID="_x0000_i1048" DrawAspect="Content" ObjectID="_1849676802" r:id="rId53"/>
         </w:object>
       </w:r>
     </w:p>
@@ -1239,10 +1239,10 @@
           <w:position w:val="-116"/>
         </w:rPr>
         <w:object w:dxaOrig="13740" w:dyaOrig="2439" w14:anchorId="1049E048">
-          <v:shape id="_x0000_i1049" type="#_x0000_t75" style="width:408.85pt;height:72.65pt" o:ole="">
+          <v:shape id="_x0000_i1049" type="#_x0000_t75" style="width:408.9pt;height:72.55pt" o:ole="">
             <v:imagedata r:id="rId54" o:title=""/>
           </v:shape>
-          <o:OLEObject Type="Embed" ProgID="Equation.DSMT4" ShapeID="_x0000_i1049" DrawAspect="Content" ObjectID="_1848816298" r:id="rId55"/>
+          <o:OLEObject Type="Embed" ProgID="Equation.DSMT4" ShapeID="_x0000_i1049" DrawAspect="Content" ObjectID="_1849676803" r:id="rId55"/>
         </w:object>
       </w:r>
     </w:p>
@@ -1280,10 +1280,10 @@
           <w:position w:val="-12"/>
         </w:rPr>
         <w:object w:dxaOrig="1460" w:dyaOrig="380" w14:anchorId="5FC39E92">
-          <v:shape id="_x0000_i1050" type="#_x0000_t75" style="width:73.25pt;height:18.8pt" o:ole="">
+          <v:shape id="_x0000_i1050" type="#_x0000_t75" style="width:73.05pt;height:18.8pt" o:ole="">
             <v:imagedata r:id="rId56" o:title=""/>
           </v:shape>
-          <o:OLEObject Type="Embed" ProgID="Equation.DSMT4" ShapeID="_x0000_i1050" DrawAspect="Content" ObjectID="_1848816299" r:id="rId57"/>
+          <o:OLEObject Type="Embed" ProgID="Equation.DSMT4" ShapeID="_x0000_i1050" DrawAspect="Content" ObjectID="_1849676804" r:id="rId57"/>
         </w:object>
       </w:r>
     </w:p>
@@ -1302,10 +1302,10 @@
           <w:position w:val="-6"/>
         </w:rPr>
         <w:object w:dxaOrig="260" w:dyaOrig="220" w14:anchorId="3521C627">
-          <v:shape id="_x0000_i1051" type="#_x0000_t75" style="width:13.15pt;height:10.65pt" o:ole="">
+          <v:shape id="_x0000_i1051" type="#_x0000_t75" style="width:12.9pt;height:10.75pt" o:ole="">
             <v:imagedata r:id="rId58" o:title=""/>
           </v:shape>
-          <o:OLEObject Type="Embed" ProgID="Equation.DSMT4" ShapeID="_x0000_i1051" DrawAspect="Content" ObjectID="_1848816300" r:id="rId59"/>
+          <o:OLEObject Type="Embed" ProgID="Equation.DSMT4" ShapeID="_x0000_i1051" DrawAspect="Content" ObjectID="_1849676805" r:id="rId59"/>
         </w:object>
       </w:r>
       <w:r>
@@ -1385,10 +1385,10 @@
           <w:position w:val="-12"/>
         </w:rPr>
         <w:object w:dxaOrig="2820" w:dyaOrig="360" w14:anchorId="1FCCE31F">
-          <v:shape id="_x0000_i1052" type="#_x0000_t75" style="width:140.85pt;height:18.15pt" o:ole="">
+          <v:shape id="_x0000_i1052" type="#_x0000_t75" style="width:140.8pt;height:18.25pt" o:ole="">
             <v:imagedata r:id="rId60" o:title=""/>
           </v:shape>
-          <o:OLEObject Type="Embed" ProgID="Equation.DSMT4" ShapeID="_x0000_i1052" DrawAspect="Content" ObjectID="_1848816301" r:id="rId61"/>
+          <o:OLEObject Type="Embed" ProgID="Equation.DSMT4" ShapeID="_x0000_i1052" DrawAspect="Content" ObjectID="_1849676806" r:id="rId61"/>
         </w:object>
       </w:r>
     </w:p>
@@ -1401,10 +1401,10 @@
           <w:position w:val="-68"/>
         </w:rPr>
         <w:object w:dxaOrig="5060" w:dyaOrig="1520" w14:anchorId="1A4AAB79">
-          <v:shape id="_x0000_i1053" type="#_x0000_t75" style="width:252.95pt;height:76.4pt" o:ole="">
+          <v:shape id="_x0000_i1053" type="#_x0000_t75" style="width:253.05pt;height:76.3pt" o:ole="">
             <v:imagedata r:id="rId62" o:title=""/>
           </v:shape>
-          <o:OLEObject Type="Embed" ProgID="Equation.DSMT4" ShapeID="_x0000_i1053" DrawAspect="Content" ObjectID="_1848816302" r:id="rId63"/>
+          <o:OLEObject Type="Embed" ProgID="Equation.DSMT4" ShapeID="_x0000_i1053" DrawAspect="Content" ObjectID="_1849676807" r:id="rId63"/>
         </w:object>
       </w:r>
     </w:p>
@@ -1616,10 +1616,10 @@
           <w:position w:val="-12"/>
         </w:rPr>
         <w:object w:dxaOrig="1880" w:dyaOrig="380" w14:anchorId="7BB4109C">
-          <v:shape id="_x0000_i1054" type="#_x0000_t75" style="width:93.9pt;height:18.8pt" o:ole="">
+          <v:shape id="_x0000_i1054" type="#_x0000_t75" style="width:94.05pt;height:18.8pt" o:ole="">
             <v:imagedata r:id="rId64" o:title=""/>
           </v:shape>
-          <o:OLEObject Type="Embed" ProgID="Equation.DSMT4" ShapeID="_x0000_i1054" DrawAspect="Content" ObjectID="_1848816303" r:id="rId65"/>
+          <o:OLEObject Type="Embed" ProgID="Equation.DSMT4" ShapeID="_x0000_i1054" DrawAspect="Content" ObjectID="_1849676808" r:id="rId65"/>
         </w:object>
       </w:r>
     </w:p>
@@ -1643,10 +1643,10 @@
           <w:position w:val="-32"/>
         </w:rPr>
         <w:object w:dxaOrig="6220" w:dyaOrig="760" w14:anchorId="48785E44">
-          <v:shape id="_x0000_i1055" type="#_x0000_t75" style="width:311.15pt;height:38.2pt" o:ole="">
+          <v:shape id="_x0000_i1055" type="#_x0000_t75" style="width:311.1pt;height:38.15pt" o:ole="">
             <v:imagedata r:id="rId66" o:title=""/>
           </v:shape>
-          <o:OLEObject Type="Embed" ProgID="Equation.DSMT4" ShapeID="_x0000_i1055" DrawAspect="Content" ObjectID="_1848816304" r:id="rId67"/>
+          <o:OLEObject Type="Embed" ProgID="Equation.DSMT4" ShapeID="_x0000_i1055" DrawAspect="Content" ObjectID="_1849676809" r:id="rId67"/>
         </w:object>
       </w:r>
     </w:p>
@@ -1761,10 +1761,10 @@
           <w:position w:val="-102"/>
         </w:rPr>
         <w:object w:dxaOrig="1600" w:dyaOrig="2160" w14:anchorId="7BB88417">
-          <v:shape id="_x0000_i1056" type="#_x0000_t75" style="width:80.15pt;height:108.3pt" o:ole="">
+          <v:shape id="_x0000_i1056" type="#_x0000_t75" style="width:80.05pt;height:108.55pt" o:ole="">
             <v:imagedata r:id="rId68" o:title=""/>
           </v:shape>
-          <o:OLEObject Type="Embed" ProgID="Equation.DSMT4" ShapeID="_x0000_i1056" DrawAspect="Content" ObjectID="_1848816305" r:id="rId69"/>
+          <o:OLEObject Type="Embed" ProgID="Equation.DSMT4" ShapeID="_x0000_i1056" DrawAspect="Content" ObjectID="_1849676810" r:id="rId69"/>
         </w:object>
       </w:r>
     </w:p>
@@ -1794,10 +1794,10 @@
           <w:position w:val="-12"/>
         </w:rPr>
         <w:object w:dxaOrig="1480" w:dyaOrig="360" w14:anchorId="0D8B65C3">
-          <v:shape id="_x0000_i1057" type="#_x0000_t75" style="width:73.9pt;height:18.15pt" o:ole="">
+          <v:shape id="_x0000_i1057" type="#_x0000_t75" style="width:74.15pt;height:18.25pt" o:ole="">
             <v:imagedata r:id="rId70" o:title=""/>
           </v:shape>
-          <o:OLEObject Type="Embed" ProgID="Equation.DSMT4" ShapeID="_x0000_i1057" DrawAspect="Content" ObjectID="_1848816306" r:id="rId71"/>
+          <o:OLEObject Type="Embed" ProgID="Equation.DSMT4" ShapeID="_x0000_i1057" DrawAspect="Content" ObjectID="_1849676811" r:id="rId71"/>
         </w:object>
       </w:r>
     </w:p>
@@ -1863,10 +1863,10 @@
           <w:position w:val="-134"/>
         </w:rPr>
         <w:object w:dxaOrig="6100" w:dyaOrig="2799" w14:anchorId="38A8803E">
-          <v:shape id="_x0000_i1058" type="#_x0000_t75" style="width:305.55pt;height:140.25pt" o:ole="">
+          <v:shape id="_x0000_i1058" type="#_x0000_t75" style="width:305.75pt;height:139.7pt" o:ole="">
             <v:imagedata r:id="rId72" o:title=""/>
           </v:shape>
-          <o:OLEObject Type="Embed" ProgID="Equation.DSMT4" ShapeID="_x0000_i1058" DrawAspect="Content" ObjectID="_1848816307" r:id="rId73"/>
+          <o:OLEObject Type="Embed" ProgID="Equation.DSMT4" ShapeID="_x0000_i1058" DrawAspect="Content" ObjectID="_1849676812" r:id="rId73"/>
         </w:object>
       </w:r>
     </w:p>
@@ -1890,10 +1890,10 @@
           <w:position w:val="-12"/>
         </w:rPr>
         <w:object w:dxaOrig="1080" w:dyaOrig="360" w14:anchorId="201BB63B">
-          <v:shape id="_x0000_i1059" type="#_x0000_t75" style="width:54.45pt;height:18.15pt" o:ole="">
+          <v:shape id="_x0000_i1059" type="#_x0000_t75" style="width:54.25pt;height:18.25pt" o:ole="">
             <v:imagedata r:id="rId74" o:title=""/>
           </v:shape>
-          <o:OLEObject Type="Embed" ProgID="Equation.DSMT4" ShapeID="_x0000_i1059" DrawAspect="Content" ObjectID="_1848816308" r:id="rId75"/>
+          <o:OLEObject Type="Embed" ProgID="Equation.DSMT4" ShapeID="_x0000_i1059" DrawAspect="Content" ObjectID="_1849676813" r:id="rId75"/>
         </w:object>
       </w:r>
     </w:p>
@@ -1923,10 +1923,10 @@
           <w:position w:val="-104"/>
         </w:rPr>
         <w:object w:dxaOrig="4160" w:dyaOrig="2200" w14:anchorId="6CED5743">
-          <v:shape id="_x0000_i1060" type="#_x0000_t75" style="width:207.85pt;height:110.2pt" o:ole="">
+          <v:shape id="_x0000_i1060" type="#_x0000_t75" style="width:207.95pt;height:110.15pt" o:ole="">
             <v:imagedata r:id="rId76" o:title=""/>
           </v:shape>
-          <o:OLEObject Type="Embed" ProgID="Equation.DSMT4" ShapeID="_x0000_i1060" DrawAspect="Content" ObjectID="_1848816309" r:id="rId77"/>
+          <o:OLEObject Type="Embed" ProgID="Equation.DSMT4" ShapeID="_x0000_i1060" DrawAspect="Content" ObjectID="_1849676814" r:id="rId77"/>
         </w:object>
       </w:r>
     </w:p>
@@ -1980,10 +1980,10 @@
           <w:position w:val="-180"/>
         </w:rPr>
         <w:object w:dxaOrig="4700" w:dyaOrig="3720" w14:anchorId="0C81328C">
-          <v:shape id="_x0000_i1061" type="#_x0000_t75" style="width:234.8pt;height:185.95pt" o:ole="">
+          <v:shape id="_x0000_i1061" type="#_x0000_t75" style="width:234.8pt;height:185.9pt" o:ole="">
             <v:imagedata r:id="rId78" o:title=""/>
           </v:shape>
-          <o:OLEObject Type="Embed" ProgID="Equation.DSMT4" ShapeID="_x0000_i1061" DrawAspect="Content" ObjectID="_1848816310" r:id="rId79"/>
+          <o:OLEObject Type="Embed" ProgID="Equation.DSMT4" ShapeID="_x0000_i1061" DrawAspect="Content" ObjectID="_1849676815" r:id="rId79"/>
         </w:object>
       </w:r>
     </w:p>
@@ -2044,9 +2044,6 @@
     <w:p>
       <w:pPr>
         <w:pStyle w:val="a4"/>
-        <w:rPr>
-          <w:rFonts w:hint="eastAsia"/>
-        </w:rPr>
       </w:pPr>
       <w:r>
         <w:rPr>
@@ -2354,10 +2351,10 @@
           <w:position w:val="-28"/>
         </w:rPr>
         <w:object w:dxaOrig="1640" w:dyaOrig="680" w14:anchorId="1802130D">
-          <v:shape id="_x0000_i1132" type="#_x0000_t75" style="width:82pt;height:33.8pt" o:ole="">
+          <v:shape id="_x0000_i1062" type="#_x0000_t75" style="width:82.2pt;height:33.85pt" o:ole="">
             <v:imagedata r:id="rId82" o:title=""/>
           </v:shape>
-          <o:OLEObject Type="Embed" ProgID="Equation.DSMT4" ShapeID="_x0000_i1132" DrawAspect="Content" ObjectID="_1848816311" r:id="rId83"/>
+          <o:OLEObject Type="Embed" ProgID="Equation.DSMT4" ShapeID="_x0000_i1062" DrawAspect="Content" ObjectID="_1849676816" r:id="rId83"/>
         </w:object>
       </w:r>
     </w:p>
@@ -2411,10 +2408,10 @@
           <w:position w:val="-28"/>
         </w:rPr>
         <w:object w:dxaOrig="4420" w:dyaOrig="680" w14:anchorId="4C49EB51">
-          <v:shape id="_x0000_i1135" type="#_x0000_t75" style="width:221pt;height:33.8pt" o:ole="">
+          <v:shape id="_x0000_i1063" type="#_x0000_t75" style="width:220.85pt;height:33.85pt" o:ole="">
             <v:imagedata r:id="rId84" o:title=""/>
           </v:shape>
-          <o:OLEObject Type="Embed" ProgID="Equation.DSMT4" ShapeID="_x0000_i1135" DrawAspect="Content" ObjectID="_1848816312" r:id="rId85"/>
+          <o:OLEObject Type="Embed" ProgID="Equation.DSMT4" ShapeID="_x0000_i1063" DrawAspect="Content" ObjectID="_1849676817" r:id="rId85"/>
         </w:object>
       </w:r>
     </w:p>
@@ -2433,10 +2430,10 @@
           <w:position w:val="-10"/>
         </w:rPr>
         <w:object w:dxaOrig="240" w:dyaOrig="260" w14:anchorId="5B695918">
-          <v:shape id="_x0000_i1138" type="#_x0000_t75" style="width:11.9pt;height:13.15pt" o:ole="">
+          <v:shape id="_x0000_i1064" type="#_x0000_t75" style="width:11.8pt;height:12.9pt" o:ole="">
             <v:imagedata r:id="rId86" o:title=""/>
           </v:shape>
-          <o:OLEObject Type="Embed" ProgID="Equation.DSMT4" ShapeID="_x0000_i1138" DrawAspect="Content" ObjectID="_1848816313" r:id="rId87"/>
+          <o:OLEObject Type="Embed" ProgID="Equation.DSMT4" ShapeID="_x0000_i1064" DrawAspect="Content" ObjectID="_1849676818" r:id="rId87"/>
         </w:object>
       </w:r>
       <w:r>
@@ -2719,9 +2716,6 @@
     <w:p>
       <w:pPr>
         <w:pStyle w:val="a4"/>
-        <w:rPr>
-          <w:rFonts w:hint="eastAsia"/>
-        </w:rPr>
       </w:pPr>
       <w:r>
         <w:rPr>
@@ -2773,8 +2767,6 @@
           </wp:inline>
         </w:drawing>
       </w:r>
-      <w:bookmarkStart w:id="1" w:name="_GoBack"/>
-      <w:bookmarkEnd w:id="1"/>
     </w:p>
     <w:p>
       <w:pPr>
@@ -2790,9 +2782,6 @@
     <w:p>
       <w:pPr>
         <w:pStyle w:val="3"/>
-        <w:rPr>
-          <w:rFonts w:hint="eastAsia"/>
-        </w:rPr>
       </w:pPr>
       <w:r>
         <w:rPr>
@@ -2867,9 +2856,6 @@
     <w:p>
       <w:pPr>
         <w:ind w:firstLine="480"/>
-        <w:rPr>
-          <w:rFonts w:hint="eastAsia"/>
-        </w:rPr>
       </w:pPr>
     </w:p>
     <w:p>
@@ -2940,10 +2926,10 @@
           <w:position w:val="-12"/>
         </w:rPr>
         <w:object w:dxaOrig="420" w:dyaOrig="360" w14:anchorId="59A1496A">
-          <v:shape id="_x0000_i1062" type="#_x0000_t75" style="width:21.3pt;height:18.15pt" o:ole="">
+          <v:shape id="_x0000_i1065" type="#_x0000_t75" style="width:21.5pt;height:18.25pt" o:ole="">
             <v:imagedata r:id="rId92" o:title=""/>
           </v:shape>
-          <o:OLEObject Type="Embed" ProgID="Equation.DSMT4" ShapeID="_x0000_i1062" DrawAspect="Content" ObjectID="_1848816314" r:id="rId93"/>
+          <o:OLEObject Type="Embed" ProgID="Equation.DSMT4" ShapeID="_x0000_i1065" DrawAspect="Content" ObjectID="_1849676819" r:id="rId93"/>
         </w:object>
       </w:r>
       <w:r>
@@ -2957,10 +2943,10 @@
           <w:position w:val="-12"/>
         </w:rPr>
         <w:object w:dxaOrig="440" w:dyaOrig="360" w14:anchorId="3B364D1C">
-          <v:shape id="_x0000_i1063" type="#_x0000_t75" style="width:21.9pt;height:18.15pt" o:ole="">
+          <v:shape id="_x0000_i1066" type="#_x0000_t75" style="width:22.05pt;height:18.25pt" o:ole="">
             <v:imagedata r:id="rId94" o:title=""/>
           </v:shape>
-          <o:OLEObject Type="Embed" ProgID="Equation.DSMT4" ShapeID="_x0000_i1063" DrawAspect="Content" ObjectID="_1848816315" r:id="rId95"/>
+          <o:OLEObject Type="Embed" ProgID="Equation.DSMT4" ShapeID="_x0000_i1066" DrawAspect="Content" ObjectID="_1849676820" r:id="rId95"/>
         </w:object>
       </w:r>
       <w:r>
@@ -2980,10 +2966,10 @@
           <w:position w:val="-6"/>
         </w:rPr>
         <w:object w:dxaOrig="220" w:dyaOrig="279" w14:anchorId="4FA06D74">
-          <v:shape id="_x0000_i1064" type="#_x0000_t75" style="width:11.25pt;height:13.75pt" o:ole="">
+          <v:shape id="_x0000_i1067" type="#_x0000_t75" style="width:11.3pt;height:13.95pt" o:ole="">
             <v:imagedata r:id="rId96" o:title=""/>
           </v:shape>
-          <o:OLEObject Type="Embed" ProgID="Equation.DSMT4" ShapeID="_x0000_i1064" DrawAspect="Content" ObjectID="_1848816316" r:id="rId97"/>
+          <o:OLEObject Type="Embed" ProgID="Equation.DSMT4" ShapeID="_x0000_i1067" DrawAspect="Content" ObjectID="_1849676821" r:id="rId97"/>
         </w:object>
       </w:r>
       <w:r>
@@ -3014,10 +3000,10 @@
           <w:position w:val="-30"/>
         </w:rPr>
         <w:object w:dxaOrig="900" w:dyaOrig="680" w14:anchorId="0F09DD6B">
-          <v:shape id="_x0000_i1068" type="#_x0000_t75" style="width:45.1pt;height:33.8pt" o:ole="">
+          <v:shape id="_x0000_i1068" type="#_x0000_t75" style="width:45.15pt;height:33.85pt" o:ole="">
             <v:imagedata r:id="rId98" o:title=""/>
           </v:shape>
-          <o:OLEObject Type="Embed" ProgID="Equation.DSMT4" ShapeID="_x0000_i1068" DrawAspect="Content" ObjectID="_1848816317" r:id="rId99"/>
+          <o:OLEObject Type="Embed" ProgID="Equation.DSMT4" ShapeID="_x0000_i1068" DrawAspect="Content" ObjectID="_1849676822" r:id="rId99"/>
         </w:object>
       </w:r>
     </w:p>
@@ -3041,10 +3027,10 @@
           <w:position w:val="-30"/>
         </w:rPr>
         <w:object w:dxaOrig="1100" w:dyaOrig="720" w14:anchorId="67F86E3E">
-          <v:shape id="_x0000_i1071" type="#_x0000_t75" style="width:55.1pt;height:36.3pt" o:ole="">
+          <v:shape id="_x0000_i1069" type="#_x0000_t75" style="width:54.8pt;height:36.55pt" o:ole="">
             <v:imagedata r:id="rId100" o:title=""/>
           </v:shape>
-          <o:OLEObject Type="Embed" ProgID="Equation.DSMT4" ShapeID="_x0000_i1071" DrawAspect="Content" ObjectID="_1848816318" r:id="rId101"/>
+          <o:OLEObject Type="Embed" ProgID="Equation.DSMT4" ShapeID="_x0000_i1069" DrawAspect="Content" ObjectID="_1849676823" r:id="rId101"/>
         </w:object>
       </w:r>
     </w:p>
@@ -3063,10 +3049,10 @@
           <w:position w:val="-12"/>
         </w:rPr>
         <w:object w:dxaOrig="639" w:dyaOrig="360" w14:anchorId="36FDFABF">
-          <v:shape id="_x0000_i1074" type="#_x0000_t75" style="width:31.95pt;height:18.15pt" o:ole="">
+          <v:shape id="_x0000_i1070" type="#_x0000_t75" style="width:32.25pt;height:18.25pt" o:ole="">
             <v:imagedata r:id="rId102" o:title=""/>
           </v:shape>
-          <o:OLEObject Type="Embed" ProgID="Equation.DSMT4" ShapeID="_x0000_i1074" DrawAspect="Content" ObjectID="_1848816319" r:id="rId103"/>
+          <o:OLEObject Type="Embed" ProgID="Equation.DSMT4" ShapeID="_x0000_i1070" DrawAspect="Content" ObjectID="_1849676824" r:id="rId103"/>
         </w:object>
       </w:r>
       <w:r>
@@ -3080,10 +3066,10 @@
           <w:position w:val="-12"/>
         </w:rPr>
         <w:object w:dxaOrig="760" w:dyaOrig="360" w14:anchorId="36559EED">
-          <v:shape id="_x0000_i1075" type="#_x0000_t75" style="width:38.2pt;height:18.15pt" o:ole="">
+          <v:shape id="_x0000_i1071" type="#_x0000_t75" style="width:38.15pt;height:18.25pt" o:ole="">
             <v:imagedata r:id="rId104" o:title=""/>
           </v:shape>
-          <o:OLEObject Type="Embed" ProgID="Equation.DSMT4" ShapeID="_x0000_i1075" DrawAspect="Content" ObjectID="_1848816320" r:id="rId105"/>
+          <o:OLEObject Type="Embed" ProgID="Equation.DSMT4" ShapeID="_x0000_i1071" DrawAspect="Content" ObjectID="_1849676825" r:id="rId105"/>
         </w:object>
       </w:r>
       <w:r>
@@ -3113,10 +3099,10 @@
           <w:position w:val="-30"/>
         </w:rPr>
         <w:object w:dxaOrig="1820" w:dyaOrig="720" w14:anchorId="2C6C8B4E">
-          <v:shape id="_x0000_i1081" type="#_x0000_t75" style="width:90.8pt;height:36.3pt" o:ole="">
+          <v:shape id="_x0000_i1072" type="#_x0000_t75" style="width:90.8pt;height:36.55pt" o:ole="">
             <v:imagedata r:id="rId106" o:title=""/>
           </v:shape>
-          <o:OLEObject Type="Embed" ProgID="Equation.DSMT4" ShapeID="_x0000_i1081" DrawAspect="Content" ObjectID="_1848816321" r:id="rId107"/>
+          <o:OLEObject Type="Embed" ProgID="Equation.DSMT4" ShapeID="_x0000_i1072" DrawAspect="Content" ObjectID="_1849676826" r:id="rId107"/>
         </w:object>
       </w:r>
     </w:p>
@@ -3140,10 +3126,10 @@
           <w:position w:val="-30"/>
         </w:rPr>
         <w:object w:dxaOrig="4640" w:dyaOrig="720" w14:anchorId="1926A2F4">
-          <v:shape id="_x0000_i1083" type="#_x0000_t75" style="width:232.3pt;height:36.3pt" o:ole="">
+          <v:shape id="_x0000_i1073" type="#_x0000_t75" style="width:232.1pt;height:36.55pt" o:ole="">
             <v:imagedata r:id="rId108" o:title=""/>
           </v:shape>
-          <o:OLEObject Type="Embed" ProgID="Equation.DSMT4" ShapeID="_x0000_i1083" DrawAspect="Content" ObjectID="_1848816322" r:id="rId109"/>
+          <o:OLEObject Type="Embed" ProgID="Equation.DSMT4" ShapeID="_x0000_i1073" DrawAspect="Content" ObjectID="_1849676827" r:id="rId109"/>
         </w:object>
       </w:r>
     </w:p>
@@ -3167,10 +3153,10 @@
           <w:position w:val="-32"/>
         </w:rPr>
         <w:object w:dxaOrig="1200" w:dyaOrig="760" w14:anchorId="57DE29DA">
-          <v:shape id="_x0000_i1086" type="#_x0000_t75" style="width:60.1pt;height:38.2pt" o:ole="">
+          <v:shape id="_x0000_i1074" type="#_x0000_t75" style="width:60.2pt;height:38.15pt" o:ole="">
             <v:imagedata r:id="rId110" o:title=""/>
           </v:shape>
-          <o:OLEObject Type="Embed" ProgID="Equation.DSMT4" ShapeID="_x0000_i1086" DrawAspect="Content" ObjectID="_1848816323" r:id="rId111"/>
+          <o:OLEObject Type="Embed" ProgID="Equation.DSMT4" ShapeID="_x0000_i1074" DrawAspect="Content" ObjectID="_1849676828" r:id="rId111"/>
         </w:object>
       </w:r>
     </w:p>
@@ -3314,19 +3300,16 @@
           <w:position w:val="-38"/>
         </w:rPr>
         <w:object w:dxaOrig="3260" w:dyaOrig="880" w14:anchorId="345E4FF4">
-          <v:shape id="_x0000_i1089" type="#_x0000_t75" style="width:162.8pt;height:43.85pt" o:ole="">
+          <v:shape id="_x0000_i1075" type="#_x0000_t75" style="width:162.8pt;height:44.05pt" o:ole="">
             <v:imagedata r:id="rId112" o:title=""/>
           </v:shape>
-          <o:OLEObject Type="Embed" ProgID="Equation.DSMT4" ShapeID="_x0000_i1089" DrawAspect="Content" ObjectID="_1848816324" r:id="rId113"/>
-        </w:object>
-      </w:r>
-    </w:p>
-    <w:p>
-      <w:pPr>
-        <w:ind w:firstLine="480"/>
-        <w:rPr>
-          <w:rFonts w:hint="eastAsia"/>
-        </w:rPr>
+          <o:OLEObject Type="Embed" ProgID="Equation.DSMT4" ShapeID="_x0000_i1075" DrawAspect="Content" ObjectID="_1849676829" r:id="rId113"/>
+        </w:object>
+      </w:r>
+    </w:p>
+    <w:p>
+      <w:pPr>
+        <w:ind w:firstLine="480"/>
       </w:pPr>
       <w:r>
         <w:rPr>
@@ -3338,19 +3321,16 @@
     <w:p>
       <w:pPr>
         <w:pStyle w:val="a6"/>
-        <w:rPr>
-          <w:rFonts w:hint="eastAsia"/>
-        </w:rPr>
       </w:pPr>
       <w:r>
         <w:rPr>
           <w:position w:val="-14"/>
         </w:rPr>
         <w:object w:dxaOrig="1800" w:dyaOrig="380" w14:anchorId="760576F1">
-          <v:shape id="_x0000_i1105" type="#_x0000_t75" style="width:90.15pt;height:18.8pt" o:ole="">
+          <v:shape id="_x0000_i1076" type="#_x0000_t75" style="width:90.25pt;height:18.8pt" o:ole="">
             <v:imagedata r:id="rId114" o:title=""/>
           </v:shape>
-          <o:OLEObject Type="Embed" ProgID="Equation.DSMT4" ShapeID="_x0000_i1105" DrawAspect="Content" ObjectID="_1848816325" r:id="rId115"/>
+          <o:OLEObject Type="Embed" ProgID="Equation.DSMT4" ShapeID="_x0000_i1076" DrawAspect="Content" ObjectID="_1849676830" r:id="rId115"/>
         </w:object>
       </w:r>
     </w:p>
@@ -3369,10 +3349,10 @@
           <w:position w:val="-10"/>
         </w:rPr>
         <w:object w:dxaOrig="460" w:dyaOrig="320" w14:anchorId="1837DCB3">
-          <v:shape id="_x0000_i1092" type="#_x0000_t75" style="width:23.15pt;height:16.3pt" o:ole="">
+          <v:shape id="_x0000_i1077" type="#_x0000_t75" style="width:23.1pt;height:16.65pt" o:ole="">
             <v:imagedata r:id="rId116" o:title=""/>
           </v:shape>
-          <o:OLEObject Type="Embed" ProgID="Equation.DSMT4" ShapeID="_x0000_i1092" DrawAspect="Content" ObjectID="_1848816326" r:id="rId117"/>
+          <o:OLEObject Type="Embed" ProgID="Equation.DSMT4" ShapeID="_x0000_i1077" DrawAspect="Content" ObjectID="_1849676831" r:id="rId117"/>
         </w:object>
       </w:r>
       <w:r>
@@ -3386,10 +3366,10 @@
           <w:position w:val="-14"/>
         </w:rPr>
         <w:object w:dxaOrig="660" w:dyaOrig="380" w14:anchorId="6A03108A">
-          <v:shape id="_x0000_i1093" type="#_x0000_t75" style="width:33.2pt;height:18.8pt" o:ole="">
+          <v:shape id="_x0000_i1078" type="#_x0000_t75" style="width:32.8pt;height:18.8pt" o:ole="">
             <v:imagedata r:id="rId118" o:title=""/>
           </v:shape>
-          <o:OLEObject Type="Embed" ProgID="Equation.DSMT4" ShapeID="_x0000_i1093" DrawAspect="Content" ObjectID="_1848816327" r:id="rId119"/>
+          <o:OLEObject Type="Embed" ProgID="Equation.DSMT4" ShapeID="_x0000_i1078" DrawAspect="Content" ObjectID="_1849676832" r:id="rId119"/>
         </w:object>
       </w:r>
       <w:r>
@@ -3403,10 +3383,10 @@
           <w:position w:val="-6"/>
         </w:rPr>
         <w:object w:dxaOrig="240" w:dyaOrig="220" w14:anchorId="320017CB">
-          <v:shape id="_x0000_i1094" type="#_x0000_t75" style="width:11.9pt;height:11.25pt" o:ole="">
+          <v:shape id="_x0000_i1079" type="#_x0000_t75" style="width:11.8pt;height:11.3pt" o:ole="">
             <v:imagedata r:id="rId120" o:title=""/>
           </v:shape>
-          <o:OLEObject Type="Embed" ProgID="Equation.DSMT4" ShapeID="_x0000_i1094" DrawAspect="Content" ObjectID="_1848816328" r:id="rId121"/>
+          <o:OLEObject Type="Embed" ProgID="Equation.DSMT4" ShapeID="_x0000_i1079" DrawAspect="Content" ObjectID="_1849676833" r:id="rId121"/>
         </w:object>
       </w:r>
       <w:proofErr w:type="gramStart"/>
@@ -3428,10 +3408,10 @@
           <w:position w:val="-10"/>
         </w:rPr>
         <w:object w:dxaOrig="240" w:dyaOrig="320" w14:anchorId="54BC5AF8">
-          <v:shape id="_x0000_i1097" type="#_x0000_t75" style="width:11.9pt;height:16.3pt" o:ole="">
+          <v:shape id="_x0000_i1080" type="#_x0000_t75" style="width:11.8pt;height:16.65pt" o:ole="">
             <v:imagedata r:id="rId122" o:title=""/>
           </v:shape>
-          <o:OLEObject Type="Embed" ProgID="Equation.DSMT4" ShapeID="_x0000_i1097" DrawAspect="Content" ObjectID="_1848816329" r:id="rId123"/>
+          <o:OLEObject Type="Embed" ProgID="Equation.DSMT4" ShapeID="_x0000_i1080" DrawAspect="Content" ObjectID="_1849676834" r:id="rId123"/>
         </w:object>
       </w:r>
       <w:r>
@@ -3445,10 +3425,10 @@
           <w:position w:val="-14"/>
         </w:rPr>
         <w:object w:dxaOrig="400" w:dyaOrig="380" w14:anchorId="3073BBF1">
-          <v:shape id="_x0000_i1109" type="#_x0000_t75" style="width:20.05pt;height:18.8pt" o:ole="">
+          <v:shape id="_x0000_i1081" type="#_x0000_t75" style="width:19.9pt;height:18.8pt" o:ole="">
             <v:imagedata r:id="rId124" o:title=""/>
           </v:shape>
-          <o:OLEObject Type="Embed" ProgID="Equation.DSMT4" ShapeID="_x0000_i1109" DrawAspect="Content" ObjectID="_1848816330" r:id="rId125"/>
+          <o:OLEObject Type="Embed" ProgID="Equation.DSMT4" ShapeID="_x0000_i1081" DrawAspect="Content" ObjectID="_1849676835" r:id="rId125"/>
         </w:object>
       </w:r>
       <w:r>
@@ -3503,10 +3483,10 @@
           <w:position w:val="-12"/>
         </w:rPr>
         <w:object w:dxaOrig="300" w:dyaOrig="360" w14:anchorId="61D30D1E">
-          <v:shape id="_x0000_i1110" type="#_x0000_t75" style="width:15.05pt;height:18.15pt" o:ole="">
+          <v:shape id="_x0000_i1082" type="#_x0000_t75" style="width:15.05pt;height:18.25pt" o:ole="">
             <v:imagedata r:id="rId126" o:title=""/>
           </v:shape>
-          <o:OLEObject Type="Embed" ProgID="Equation.DSMT4" ShapeID="_x0000_i1110" DrawAspect="Content" ObjectID="_1848816331" r:id="rId127"/>
+          <o:OLEObject Type="Embed" ProgID="Equation.DSMT4" ShapeID="_x0000_i1082" DrawAspect="Content" ObjectID="_1849676836" r:id="rId127"/>
         </w:object>
       </w:r>
       <w:r>
@@ -3531,10 +3511,10 @@
           <w:position w:val="-14"/>
         </w:rPr>
         <w:object w:dxaOrig="880" w:dyaOrig="380" w14:anchorId="01BDCF53">
-          <v:shape id="_x0000_i1118" type="#_x0000_t75" style="width:43.85pt;height:18.8pt" o:ole="">
+          <v:shape id="_x0000_i1083" type="#_x0000_t75" style="width:44.05pt;height:18.8pt" o:ole="">
             <v:imagedata r:id="rId128" o:title=""/>
           </v:shape>
-          <o:OLEObject Type="Embed" ProgID="Equation.DSMT4" ShapeID="_x0000_i1118" DrawAspect="Content" ObjectID="_1848816332" r:id="rId129"/>
+          <o:OLEObject Type="Embed" ProgID="Equation.DSMT4" ShapeID="_x0000_i1083" DrawAspect="Content" ObjectID="_1849676837" r:id="rId129"/>
         </w:object>
       </w:r>
       <w:r>
@@ -3556,10 +3536,10 @@
           <w:position w:val="-32"/>
         </w:rPr>
         <w:object w:dxaOrig="3060" w:dyaOrig="760" w14:anchorId="030B6D2D">
-          <v:shape id="_x0000_i1112" type="#_x0000_t75" style="width:152.75pt;height:38.2pt" o:ole="">
+          <v:shape id="_x0000_i1084" type="#_x0000_t75" style="width:152.6pt;height:38.15pt" o:ole="">
             <v:imagedata r:id="rId130" o:title=""/>
           </v:shape>
-          <o:OLEObject Type="Embed" ProgID="Equation.DSMT4" ShapeID="_x0000_i1112" DrawAspect="Content" ObjectID="_1848816333" r:id="rId131"/>
+          <o:OLEObject Type="Embed" ProgID="Equation.DSMT4" ShapeID="_x0000_i1084" DrawAspect="Content" ObjectID="_1849676838" r:id="rId131"/>
         </w:object>
       </w:r>
     </w:p>
@@ -3578,10 +3558,10 @@
           <w:position w:val="-12"/>
         </w:rPr>
         <w:object w:dxaOrig="639" w:dyaOrig="360" w14:anchorId="4DCC45AA">
-          <v:shape id="_x0000_i1115" type="#_x0000_t75" style="width:31.95pt;height:18.15pt" o:ole="">
+          <v:shape id="_x0000_i1085" type="#_x0000_t75" style="width:32.25pt;height:18.25pt" o:ole="">
             <v:imagedata r:id="rId132" o:title=""/>
           </v:shape>
-          <o:OLEObject Type="Embed" ProgID="Equation.DSMT4" ShapeID="_x0000_i1115" DrawAspect="Content" ObjectID="_1848816334" r:id="rId133"/>
+          <o:OLEObject Type="Embed" ProgID="Equation.DSMT4" ShapeID="_x0000_i1085" DrawAspect="Content" ObjectID="_1849676839" r:id="rId133"/>
         </w:object>
       </w:r>
       <w:r>
@@ -3627,10 +3607,10 @@
           <w:position w:val="-12"/>
         </w:rPr>
         <w:object w:dxaOrig="920" w:dyaOrig="360" w14:anchorId="1219C57C">
-          <v:shape id="_x0000_i1116" type="#_x0000_t75" style="width:45.7pt;height:18.15pt" o:ole="">
+          <v:shape id="_x0000_i1086" type="#_x0000_t75" style="width:45.65pt;height:18.25pt" o:ole="">
             <v:imagedata r:id="rId134" o:title=""/>
           </v:shape>
-          <o:OLEObject Type="Embed" ProgID="Equation.DSMT4" ShapeID="_x0000_i1116" DrawAspect="Content" ObjectID="_1848816335" r:id="rId135"/>
+          <o:OLEObject Type="Embed" ProgID="Equation.DSMT4" ShapeID="_x0000_i1086" DrawAspect="Content" ObjectID="_1849676840" r:id="rId135"/>
         </w:object>
       </w:r>
       <w:r>
@@ -3661,10 +3641,10 @@
           <w:position w:val="-14"/>
         </w:rPr>
         <w:object w:dxaOrig="880" w:dyaOrig="380" w14:anchorId="65B25716">
-          <v:shape id="_x0000_i1117" type="#_x0000_t75" style="width:43.85pt;height:18.8pt" o:ole="">
+          <v:shape id="_x0000_i1087" type="#_x0000_t75" style="width:44.05pt;height:18.8pt" o:ole="">
             <v:imagedata r:id="rId136" o:title=""/>
           </v:shape>
-          <o:OLEObject Type="Embed" ProgID="Equation.DSMT4" ShapeID="_x0000_i1117" DrawAspect="Content" ObjectID="_1848816336" r:id="rId137"/>
+          <o:OLEObject Type="Embed" ProgID="Equation.DSMT4" ShapeID="_x0000_i1087" DrawAspect="Content" ObjectID="_1849676841" r:id="rId137"/>
         </w:object>
       </w:r>
       <w:r>
@@ -3683,10 +3663,10 @@
           <w:position w:val="-32"/>
         </w:rPr>
         <w:object w:dxaOrig="3320" w:dyaOrig="760" w14:anchorId="188BE0EE">
-          <v:shape id="_x0000_i1120" type="#_x0000_t75" style="width:165.9pt;height:38.2pt" o:ole="">
+          <v:shape id="_x0000_i1088" type="#_x0000_t75" style="width:166.05pt;height:38.15pt" o:ole="">
             <v:imagedata r:id="rId138" o:title=""/>
           </v:shape>
-          <o:OLEObject Type="Embed" ProgID="Equation.DSMT4" ShapeID="_x0000_i1120" DrawAspect="Content" ObjectID="_1848816337" r:id="rId139"/>
+          <o:OLEObject Type="Embed" ProgID="Equation.DSMT4" ShapeID="_x0000_i1088" DrawAspect="Content" ObjectID="_1849676842" r:id="rId139"/>
         </w:object>
       </w:r>
     </w:p>
@@ -3705,10 +3685,10 @@
           <w:position w:val="-14"/>
         </w:rPr>
         <w:object w:dxaOrig="700" w:dyaOrig="380" w14:anchorId="3F785C79">
-          <v:shape id="_x0000_i1123" type="#_x0000_t75" style="width:35.05pt;height:18.8pt" o:ole="">
+          <v:shape id="_x0000_i1089" type="#_x0000_t75" style="width:34.95pt;height:18.8pt" o:ole="">
             <v:imagedata r:id="rId140" o:title=""/>
           </v:shape>
-          <o:OLEObject Type="Embed" ProgID="Equation.DSMT4" ShapeID="_x0000_i1123" DrawAspect="Content" ObjectID="_1848816338" r:id="rId141"/>
+          <o:OLEObject Type="Embed" ProgID="Equation.DSMT4" ShapeID="_x0000_i1089" DrawAspect="Content" ObjectID="_1849676843" r:id="rId141"/>
         </w:object>
       </w:r>
       <w:r>
@@ -3766,10 +3746,10 @@
           <w:position w:val="-14"/>
         </w:rPr>
         <w:object w:dxaOrig="999" w:dyaOrig="380" w14:anchorId="34F300AB">
-          <v:shape id="_x0000_i1124" type="#_x0000_t75" style="width:50.1pt;height:18.8pt" o:ole="">
+          <v:shape id="_x0000_i1090" type="#_x0000_t75" style="width:49.95pt;height:18.8pt" o:ole="">
             <v:imagedata r:id="rId142" o:title=""/>
           </v:shape>
-          <o:OLEObject Type="Embed" ProgID="Equation.DSMT4" ShapeID="_x0000_i1124" DrawAspect="Content" ObjectID="_1848816339" r:id="rId143"/>
+          <o:OLEObject Type="Embed" ProgID="Equation.DSMT4" ShapeID="_x0000_i1090" DrawAspect="Content" ObjectID="_1849676844" r:id="rId143"/>
         </w:object>
       </w:r>
       <w:r>
@@ -3806,10 +3786,10 @@
           <w:position w:val="-14"/>
         </w:rPr>
         <w:object w:dxaOrig="2280" w:dyaOrig="380" w14:anchorId="3BC1CA65">
-          <v:shape id="_x0000_i1127" type="#_x0000_t75" style="width:113.95pt;height:18.8pt" o:ole="">
+          <v:shape id="_x0000_i1091" type="#_x0000_t75" style="width:113.9pt;height:18.8pt" o:ole="">
             <v:imagedata r:id="rId144" o:title=""/>
           </v:shape>
-          <o:OLEObject Type="Embed" ProgID="Equation.DSMT4" ShapeID="_x0000_i1127" DrawAspect="Content" ObjectID="_1848816340" r:id="rId145"/>
+          <o:OLEObject Type="Embed" ProgID="Equation.DSMT4" ShapeID="_x0000_i1091" DrawAspect="Content" ObjectID="_1849676845" r:id="rId145"/>
         </w:object>
       </w:r>
     </w:p>
@@ -4008,9 +3988,6 @@
     <w:p>
       <w:pPr>
         <w:ind w:firstLine="480"/>
-        <w:rPr>
-          <w:rFonts w:hint="eastAsia"/>
-        </w:rPr>
       </w:pPr>
       <w:r>
         <w:rPr>
@@ -4138,9 +4115,6 @@
     <w:p>
       <w:pPr>
         <w:ind w:firstLine="480"/>
-        <w:rPr>
-          <w:rFonts w:hint="eastAsia"/>
-        </w:rPr>
       </w:pPr>
       <w:r>
         <w:rPr>
@@ -4306,9 +4280,6 @@
     <w:p>
       <w:pPr>
         <w:ind w:firstLine="480"/>
-        <w:rPr>
-          <w:rFonts w:hint="eastAsia"/>
-        </w:rPr>
       </w:pPr>
       <w:r>
         <w:rPr>
@@ -4316,6 +4287,238 @@
         </w:rPr>
         <w:t>综合上述结果可以看出，时间优化效果明显</w:t>
       </w:r>
+      <w:r>
+        <w:rPr>
+          <w:rFonts w:hint="eastAsia"/>
+        </w:rPr>
+        <w:t>。</w:t>
+      </w:r>
+    </w:p>
+    <w:p>
+      <w:pPr>
+        <w:pStyle w:val="a4"/>
+      </w:pPr>
+      <w:r>
+        <w:rPr>
+          <w:noProof/>
+        </w:rPr>
+        <w:drawing>
+          <wp:inline distT="0" distB="0" distL="0" distR="0" wp14:anchorId="36AA0F7D" wp14:editId="15C6CAFD">
+            <wp:extent cx="3036256" cy="2277375"/>
+            <wp:effectExtent l="0" t="0" r="0" b="8890"/>
+            <wp:docPr id="4" name="图形 4"/>
+            <wp:cNvGraphicFramePr>
+              <a:graphicFrameLocks xmlns:a="http://schemas.openxmlformats.org/drawingml/2006/main" noChangeAspect="1"/>
+            </wp:cNvGraphicFramePr>
+            <a:graphic xmlns:a="http://schemas.openxmlformats.org/drawingml/2006/main">
+              <a:graphicData uri="http://schemas.openxmlformats.org/drawingml/2006/picture">
+                <pic:pic xmlns:pic="http://schemas.openxmlformats.org/drawingml/2006/picture">
+                  <pic:nvPicPr>
+                    <pic:cNvPr id="4" name="B样条SNAP融合SNAP轨迹对比.svg"/>
+                    <pic:cNvPicPr/>
+                  </pic:nvPicPr>
+                  <pic:blipFill>
+                    <a:blip r:embed="rId152">
+                      <a:extLst>
+                        <a:ext uri="{28A0092B-C50C-407E-A947-70E740481C1C}">
+                          <a14:useLocalDpi xmlns:a14="http://schemas.microsoft.com/office/drawing/2010/main" val="0"/>
+                        </a:ext>
+                        <a:ext uri="{96DAC541-7B7A-43D3-8B79-37D633B846F1}">
+                          <asvg:svgBlip xmlns:asvg="http://schemas.microsoft.com/office/drawing/2016/SVG/main" r:embed="rId153"/>
+                        </a:ext>
+                      </a:extLst>
+                    </a:blip>
+                    <a:stretch>
+                      <a:fillRect/>
+                    </a:stretch>
+                  </pic:blipFill>
+                  <pic:spPr>
+                    <a:xfrm>
+                      <a:off x="0" y="0"/>
+                      <a:ext cx="3061745" cy="2296493"/>
+                    </a:xfrm>
+                    <a:prstGeom prst="rect">
+                      <a:avLst/>
+                    </a:prstGeom>
+                  </pic:spPr>
+                </pic:pic>
+              </a:graphicData>
+            </a:graphic>
+          </wp:inline>
+        </w:drawing>
+      </w:r>
+    </w:p>
+    <w:p>
+      <w:pPr>
+        <w:pStyle w:val="a4"/>
+      </w:pPr>
+      <w:r>
+        <w:rPr>
+          <w:rFonts w:hint="eastAsia"/>
+        </w:rPr>
+        <w:t>图</w:t>
+      </w:r>
+      <w:r>
+        <w:rPr>
+          <w:rFonts w:hint="eastAsia"/>
+        </w:rPr>
+        <w:t xml:space="preserve"> </w:t>
+      </w:r>
+      <w:r>
+        <w:rPr>
+          <w:rFonts w:hint="eastAsia"/>
+        </w:rPr>
+        <w:t>三种平滑方式对比</w:t>
+      </w:r>
+    </w:p>
+    <w:p>
+      <w:pPr>
+        <w:pStyle w:val="3"/>
+      </w:pPr>
+      <w:r>
+        <w:rPr>
+          <w:rFonts w:hint="eastAsia"/>
+        </w:rPr>
+        <w:lastRenderedPageBreak/>
+        <w:t>飞行走廊</w:t>
+      </w:r>
+    </w:p>
+    <w:p>
+      <w:pPr>
+        <w:pStyle w:val="a4"/>
+      </w:pPr>
+      <w:r>
+        <w:rPr>
+          <w:noProof/>
+        </w:rPr>
+        <w:drawing>
+          <wp:inline distT="0" distB="0" distL="0" distR="0" wp14:anchorId="6E028F97" wp14:editId="6C1AD84B">
+            <wp:extent cx="3345581" cy="2509387"/>
+            <wp:effectExtent l="0" t="0" r="7620" b="5715"/>
+            <wp:docPr id="16" name="图形 16"/>
+            <wp:cNvGraphicFramePr>
+              <a:graphicFrameLocks xmlns:a="http://schemas.openxmlformats.org/drawingml/2006/main" noChangeAspect="1"/>
+            </wp:cNvGraphicFramePr>
+            <a:graphic xmlns:a="http://schemas.openxmlformats.org/drawingml/2006/main">
+              <a:graphicData uri="http://schemas.openxmlformats.org/drawingml/2006/picture">
+                <pic:pic xmlns:pic="http://schemas.openxmlformats.org/drawingml/2006/picture">
+                  <pic:nvPicPr>
+                    <pic:cNvPr id="16" name="优化轨迹碰撞障碍物.svg"/>
+                    <pic:cNvPicPr/>
+                  </pic:nvPicPr>
+                  <pic:blipFill>
+                    <a:blip r:embed="rId154">
+                      <a:extLst>
+                        <a:ext uri="{28A0092B-C50C-407E-A947-70E740481C1C}">
+                          <a14:useLocalDpi xmlns:a14="http://schemas.microsoft.com/office/drawing/2010/main" val="0"/>
+                        </a:ext>
+                        <a:ext uri="{96DAC541-7B7A-43D3-8B79-37D633B846F1}">
+                          <asvg:svgBlip xmlns:asvg="http://schemas.microsoft.com/office/drawing/2016/SVG/main" r:embed="rId155"/>
+                        </a:ext>
+                      </a:extLst>
+                    </a:blip>
+                    <a:stretch>
+                      <a:fillRect/>
+                    </a:stretch>
+                  </pic:blipFill>
+                  <pic:spPr>
+                    <a:xfrm>
+                      <a:off x="0" y="0"/>
+                      <a:ext cx="3387339" cy="2540708"/>
+                    </a:xfrm>
+                    <a:prstGeom prst="rect">
+                      <a:avLst/>
+                    </a:prstGeom>
+                  </pic:spPr>
+                </pic:pic>
+              </a:graphicData>
+            </a:graphic>
+          </wp:inline>
+        </w:drawing>
+      </w:r>
+    </w:p>
+    <w:p>
+      <w:pPr>
+        <w:pStyle w:val="a4"/>
+      </w:pPr>
+      <w:r>
+        <w:rPr>
+          <w:rFonts w:hint="eastAsia"/>
+        </w:rPr>
+        <w:t>图</w:t>
+      </w:r>
+      <w:r>
+        <w:rPr>
+          <w:rFonts w:hint="eastAsia"/>
+        </w:rPr>
+        <w:t xml:space="preserve"> </w:t>
+      </w:r>
+      <w:r>
+        <w:rPr>
+          <w:rFonts w:hint="eastAsia"/>
+        </w:rPr>
+        <w:t>优化后曲线与障碍物碰撞</w:t>
+      </w:r>
+    </w:p>
+    <w:p>
+      <w:pPr>
+        <w:pStyle w:val="a4"/>
+        <w:rPr>
+          <w:rFonts w:hint="eastAsia"/>
+        </w:rPr>
+      </w:pPr>
+      <w:r>
+        <w:rPr>
+          <w:rFonts w:hint="eastAsia"/>
+          <w:noProof/>
+        </w:rPr>
+        <w:drawing>
+          <wp:inline distT="0" distB="0" distL="0" distR="0" wp14:anchorId="4F8CB432" wp14:editId="202E7B90">
+            <wp:extent cx="3281897" cy="2461620"/>
+            <wp:effectExtent l="0" t="0" r="0" b="0"/>
+            <wp:docPr id="18" name="图形 18"/>
+            <wp:cNvGraphicFramePr>
+              <a:graphicFrameLocks xmlns:a="http://schemas.openxmlformats.org/drawingml/2006/main" noChangeAspect="1"/>
+            </wp:cNvGraphicFramePr>
+            <a:graphic xmlns:a="http://schemas.openxmlformats.org/drawingml/2006/main">
+              <a:graphicData uri="http://schemas.openxmlformats.org/drawingml/2006/picture">
+                <pic:pic xmlns:pic="http://schemas.openxmlformats.org/drawingml/2006/picture">
+                  <pic:nvPicPr>
+                    <pic:cNvPr id="18" name="飞行走廊.svg"/>
+                    <pic:cNvPicPr/>
+                  </pic:nvPicPr>
+                  <pic:blipFill>
+                    <a:blip r:embed="rId156">
+                      <a:extLst>
+                        <a:ext uri="{28A0092B-C50C-407E-A947-70E740481C1C}">
+                          <a14:useLocalDpi xmlns:a14="http://schemas.microsoft.com/office/drawing/2010/main" val="0"/>
+                        </a:ext>
+                        <a:ext uri="{96DAC541-7B7A-43D3-8B79-37D633B846F1}">
+                          <asvg:svgBlip xmlns:asvg="http://schemas.microsoft.com/office/drawing/2016/SVG/main" r:embed="rId157"/>
+                        </a:ext>
+                      </a:extLst>
+                    </a:blip>
+                    <a:stretch>
+                      <a:fillRect/>
+                    </a:stretch>
+                  </pic:blipFill>
+                  <pic:spPr>
+                    <a:xfrm>
+                      <a:off x="0" y="0"/>
+                      <a:ext cx="3305928" cy="2479645"/>
+                    </a:xfrm>
+                    <a:prstGeom prst="rect">
+                      <a:avLst/>
+                    </a:prstGeom>
+                  </pic:spPr>
+                </pic:pic>
+              </a:graphicData>
+            </a:graphic>
+          </wp:inline>
+        </w:drawing>
+      </w:r>
+      <w:bookmarkStart w:id="1" w:name="_GoBack"/>
+      <w:bookmarkEnd w:id="1"/>
     </w:p>
     <w:sectPr>
       <w:pgSz w:w="11906" w:h="16838"/>
